--- a/agent_walkthrough.docx
+++ b/agent_walkthrough.docx
@@ -481,15 +481,14 @@
       </w:pPr>
       <w:r>
         <w:rPr/>
-        <w:t xml:space="preserve">This is the foundation of the whole project. It reads </w:t>
-      </w:r>
-      <w:r>
-        <w:rPr/>
-        <w:t>my</w:t>
-      </w:r>
-      <w:r>
-        <w:rPr/>
-        <w:t xml:space="preserve"> raw SugarWOD export (a CSV file) and transforms it into a clean, structured table that every other module can use reliably. It runs once at startup and caches the result.</w:t>
+        <w:t xml:space="preserve">This is the foundation of the whole project. It reads my raw SugarWOD export (a CSV file) and transforms it into a clean, structured table that every other module can use reliably. It runs once at startup and caches the result. </w:t>
+      </w:r>
+      <w:r>
+        <w:rPr>
+          <w:color w:val="000000"/>
+          <w:shd w:fill="E6E905" w:val="clear"/>
+        </w:rPr>
+        <w:t>The plan is to automate this data extraction, but this is in the future work scope.</w:t>
       </w:r>
     </w:p>
     <w:p>
@@ -648,7 +647,15 @@
       </w:pPr>
       <w:r>
         <w:rPr/>
-        <w:t>notes — your personal notes about how the session felt</w:t>
+        <w:t xml:space="preserve">notes — </w:t>
+      </w:r>
+      <w:r>
+        <w:rPr/>
+        <w:t>my</w:t>
+      </w:r>
+      <w:r>
+        <w:rPr/>
+        <w:t xml:space="preserve"> personal notes about how the session felt</w:t>
       </w:r>
     </w:p>
     <w:p>
@@ -662,7 +669,15 @@
       </w:pPr>
       <w:r>
         <w:rPr/>
-        <w:t>rx_or_scaled — whether you did it "RX" (as prescribed) or "SCALED"</w:t>
+        <w:t xml:space="preserve">rx_or_scaled — whether </w:t>
+      </w:r>
+      <w:r>
+        <w:rPr/>
+        <w:t>I</w:t>
+      </w:r>
+      <w:r>
+        <w:rPr/>
+        <w:t xml:space="preserve"> did it "RX" (as prescribed) or "SCALED"</w:t>
       </w:r>
     </w:p>
     <w:p>
@@ -676,7 +691,15 @@
       </w:pPr>
       <w:r>
         <w:rPr/>
-        <w:t>pr — "PR" if you set a personal record, blank otherwise</w:t>
+        <w:t xml:space="preserve">pr — "PR" if </w:t>
+      </w:r>
+      <w:r>
+        <w:rPr/>
+        <w:t>I</w:t>
+      </w:r>
+      <w:r>
+        <w:rPr/>
+        <w:t xml:space="preserve"> set a personal record, blank otherwise</w:t>
       </w:r>
     </w:p>
     <w:p>
@@ -1547,7 +1570,15 @@
       </w:pPr>
       <w:r>
         <w:rPr/>
-        <w:t>3. analysis/attendance.py — How Consistent Have You Been?</w:t>
+        <w:t xml:space="preserve">3. analysis/attendance.py — How Consistent Have </w:t>
+      </w:r>
+      <w:r>
+        <w:rPr/>
+        <w:t>I</w:t>
+      </w:r>
+      <w:r>
+        <w:rPr/>
+        <w:t xml:space="preserve"> Been?</w:t>
       </w:r>
     </w:p>
     <w:p>
@@ -2278,7 +2309,15 @@
       </w:pPr>
       <w:r>
         <w:rPr/>
-        <w:t>4. analysis/sentiment.py — How Did You Feel?</w:t>
+        <w:t xml:space="preserve">4. analysis/sentiment.py — How Did </w:t>
+      </w:r>
+      <w:r>
+        <w:rPr/>
+        <w:t>I</w:t>
+      </w:r>
+      <w:r>
+        <w:rPr/>
+        <w:t xml:space="preserve"> Feel?</w:t>
       </w:r>
     </w:p>
     <w:p>
@@ -2298,23 +2337,7 @@
       </w:pPr>
       <w:r>
         <w:rPr/>
-        <w:t xml:space="preserve">Analyses the text of </w:t>
-      </w:r>
-      <w:r>
-        <w:rPr/>
-        <w:t>my</w:t>
-      </w:r>
-      <w:r>
-        <w:rPr/>
-        <w:t xml:space="preserve"> workout notes to detect whether </w:t>
-      </w:r>
-      <w:r>
-        <w:rPr/>
-        <w:t>I</w:t>
-      </w:r>
-      <w:r>
-        <w:rPr/>
-        <w:t xml:space="preserve"> felt good or bad on a given session. It uses a simple but effective keyword-matching approach: it looks for positive words (like "fun", "strong", "nailed") and negative words (like "hard", "tired", "sore") in each note.</w:t>
+        <w:t>Analyses the text of my workout notes to detect whether I felt good or bad on a given session. It uses a simple but effective keyword-matching approach: it looks for positive words (like "fun", "strong", "nailed") and negative words (like "hard", "tired", "sore") in each note.</w:t>
       </w:r>
     </w:p>
     <w:p>
@@ -2782,7 +2805,47 @@
       </w:pPr>
       <w:r>
         <w:rPr/>
-        <w:t>The most interesting chart: it overlays your monthly mood scores against your monthly RX rate, and calculates how strongly they correlate. A high positive correlation (r close to 1) would mean you perform better when you feel good.</w:t>
+        <w:t xml:space="preserve">The most interesting chart: it overlays </w:t>
+      </w:r>
+      <w:r>
+        <w:rPr/>
+        <w:t>my</w:t>
+      </w:r>
+      <w:r>
+        <w:rPr/>
+        <w:t xml:space="preserve"> monthly mood scores against </w:t>
+      </w:r>
+      <w:r>
+        <w:rPr/>
+        <w:t>my</w:t>
+      </w:r>
+      <w:r>
+        <w:rPr/>
+        <w:t xml:space="preserve"> monthly RX rate, and calculates how strongly they correlate. A high positive correlation (r close to 1) would mean </w:t>
+      </w:r>
+      <w:r>
+        <w:rPr/>
+        <w:t>I</w:t>
+      </w:r>
+      <w:r>
+        <w:rPr/>
+        <w:t xml:space="preserve"> perform better when </w:t>
+      </w:r>
+      <w:r>
+        <w:rPr/>
+        <w:t>I</w:t>
+      </w:r>
+      <w:r>
+        <w:rPr/>
+        <w:t xml:space="preserve"> fe</w:t>
+      </w:r>
+      <w:r>
+        <w:rPr/>
+        <w:t>el</w:t>
+      </w:r>
+      <w:r>
+        <w:rPr/>
+        <w:t xml:space="preserve"> good.</w:t>
       </w:r>
     </w:p>
     <w:p>
@@ -2962,15 +3025,7 @@
       </w:pPr>
       <w:r>
         <w:rPr/>
-        <w:t>5. analysis/performance.py — How A</w:t>
-      </w:r>
-      <w:r>
-        <w:rPr/>
-        <w:t>m I</w:t>
-      </w:r>
-      <w:r>
-        <w:rPr/>
-        <w:t xml:space="preserve"> Progressing?</w:t>
+        <w:t>5. analysis/performance.py — How Am I Progressing?</w:t>
       </w:r>
     </w:p>
     <w:p>
@@ -2990,7 +3045,1133 @@
       </w:pPr>
       <w:r>
         <w:rPr/>
-        <w:t xml:space="preserve">The core performance analysis module. Tracks </w:t>
+        <w:t>The core performance analysis module. Tracks my RX rate over time, shows how each lift has progressed, measures how close to RX weight I am when scaling, and visualises all my PRs on a timeline.</w:t>
+      </w:r>
+    </w:p>
+    <w:p>
+      <w:pPr>
+        <w:pStyle w:val="Heading2"/>
+        <w:rPr/>
+      </w:pPr>
+      <w:r>
+        <w:rPr/>
+        <w:t>rx_rate_over_time()</w:t>
+      </w:r>
+    </w:p>
+    <w:p>
+      <w:pPr>
+        <w:pStyle w:val="Normal"/>
+        <w:ind w:start="576"/>
+        <w:rPr/>
+      </w:pPr>
+      <w:r>
+        <w:rPr>
+          <w:rFonts w:ascii="Courier New" w:hAnsi="Courier New"/>
+          <w:sz w:val="18"/>
+        </w:rPr>
+        <w:t>FUNCTION rx_rate_over_time(df):</w:t>
+      </w:r>
+    </w:p>
+    <w:p>
+      <w:pPr>
+        <w:pStyle w:val="Normal"/>
+        <w:ind w:start="576"/>
+        <w:rPr/>
+      </w:pPr>
+      <w:r>
+        <w:rPr>
+          <w:rFonts w:ascii="Courier New" w:hAnsi="Courier New"/>
+          <w:sz w:val="18"/>
+        </w:rPr>
+        <w:t xml:space="preserve">    </w:t>
+      </w:r>
+      <w:r>
+        <w:rPr>
+          <w:rFonts w:ascii="Courier New" w:hAnsi="Courier New"/>
+          <w:sz w:val="18"/>
+        </w:rPr>
+        <w:t>group by month</w:t>
+      </w:r>
+    </w:p>
+    <w:p>
+      <w:pPr>
+        <w:pStyle w:val="Normal"/>
+        <w:ind w:start="576"/>
+        <w:rPr/>
+      </w:pPr>
+      <w:r>
+        <w:rPr>
+          <w:rFonts w:ascii="Courier New" w:hAnsi="Courier New"/>
+          <w:sz w:val="18"/>
+        </w:rPr>
+        <w:t xml:space="preserve">    </w:t>
+      </w:r>
+      <w:r>
+        <w:rPr>
+          <w:rFonts w:ascii="Courier New" w:hAnsi="Courier New"/>
+          <w:sz w:val="18"/>
+        </w:rPr>
+        <w:t>FOR each month: rx_rate = (sessions marked RX / total sessions) × 100</w:t>
+      </w:r>
+    </w:p>
+    <w:p>
+      <w:pPr>
+        <w:pStyle w:val="Normal"/>
+        <w:ind w:start="576"/>
+        <w:rPr/>
+      </w:pPr>
+      <w:r>
+        <w:rPr>
+          <w:rFonts w:ascii="Courier New" w:hAnsi="Courier New"/>
+          <w:sz w:val="18"/>
+        </w:rPr>
+        <w:t xml:space="preserve">    </w:t>
+      </w:r>
+      <w:r>
+        <w:rPr>
+          <w:rFonts w:ascii="Courier New" w:hAnsi="Courier New"/>
+          <w:sz w:val="18"/>
+        </w:rPr>
+        <w:t>calculate 3-month rolling average of rx_rate</w:t>
+      </w:r>
+    </w:p>
+    <w:p>
+      <w:pPr>
+        <w:pStyle w:val="Normal"/>
+        <w:ind w:start="576"/>
+        <w:rPr/>
+      </w:pPr>
+      <w:r>
+        <w:rPr>
+          <w:rFonts w:ascii="Courier New" w:hAnsi="Courier New"/>
+          <w:sz w:val="18"/>
+        </w:rPr>
+        <w:t xml:space="preserve">    </w:t>
+      </w:r>
+      <w:r>
+        <w:rPr>
+          <w:rFonts w:ascii="Courier New" w:hAnsi="Courier New"/>
+          <w:sz w:val="18"/>
+        </w:rPr>
+        <w:t>draw line chart with:</w:t>
+      </w:r>
+    </w:p>
+    <w:p>
+      <w:pPr>
+        <w:pStyle w:val="Normal"/>
+        <w:ind w:start="576"/>
+        <w:rPr/>
+      </w:pPr>
+      <w:r>
+        <w:rPr>
+          <w:rFonts w:ascii="Courier New" w:hAnsi="Courier New"/>
+          <w:sz w:val="18"/>
+        </w:rPr>
+        <w:t xml:space="preserve">        </w:t>
+      </w:r>
+      <w:r>
+        <w:rPr>
+          <w:rFonts w:ascii="Courier New" w:hAnsi="Courier New"/>
+          <w:sz w:val="18"/>
+        </w:rPr>
+        <w:t>blue line + fill = monthly RX rate</w:t>
+      </w:r>
+    </w:p>
+    <w:p>
+      <w:pPr>
+        <w:pStyle w:val="Normal"/>
+        <w:ind w:start="576"/>
+        <w:rPr/>
+      </w:pPr>
+      <w:r>
+        <w:rPr>
+          <w:rFonts w:ascii="Courier New" w:hAnsi="Courier New"/>
+          <w:sz w:val="18"/>
+        </w:rPr>
+        <w:t xml:space="preserve">        </w:t>
+      </w:r>
+      <w:r>
+        <w:rPr>
+          <w:rFonts w:ascii="Courier New" w:hAnsi="Courier New"/>
+          <w:sz w:val="18"/>
+        </w:rPr>
+        <w:t>green line       = 3-month trend</w:t>
+      </w:r>
+    </w:p>
+    <w:p>
+      <w:pPr>
+        <w:pStyle w:val="Normal"/>
+        <w:ind w:start="576"/>
+        <w:rPr/>
+      </w:pPr>
+      <w:r>
+        <w:rPr>
+          <w:rFonts w:ascii="Courier New" w:hAnsi="Courier New"/>
+          <w:sz w:val="18"/>
+        </w:rPr>
+        <w:t xml:space="preserve">        </w:t>
+      </w:r>
+      <w:r>
+        <w:rPr>
+          <w:rFonts w:ascii="Courier New" w:hAnsi="Courier New"/>
+          <w:sz w:val="18"/>
+        </w:rPr>
+        <w:t>dashed line at 50% for reference</w:t>
+      </w:r>
+    </w:p>
+    <w:p>
+      <w:pPr>
+        <w:pStyle w:val="Normal"/>
+        <w:ind w:start="576"/>
+        <w:rPr/>
+      </w:pPr>
+      <w:r>
+        <w:rPr>
+          <w:rFonts w:ascii="Courier New" w:hAnsi="Courier New"/>
+          <w:sz w:val="18"/>
+        </w:rPr>
+        <w:t xml:space="preserve">        </w:t>
+      </w:r>
+      <w:r>
+        <w:rPr>
+          <w:rFonts w:ascii="Courier New" w:hAnsi="Courier New"/>
+          <w:sz w:val="18"/>
+        </w:rPr>
+        <w:t>red shading on any gaps &gt; 30 days</w:t>
+      </w:r>
+    </w:p>
+    <w:p>
+      <w:pPr>
+        <w:pStyle w:val="Normal"/>
+        <w:ind w:start="576"/>
+        <w:rPr/>
+      </w:pPr>
+      <w:r>
+        <w:rPr>
+          <w:rFonts w:ascii="Courier New" w:hAnsi="Courier New"/>
+          <w:sz w:val="18"/>
+        </w:rPr>
+        <w:t xml:space="preserve">    </w:t>
+      </w:r>
+      <w:r>
+        <w:rPr>
+          <w:rFonts w:ascii="Courier New" w:hAnsi="Courier New"/>
+          <w:sz w:val="18"/>
+        </w:rPr>
+        <w:t>RETURN figure</w:t>
+      </w:r>
+    </w:p>
+    <w:p>
+      <w:pPr>
+        <w:pStyle w:val="Heading2"/>
+        <w:rPr/>
+      </w:pPr>
+      <w:r>
+        <w:rPr/>
+        <w:t>strength_progression()</w:t>
+      </w:r>
+    </w:p>
+    <w:p>
+      <w:pPr>
+        <w:pStyle w:val="Normal"/>
+        <w:ind w:start="576"/>
+        <w:rPr/>
+      </w:pPr>
+      <w:r>
+        <w:rPr>
+          <w:rFonts w:ascii="Courier New" w:hAnsi="Courier New"/>
+          <w:sz w:val="18"/>
+        </w:rPr>
+        <w:t>FUNCTION strength_progression(df, top_n=6):</w:t>
+      </w:r>
+    </w:p>
+    <w:p>
+      <w:pPr>
+        <w:pStyle w:val="Normal"/>
+        <w:ind w:start="576"/>
+        <w:rPr/>
+      </w:pPr>
+      <w:r>
+        <w:rPr>
+          <w:rFonts w:ascii="Courier New" w:hAnsi="Courier New"/>
+          <w:sz w:val="18"/>
+        </w:rPr>
+        <w:t xml:space="preserve">    </w:t>
+      </w:r>
+      <w:r>
+        <w:rPr>
+          <w:rFonts w:ascii="Courier New" w:hAnsi="Courier New"/>
+          <w:sz w:val="18"/>
+        </w:rPr>
+        <w:t>filter to Load sessions that have a barbell lift name</w:t>
+      </w:r>
+    </w:p>
+    <w:p>
+      <w:pPr>
+        <w:pStyle w:val="Normal"/>
+        <w:ind w:start="576"/>
+        <w:rPr/>
+      </w:pPr>
+      <w:r>
+        <w:rPr>
+          <w:rFonts w:ascii="Courier New" w:hAnsi="Courier New"/>
+          <w:sz w:val="18"/>
+        </w:rPr>
+        <w:t xml:space="preserve">    </w:t>
+      </w:r>
+      <w:r>
+        <w:rPr>
+          <w:rFonts w:ascii="Courier New" w:hAnsi="Courier New"/>
+          <w:sz w:val="18"/>
+        </w:rPr>
+        <w:t>find the 6 most frequently logged lifts</w:t>
+      </w:r>
+    </w:p>
+    <w:p>
+      <w:pPr>
+        <w:pStyle w:val="Normal"/>
+        <w:ind w:start="576"/>
+        <w:rPr/>
+      </w:pPr>
+      <w:r>
+        <w:rPr>
+          <w:rFonts w:ascii="Courier New" w:hAnsi="Courier New"/>
+          <w:sz w:val="18"/>
+        </w:rPr>
+        <w:t xml:space="preserve">    </w:t>
+      </w:r>
+      <w:r>
+        <w:rPr>
+          <w:rFonts w:ascii="Courier New" w:hAnsi="Courier New"/>
+          <w:sz w:val="18"/>
+        </w:rPr>
+        <w:t>create a 2-row × 3-column grid of charts (one per lift)</w:t>
+      </w:r>
+    </w:p>
+    <w:p>
+      <w:pPr>
+        <w:pStyle w:val="Normal"/>
+        <w:ind w:start="576"/>
+        <w:rPr/>
+      </w:pPr>
+      <w:r>
+        <w:rPr>
+          <w:rFonts w:ascii="Courier New" w:hAnsi="Courier New"/>
+          <w:sz w:val="18"/>
+        </w:rPr>
+        <w:t xml:space="preserve">    </w:t>
+      </w:r>
+      <w:r>
+        <w:rPr>
+          <w:rFonts w:ascii="Courier New" w:hAnsi="Courier New"/>
+          <w:sz w:val="18"/>
+        </w:rPr>
+        <w:t>FOR each lift:</w:t>
+      </w:r>
+    </w:p>
+    <w:p>
+      <w:pPr>
+        <w:pStyle w:val="Normal"/>
+        <w:ind w:start="576"/>
+        <w:rPr/>
+      </w:pPr>
+      <w:r>
+        <w:rPr>
+          <w:rFonts w:ascii="Courier New" w:hAnsi="Courier New"/>
+          <w:sz w:val="18"/>
+        </w:rPr>
+        <w:t xml:space="preserve">        </w:t>
+      </w:r>
+      <w:r>
+        <w:rPr>
+          <w:rFonts w:ascii="Courier New" w:hAnsi="Courier New"/>
+          <w:sz w:val="18"/>
+        </w:rPr>
+        <w:t>sort sessions by date</w:t>
+      </w:r>
+    </w:p>
+    <w:p>
+      <w:pPr>
+        <w:pStyle w:val="Normal"/>
+        <w:ind w:start="576"/>
+        <w:rPr/>
+      </w:pPr>
+      <w:r>
+        <w:rPr>
+          <w:rFonts w:ascii="Courier New" w:hAnsi="Courier New"/>
+          <w:sz w:val="18"/>
+        </w:rPr>
+        <w:t xml:space="preserve">        </w:t>
+      </w:r>
+      <w:r>
+        <w:rPr>
+          <w:rFonts w:ascii="Courier New" w:hAnsi="Courier New"/>
+          <w:sz w:val="18"/>
+        </w:rPr>
+        <w:t>running_max = the highest weight lifted up to each point in time</w:t>
+      </w:r>
+    </w:p>
+    <w:p>
+      <w:pPr>
+        <w:pStyle w:val="Normal"/>
+        <w:ind w:start="576"/>
+        <w:rPr/>
+      </w:pPr>
+      <w:r>
+        <w:rPr>
+          <w:rFonts w:ascii="Courier New" w:hAnsi="Courier New"/>
+          <w:sz w:val="18"/>
+        </w:rPr>
+        <w:t xml:space="preserve">        </w:t>
+      </w:r>
+      <w:r>
+        <w:rPr>
+          <w:rFonts w:ascii="Courier New" w:hAnsi="Courier New"/>
+          <w:sz w:val="18"/>
+        </w:rPr>
+        <w:t>prs = sessions where is_pr is True</w:t>
+      </w:r>
+    </w:p>
+    <w:p>
+      <w:pPr>
+        <w:pStyle w:val="Normal"/>
+        <w:ind w:start="576"/>
+        <w:rPr/>
+      </w:pPr>
+      <w:r>
+        <w:rPr>
+          <w:rFonts w:ascii="Courier New" w:hAnsi="Courier New"/>
+          <w:sz w:val="18"/>
+        </w:rPr>
+        <w:t xml:space="preserve">        </w:t>
+      </w:r>
+      <w:r>
+        <w:rPr>
+          <w:rFonts w:ascii="Courier New" w:hAnsi="Courier New"/>
+          <w:sz w:val="18"/>
+        </w:rPr>
+        <w:t>draw:</w:t>
+      </w:r>
+    </w:p>
+    <w:p>
+      <w:pPr>
+        <w:pStyle w:val="Normal"/>
+        <w:ind w:start="576"/>
+        <w:rPr/>
+      </w:pPr>
+      <w:r>
+        <w:rPr>
+          <w:rFonts w:ascii="Courier New" w:hAnsi="Courier New"/>
+          <w:sz w:val="18"/>
+        </w:rPr>
+        <w:t xml:space="preserve">            </w:t>
+      </w:r>
+      <w:r>
+        <w:rPr>
+          <w:rFonts w:ascii="Courier New" w:hAnsi="Courier New"/>
+          <w:sz w:val="18"/>
+        </w:rPr>
+        <w:t>blue dots  = every attempt</w:t>
+      </w:r>
+    </w:p>
+    <w:p>
+      <w:pPr>
+        <w:pStyle w:val="Normal"/>
+        <w:ind w:start="576"/>
+        <w:rPr/>
+      </w:pPr>
+      <w:r>
+        <w:rPr>
+          <w:rFonts w:ascii="Courier New" w:hAnsi="Courier New"/>
+          <w:sz w:val="18"/>
+        </w:rPr>
+        <w:t xml:space="preserve">            </w:t>
+      </w:r>
+      <w:r>
+        <w:rPr>
+          <w:rFonts w:ascii="Courier New" w:hAnsi="Courier New"/>
+          <w:sz w:val="18"/>
+        </w:rPr>
+        <w:t>green line = running all-time best (running_max)</w:t>
+      </w:r>
+    </w:p>
+    <w:p>
+      <w:pPr>
+        <w:pStyle w:val="Normal"/>
+        <w:ind w:start="576"/>
+        <w:rPr/>
+      </w:pPr>
+      <w:r>
+        <w:rPr>
+          <w:rFonts w:ascii="Courier New" w:hAnsi="Courier New"/>
+          <w:sz w:val="18"/>
+        </w:rPr>
+        <w:t xml:space="preserve">            </w:t>
+      </w:r>
+      <w:r>
+        <w:rPr>
+          <w:rFonts w:ascii="Courier New" w:hAnsi="Courier New"/>
+          <w:sz w:val="18"/>
+        </w:rPr>
+        <w:t>amber star = PR attempts</w:t>
+      </w:r>
+    </w:p>
+    <w:p>
+      <w:pPr>
+        <w:pStyle w:val="Normal"/>
+        <w:ind w:start="576"/>
+        <w:rPr/>
+      </w:pPr>
+      <w:r>
+        <w:rPr>
+          <w:rFonts w:ascii="Courier New" w:hAnsi="Courier New"/>
+          <w:sz w:val="18"/>
+        </w:rPr>
+        <w:t xml:space="preserve">    </w:t>
+      </w:r>
+      <w:r>
+        <w:rPr>
+          <w:rFonts w:ascii="Courier New" w:hAnsi="Courier New"/>
+          <w:sz w:val="18"/>
+        </w:rPr>
+        <w:t>RETURN figure</w:t>
+      </w:r>
+    </w:p>
+    <w:p>
+      <w:pPr>
+        <w:pStyle w:val="Heading2"/>
+        <w:rPr/>
+      </w:pPr>
+      <w:r>
+        <w:rPr/>
+        <w:t>_extract_weights_claude() — the AI-powered weight extractor</w:t>
+      </w:r>
+    </w:p>
+    <w:p>
+      <w:pPr>
+        <w:pStyle w:val="Normal"/>
+        <w:rPr/>
+      </w:pPr>
+      <w:r>
+        <w:rPr/>
+        <w:t xml:space="preserve">This is where AI is used inside the analysis layer. When a session is logged as SCALED, I wrote in my notes what weight </w:t>
+      </w:r>
+      <w:r>
+        <w:rPr/>
+        <w:t>I</w:t>
+      </w:r>
+      <w:r>
+        <w:rPr/>
+        <w:t xml:space="preserve"> actually used. This function sends those notes to Claude Haiku (a fast, cheap model) and asks it to extract the weight — handling both explicit mentions ("95 lbs") and implicit ones ("used the 95", "went with 65").</w:t>
+      </w:r>
+    </w:p>
+    <w:p>
+      <w:pPr>
+        <w:pStyle w:val="Normal"/>
+        <w:ind w:start="576"/>
+        <w:rPr/>
+      </w:pPr>
+      <w:r>
+        <w:rPr>
+          <w:rFonts w:ascii="Courier New" w:hAnsi="Courier New"/>
+          <w:sz w:val="18"/>
+        </w:rPr>
+        <w:t>FUNCTION _extract_weights_claude(notes_list):</w:t>
+      </w:r>
+    </w:p>
+    <w:p>
+      <w:pPr>
+        <w:pStyle w:val="Normal"/>
+        <w:ind w:start="576"/>
+        <w:rPr/>
+      </w:pPr>
+      <w:r>
+        <w:rPr>
+          <w:rFonts w:ascii="Courier New" w:hAnsi="Courier New"/>
+          <w:sz w:val="18"/>
+        </w:rPr>
+        <w:t xml:space="preserve">    </w:t>
+      </w:r>
+      <w:r>
+        <w:rPr>
+          <w:rFonts w:ascii="Courier New" w:hAnsi="Courier New"/>
+          <w:sz w:val="18"/>
+        </w:rPr>
+        <w:t>results = empty list</w:t>
+      </w:r>
+    </w:p>
+    <w:p>
+      <w:pPr>
+        <w:pStyle w:val="Normal"/>
+        <w:ind w:start="576"/>
+        <w:rPr/>
+      </w:pPr>
+      <w:r>
+        <w:rPr>
+          <w:rFonts w:ascii="Courier New" w:hAnsi="Courier New"/>
+          <w:sz w:val="18"/>
+        </w:rPr>
+        <w:t xml:space="preserve">    </w:t>
+      </w:r>
+      <w:r>
+        <w:rPr>
+          <w:rFonts w:ascii="Courier New" w:hAnsi="Courier New"/>
+          <w:sz w:val="18"/>
+        </w:rPr>
+        <w:t>PROCESS notes in batches of 100:</w:t>
+      </w:r>
+    </w:p>
+    <w:p>
+      <w:pPr>
+        <w:pStyle w:val="Normal"/>
+        <w:ind w:start="576"/>
+        <w:rPr/>
+      </w:pPr>
+      <w:r>
+        <w:rPr>
+          <w:rFonts w:ascii="Courier New" w:hAnsi="Courier New"/>
+          <w:sz w:val="18"/>
+        </w:rPr>
+        <w:t xml:space="preserve">        </w:t>
+      </w:r>
+      <w:r>
+        <w:rPr>
+          <w:rFonts w:ascii="Courier New" w:hAnsi="Courier New"/>
+          <w:sz w:val="18"/>
+        </w:rPr>
+        <w:t>format the batch as a numbered list of notes</w:t>
+      </w:r>
+    </w:p>
+    <w:p>
+      <w:pPr>
+        <w:pStyle w:val="Normal"/>
+        <w:ind w:start="576"/>
+        <w:rPr/>
+      </w:pPr>
+      <w:r>
+        <w:rPr>
+          <w:rFonts w:ascii="Courier New" w:hAnsi="Courier New"/>
+          <w:sz w:val="18"/>
+        </w:rPr>
+        <w:t xml:space="preserve">        </w:t>
+      </w:r>
+      <w:r>
+        <w:rPr>
+          <w:rFonts w:ascii="Courier New" w:hAnsi="Courier New"/>
+          <w:sz w:val="18"/>
+        </w:rPr>
+        <w:t>send to Claude Haiku with this instruction:</w:t>
+      </w:r>
+    </w:p>
+    <w:p>
+      <w:pPr>
+        <w:pStyle w:val="Normal"/>
+        <w:ind w:start="576"/>
+        <w:rPr/>
+      </w:pPr>
+      <w:r>
+        <w:rPr>
+          <w:rFonts w:ascii="Courier New" w:hAnsi="Courier New"/>
+          <w:sz w:val="18"/>
+        </w:rPr>
+        <w:t xml:space="preserve">            </w:t>
+      </w:r>
+      <w:r>
+        <w:rPr>
+          <w:rFonts w:ascii="Courier New" w:hAnsi="Courier New"/>
+          <w:sz w:val="18"/>
+        </w:rPr>
+        <w:t>"Return a JSON array of exactly N values.</w:t>
+      </w:r>
+    </w:p>
+    <w:p>
+      <w:pPr>
+        <w:pStyle w:val="Normal"/>
+        <w:ind w:start="576"/>
+        <w:rPr/>
+      </w:pPr>
+      <w:r>
+        <w:rPr>
+          <w:rFonts w:ascii="Courier New" w:hAnsi="Courier New"/>
+          <w:sz w:val="18"/>
+        </w:rPr>
+        <w:t xml:space="preserve">             </w:t>
+      </w:r>
+      <w:r>
+        <w:rPr>
+          <w:rFonts w:ascii="Courier New" w:hAnsi="Courier New"/>
+          <w:sz w:val="18"/>
+        </w:rPr>
+        <w:t>Each value is a number (the weight in lbs) or null.</w:t>
+      </w:r>
+    </w:p>
+    <w:p>
+      <w:pPr>
+        <w:pStyle w:val="Normal"/>
+        <w:ind w:start="576"/>
+        <w:rPr/>
+      </w:pPr>
+      <w:r>
+        <w:rPr>
+          <w:rFonts w:ascii="Courier New" w:hAnsi="Courier New"/>
+          <w:sz w:val="18"/>
+        </w:rPr>
+        <w:t xml:space="preserve">             </w:t>
+      </w:r>
+      <w:r>
+        <w:rPr>
+          <w:rFonts w:ascii="Courier New" w:hAnsi="Courier New"/>
+          <w:sz w:val="18"/>
+        </w:rPr>
+        <w:t>Handle both explicit (95 lbs, 95#) and implicit</w:t>
+      </w:r>
+    </w:p>
+    <w:p>
+      <w:pPr>
+        <w:pStyle w:val="Normal"/>
+        <w:ind w:start="576"/>
+        <w:rPr/>
+      </w:pPr>
+      <w:r>
+        <w:rPr>
+          <w:rFonts w:ascii="Courier New" w:hAnsi="Courier New"/>
+          <w:sz w:val="18"/>
+        </w:rPr>
+        <w:t xml:space="preserve">             </w:t>
+      </w:r>
+      <w:r>
+        <w:rPr>
+          <w:rFonts w:ascii="Courier New" w:hAnsi="Courier New"/>
+          <w:sz w:val="18"/>
+        </w:rPr>
+        <w:t>(used the 95, went with 65) references."</w:t>
+      </w:r>
+    </w:p>
+    <w:p>
+      <w:pPr>
+        <w:pStyle w:val="Normal"/>
+        <w:ind w:start="576"/>
+        <w:rPr/>
+      </w:pPr>
+      <w:r>
+        <w:rPr>
+          <w:rFonts w:ascii="Courier New" w:hAnsi="Courier New"/>
+          <w:sz w:val="18"/>
+        </w:rPr>
+        <w:t xml:space="preserve">        </w:t>
+      </w:r>
+      <w:r>
+        <w:rPr>
+          <w:rFonts w:ascii="Courier New" w:hAnsi="Courier New"/>
+          <w:sz w:val="18"/>
+        </w:rPr>
+        <w:t>parse the JSON array from Claude's response</w:t>
+      </w:r>
+    </w:p>
+    <w:p>
+      <w:pPr>
+        <w:pStyle w:val="Normal"/>
+        <w:ind w:start="576"/>
+        <w:rPr/>
+      </w:pPr>
+      <w:r>
+        <w:rPr>
+          <w:rFonts w:ascii="Courier New" w:hAnsi="Courier New"/>
+          <w:sz w:val="18"/>
+        </w:rPr>
+        <w:t xml:space="preserve">        </w:t>
+      </w:r>
+      <w:r>
+        <w:rPr>
+          <w:rFonts w:ascii="Courier New" w:hAnsi="Courier New"/>
+          <w:sz w:val="18"/>
+        </w:rPr>
+        <w:t>IF parsing succeeds AND array has correct length:</w:t>
+      </w:r>
+    </w:p>
+    <w:p>
+      <w:pPr>
+        <w:pStyle w:val="Normal"/>
+        <w:ind w:start="576"/>
+        <w:rPr/>
+      </w:pPr>
+      <w:r>
+        <w:rPr>
+          <w:rFonts w:ascii="Courier New" w:hAnsi="Courier New"/>
+          <w:sz w:val="18"/>
+        </w:rPr>
+        <w:t xml:space="preserve">            </w:t>
+      </w:r>
+      <w:r>
+        <w:rPr>
+          <w:rFonts w:ascii="Courier New" w:hAnsi="Courier New"/>
+          <w:sz w:val="18"/>
+        </w:rPr>
+        <w:t>add results to list</w:t>
+      </w:r>
+    </w:p>
+    <w:p>
+      <w:pPr>
+        <w:pStyle w:val="Normal"/>
+        <w:ind w:start="576"/>
+        <w:rPr/>
+      </w:pPr>
+      <w:r>
+        <w:rPr>
+          <w:rFonts w:ascii="Courier New" w:hAnsi="Courier New"/>
+          <w:sz w:val="18"/>
+        </w:rPr>
+        <w:t xml:space="preserve">        </w:t>
+      </w:r>
+      <w:r>
+        <w:rPr>
+          <w:rFonts w:ascii="Courier New" w:hAnsi="Courier New"/>
+          <w:sz w:val="18"/>
+        </w:rPr>
+        <w:t>ELSE:</w:t>
+      </w:r>
+    </w:p>
+    <w:p>
+      <w:pPr>
+        <w:pStyle w:val="Normal"/>
+        <w:ind w:start="576"/>
+        <w:rPr/>
+      </w:pPr>
+      <w:r>
+        <w:rPr>
+          <w:rFonts w:ascii="Courier New" w:hAnsi="Courier New"/>
+          <w:sz w:val="18"/>
+        </w:rPr>
+        <w:t xml:space="preserve">            </w:t>
+      </w:r>
+      <w:r>
+        <w:rPr>
+          <w:rFonts w:ascii="Courier New" w:hAnsi="Courier New"/>
+          <w:sz w:val="18"/>
+        </w:rPr>
+        <w:t>add N nulls as fallback</w:t>
+      </w:r>
+    </w:p>
+    <w:p>
+      <w:pPr>
+        <w:pStyle w:val="Normal"/>
+        <w:ind w:start="576"/>
+        <w:rPr/>
+      </w:pPr>
+      <w:r>
+        <w:rPr>
+          <w:rFonts w:ascii="Courier New" w:hAnsi="Courier New"/>
+          <w:sz w:val="18"/>
+        </w:rPr>
+        <w:t xml:space="preserve">    </w:t>
+      </w:r>
+      <w:r>
+        <w:rPr>
+          <w:rFonts w:ascii="Courier New" w:hAnsi="Courier New"/>
+          <w:sz w:val="18"/>
+        </w:rPr>
+        <w:t>RETURN full results list</w:t>
+      </w:r>
+    </w:p>
+    <w:p>
+      <w:pPr>
+        <w:pStyle w:val="Heading2"/>
+        <w:rPr/>
+      </w:pPr>
+      <w:r>
+        <w:rPr/>
+        <w:t>scaling_ratio()</w:t>
+      </w:r>
+    </w:p>
+    <w:p>
+      <w:pPr>
+        <w:pStyle w:val="Normal"/>
+        <w:ind w:start="576"/>
+        <w:rPr/>
+      </w:pPr>
+      <w:r>
+        <w:rPr>
+          <w:rFonts w:ascii="Courier New" w:hAnsi="Courier New"/>
+          <w:sz w:val="18"/>
+        </w:rPr>
+        <w:t>FUNCTION scaling_ratio(df):</w:t>
+      </w:r>
+    </w:p>
+    <w:p>
+      <w:pPr>
+        <w:pStyle w:val="Normal"/>
+        <w:ind w:start="576"/>
+        <w:rPr/>
+      </w:pPr>
+      <w:r>
+        <w:rPr>
+          <w:rFonts w:ascii="Courier New" w:hAnsi="Courier New"/>
+          <w:sz w:val="18"/>
+        </w:rPr>
+        <w:t xml:space="preserve">    </w:t>
+      </w:r>
+      <w:r>
+        <w:rPr>
+          <w:rFonts w:ascii="Courier New" w:hAnsi="Courier New"/>
+          <w:sz w:val="18"/>
+        </w:rPr>
+        <w:t>filter to SCALED sessions only</w:t>
+      </w:r>
+    </w:p>
+    <w:p>
+      <w:pPr>
+        <w:pStyle w:val="Normal"/>
+        <w:ind w:start="576"/>
+        <w:rPr/>
+      </w:pPr>
+      <w:r>
+        <w:rPr>
+          <w:rFonts w:ascii="Courier New" w:hAnsi="Courier New"/>
+          <w:sz w:val="18"/>
+        </w:rPr>
+        <w:t xml:space="preserve">    </w:t>
+      </w:r>
+      <w:r>
+        <w:rPr>
+          <w:rFonts w:ascii="Courier New" w:hAnsi="Courier New"/>
+          <w:sz w:val="18"/>
+        </w:rPr>
+        <w:t>FOR each scaled session:</w:t>
+      </w:r>
+    </w:p>
+    <w:p>
+      <w:pPr>
+        <w:pStyle w:val="Normal"/>
+        <w:ind w:start="576"/>
+        <w:rPr/>
+      </w:pPr>
+      <w:r>
+        <w:rPr>
+          <w:rFonts w:ascii="Courier New" w:hAnsi="Courier New"/>
+          <w:sz w:val="18"/>
+        </w:rPr>
+        <w:t xml:space="preserve">        </w:t>
+      </w:r>
+      <w:r>
+        <w:rPr>
+          <w:rFonts w:ascii="Courier New" w:hAnsi="Courier New"/>
+          <w:sz w:val="18"/>
+        </w:rPr>
+        <w:t>rx_weight   = extract prescribed weight from description</w:t>
+      </w:r>
+    </w:p>
+    <w:p>
+      <w:pPr>
+        <w:pStyle w:val="Normal"/>
+        <w:ind w:start="576"/>
+        <w:rPr/>
+      </w:pPr>
+      <w:r>
+        <w:rPr>
+          <w:rFonts w:ascii="Courier New" w:hAnsi="Courier New"/>
+          <w:sz w:val="18"/>
+        </w:rPr>
+        <w:t xml:space="preserve">                      </w:t>
+      </w:r>
+      <w:r>
+        <w:rPr>
+          <w:rFonts w:ascii="Courier New" w:hAnsi="Courier New"/>
+          <w:sz w:val="18"/>
+        </w:rPr>
+        <w:t>(looks for patterns like "135/95 lbs" → takes 95)</w:t>
+      </w:r>
+    </w:p>
+    <w:p>
+      <w:pPr>
+        <w:pStyle w:val="Normal"/>
+        <w:ind w:start="576"/>
+        <w:rPr/>
+      </w:pPr>
+      <w:r>
+        <w:rPr>
+          <w:rFonts w:ascii="Courier New" w:hAnsi="Courier New"/>
+          <w:sz w:val="18"/>
+        </w:rPr>
+        <w:t xml:space="preserve">        </w:t>
+      </w:r>
+      <w:r>
+        <w:rPr>
+          <w:rFonts w:ascii="Courier New" w:hAnsi="Courier New"/>
+          <w:sz w:val="18"/>
+        </w:rPr>
+        <w:t>actual_weight = extracted by _extract_weights_claude() from notes</w:t>
+      </w:r>
+    </w:p>
+    <w:p>
+      <w:pPr>
+        <w:pStyle w:val="Normal"/>
+        <w:ind w:start="576"/>
+        <w:rPr/>
+      </w:pPr>
+      <w:r>
+        <w:rPr>
+          <w:rFonts w:ascii="Courier New" w:hAnsi="Courier New"/>
+          <w:sz w:val="18"/>
+        </w:rPr>
+        <w:t xml:space="preserve">        </w:t>
+      </w:r>
+      <w:r>
+        <w:rPr>
+          <w:rFonts w:ascii="Courier New" w:hAnsi="Courier New"/>
+          <w:sz w:val="18"/>
+        </w:rPr>
+        <w:t>ratio = actual_weight / rx_weight</w:t>
+      </w:r>
+    </w:p>
+    <w:p>
+      <w:pPr>
+        <w:pStyle w:val="Normal"/>
+        <w:ind w:start="576"/>
+        <w:rPr/>
+      </w:pPr>
+      <w:r>
+        <w:rPr>
+          <w:rFonts w:ascii="Courier New" w:hAnsi="Courier New"/>
+          <w:sz w:val="18"/>
+        </w:rPr>
+        <w:t xml:space="preserve">    </w:t>
+      </w:r>
+      <w:r>
+        <w:rPr>
+          <w:rFonts w:ascii="Courier New" w:hAnsi="Courier New"/>
+          <w:sz w:val="18"/>
+        </w:rPr>
+        <w:t>keep only rows where ratio is between 10% and 100%</w:t>
+      </w:r>
+    </w:p>
+    <w:p>
+      <w:pPr>
+        <w:pStyle w:val="Normal"/>
+        <w:ind w:start="576"/>
+        <w:rPr/>
+      </w:pPr>
+      <w:r>
+        <w:rPr>
+          <w:rFonts w:ascii="Courier New" w:hAnsi="Courier New"/>
+          <w:sz w:val="18"/>
+        </w:rPr>
+        <w:t xml:space="preserve">    </w:t>
+      </w:r>
+      <w:r>
+        <w:rPr>
+          <w:rFonts w:ascii="Courier New" w:hAnsi="Courier New"/>
+          <w:sz w:val="18"/>
+        </w:rPr>
+        <w:t>fit a linear trend line to ratio over time</w:t>
+      </w:r>
+    </w:p>
+    <w:p>
+      <w:pPr>
+        <w:pStyle w:val="Normal"/>
+        <w:ind w:start="576"/>
+        <w:rPr/>
+      </w:pPr>
+      <w:r>
+        <w:rPr>
+          <w:rFonts w:ascii="Courier New" w:hAnsi="Courier New"/>
+          <w:sz w:val="18"/>
+        </w:rPr>
+        <w:t xml:space="preserve">    </w:t>
+      </w:r>
+      <w:r>
+        <w:rPr>
+          <w:rFonts w:ascii="Courier New" w:hAnsi="Courier New"/>
+          <w:sz w:val="18"/>
+        </w:rPr>
+        <w:t>draw scatter plot + trend line</w:t>
+      </w:r>
+    </w:p>
+    <w:p>
+      <w:pPr>
+        <w:pStyle w:val="Normal"/>
+        <w:ind w:start="576"/>
+        <w:rPr/>
+      </w:pPr>
+      <w:r>
+        <w:rPr>
+          <w:rFonts w:ascii="Courier New" w:hAnsi="Courier New"/>
+          <w:sz w:val="18"/>
+        </w:rPr>
+        <w:t xml:space="preserve">    </w:t>
+      </w:r>
+      <w:r>
+        <w:rPr>
+          <w:rFonts w:ascii="Courier New" w:hAnsi="Courier New"/>
+          <w:sz w:val="18"/>
+        </w:rPr>
+        <w:t>RETURN (figure, stats_dict)</w:t>
+      </w:r>
+    </w:p>
+    <w:p>
+      <w:pPr>
+        <w:pStyle w:val="Normal"/>
+        <w:rPr/>
+      </w:pPr>
+      <w:r>
+        <w:rPr/>
+      </w:r>
+    </w:p>
+    <w:p>
+      <w:pPr>
+        <w:pStyle w:val="Heading1"/>
+        <w:rPr/>
+      </w:pPr>
+      <w:r>
+        <w:rPr/>
+        <w:t>6. analysis/ml_models.py — The Machine Learning Layer</w:t>
+      </w:r>
+    </w:p>
+    <w:p>
+      <w:pPr>
+        <w:pStyle w:val="Heading2"/>
+        <w:rPr/>
+      </w:pPr>
+      <w:r>
+        <w:rPr/>
+        <w:t>What it does</w:t>
+      </w:r>
+    </w:p>
+    <w:p>
+      <w:pPr>
+        <w:pStyle w:val="Normal"/>
+        <w:rPr/>
+      </w:pPr>
+      <w:r>
+        <w:rPr/>
+        <w:t xml:space="preserve">Applies three machine learning techniques to find patterns that would be hard to spot manually: grouping workouts into archetypes (clustering), spotting unusually strange sessions (anomaly detection), and forecasting when </w:t>
+      </w:r>
+      <w:r>
+        <w:rPr/>
+        <w:t>I</w:t>
+      </w:r>
+      <w:r>
+        <w:rPr/>
+        <w:t>'ll hit my next PR (regression).</w:t>
+      </w:r>
+    </w:p>
+    <w:p>
+      <w:pPr>
+        <w:pStyle w:val="Heading2"/>
+        <w:rPr/>
+      </w:pPr>
+      <w:r>
+        <w:rPr/>
+        <w:t>cluster_workouts() — KMeans Clustering</w:t>
+      </w:r>
+    </w:p>
+    <w:p>
+      <w:pPr>
+        <w:pStyle w:val="Normal"/>
+        <w:rPr/>
+      </w:pPr>
+      <w:r>
+        <w:rPr/>
+        <w:t xml:space="preserve">KMeans clustering finds groups of similar things. Here it groups </w:t>
       </w:r>
       <w:r>
         <w:rPr/>
@@ -2998,15 +4179,792 @@
       </w:r>
       <w:r>
         <w:rPr/>
-        <w:t xml:space="preserve"> RX rate over time, shows how each lift has progressed, measures how close to RX weight </w:t>
-      </w:r>
-      <w:r>
-        <w:rPr/>
-        <w:t>I am</w:t>
-      </w:r>
-      <w:r>
-        <w:rPr/>
-        <w:t xml:space="preserve"> when scaling, and visualises all </w:t>
+        <w:t xml:space="preserve"> workouts into 4 "archetypes" based on their characteristics.</w:t>
+      </w:r>
+    </w:p>
+    <w:p>
+      <w:pPr>
+        <w:pStyle w:val="Normal"/>
+        <w:ind w:start="576"/>
+        <w:rPr/>
+      </w:pPr>
+      <w:r>
+        <w:rPr>
+          <w:rFonts w:ascii="Courier New" w:hAnsi="Courier New"/>
+          <w:sz w:val="18"/>
+        </w:rPr>
+        <w:t>FUNCTION cluster_workouts(df, k=4):</w:t>
+      </w:r>
+    </w:p>
+    <w:p>
+      <w:pPr>
+        <w:pStyle w:val="Normal"/>
+        <w:ind w:start="576"/>
+        <w:rPr/>
+      </w:pPr>
+      <w:r>
+        <w:rPr>
+          <w:rFonts w:ascii="Courier New" w:hAnsi="Courier New"/>
+          <w:sz w:val="18"/>
+        </w:rPr>
+        <w:t xml:space="preserve">    </w:t>
+      </w:r>
+      <w:r>
+        <w:rPr>
+          <w:rFonts w:ascii="Courier New" w:hAnsi="Courier New"/>
+          <w:sz w:val="18"/>
+        </w:rPr>
+        <w:t>build feature table with one row per session:</w:t>
+      </w:r>
+    </w:p>
+    <w:p>
+      <w:pPr>
+        <w:pStyle w:val="Normal"/>
+        <w:ind w:start="576"/>
+        <w:rPr/>
+      </w:pPr>
+      <w:r>
+        <w:rPr>
+          <w:rFonts w:ascii="Courier New" w:hAnsi="Courier New"/>
+          <w:sz w:val="18"/>
+        </w:rPr>
+        <w:t xml:space="preserve">        </w:t>
+      </w:r>
+      <w:r>
+        <w:rPr>
+          <w:rFonts w:ascii="Courier New" w:hAnsi="Courier New"/>
+          <w:sz w:val="18"/>
+        </w:rPr>
+        <w:t>is_rx       (1 if RX, 0 if scaled)</w:t>
+      </w:r>
+    </w:p>
+    <w:p>
+      <w:pPr>
+        <w:pStyle w:val="Normal"/>
+        <w:ind w:start="576"/>
+        <w:rPr/>
+      </w:pPr>
+      <w:r>
+        <w:rPr>
+          <w:rFonts w:ascii="Courier New" w:hAnsi="Courier New"/>
+          <w:sz w:val="18"/>
+        </w:rPr>
+        <w:t xml:space="preserve">        </w:t>
+      </w:r>
+      <w:r>
+        <w:rPr>
+          <w:rFonts w:ascii="Courier New" w:hAnsi="Courier New"/>
+          <w:sz w:val="18"/>
+        </w:rPr>
+        <w:t>is_strength (1 if score_type is Load)</w:t>
+      </w:r>
+    </w:p>
+    <w:p>
+      <w:pPr>
+        <w:pStyle w:val="Normal"/>
+        <w:ind w:start="576"/>
+        <w:rPr/>
+      </w:pPr>
+      <w:r>
+        <w:rPr>
+          <w:rFonts w:ascii="Courier New" w:hAnsi="Courier New"/>
+          <w:sz w:val="18"/>
+        </w:rPr>
+        <w:t xml:space="preserve">        </w:t>
+      </w:r>
+      <w:r>
+        <w:rPr>
+          <w:rFonts w:ascii="Courier New" w:hAnsi="Courier New"/>
+          <w:sz w:val="18"/>
+        </w:rPr>
+        <w:t>is_timed    (1 if score looks like MM:SS)</w:t>
+      </w:r>
+    </w:p>
+    <w:p>
+      <w:pPr>
+        <w:pStyle w:val="Normal"/>
+        <w:ind w:start="576"/>
+        <w:rPr/>
+      </w:pPr>
+      <w:r>
+        <w:rPr>
+          <w:rFonts w:ascii="Courier New" w:hAnsi="Courier New"/>
+          <w:sz w:val="18"/>
+        </w:rPr>
+        <w:t xml:space="preserve">        </w:t>
+      </w:r>
+      <w:r>
+        <w:rPr>
+          <w:rFonts w:ascii="Courier New" w:hAnsi="Courier New"/>
+          <w:sz w:val="18"/>
+        </w:rPr>
+        <w:t>is_amrap    (1 if score_type is Rounds+Reps)</w:t>
+      </w:r>
+    </w:p>
+    <w:p>
+      <w:pPr>
+        <w:pStyle w:val="Normal"/>
+        <w:ind w:start="576"/>
+        <w:rPr/>
+      </w:pPr>
+      <w:r>
+        <w:rPr>
+          <w:rFonts w:ascii="Courier New" w:hAnsi="Courier New"/>
+          <w:sz w:val="18"/>
+        </w:rPr>
+        <w:t xml:space="preserve">        </w:t>
+      </w:r>
+      <w:r>
+        <w:rPr>
+          <w:rFonts w:ascii="Courier New" w:hAnsi="Courier New"/>
+          <w:sz w:val="18"/>
+        </w:rPr>
+        <w:t>has_barbell (1 if a barbell lift is named)</w:t>
+      </w:r>
+    </w:p>
+    <w:p>
+      <w:pPr>
+        <w:pStyle w:val="Normal"/>
+        <w:ind w:start="576"/>
+        <w:rPr/>
+      </w:pPr>
+      <w:r>
+        <w:rPr>
+          <w:rFonts w:ascii="Courier New" w:hAnsi="Courier New"/>
+          <w:sz w:val="18"/>
+        </w:rPr>
+        <w:t xml:space="preserve">        </w:t>
+      </w:r>
+      <w:r>
+        <w:rPr>
+          <w:rFonts w:ascii="Courier New" w:hAnsi="Courier New"/>
+          <w:sz w:val="18"/>
+        </w:rPr>
+        <w:t>sentiment   (the sentiment score, 0 if missing)</w:t>
+      </w:r>
+    </w:p>
+    <w:p>
+      <w:pPr>
+        <w:pStyle w:val="Normal"/>
+        <w:ind w:start="576"/>
+        <w:rPr/>
+      </w:pPr>
+      <w:r>
+        <w:rPr>
+          <w:rFonts w:ascii="Courier New" w:hAnsi="Courier New"/>
+          <w:sz w:val="18"/>
+        </w:rPr>
+        <w:t xml:space="preserve">        </w:t>
+      </w:r>
+      <w:r>
+        <w:rPr>
+          <w:rFonts w:ascii="Courier New" w:hAnsi="Courier New"/>
+          <w:sz w:val="18"/>
+        </w:rPr>
+        <w:t>is_pr       (1 if it was a PR)</w:t>
+      </w:r>
+    </w:p>
+    <w:p>
+      <w:pPr>
+        <w:pStyle w:val="Normal"/>
+        <w:ind w:start="576"/>
+        <w:rPr/>
+      </w:pPr>
+      <w:r>
+        <w:rPr/>
+      </w:r>
+    </w:p>
+    <w:p>
+      <w:pPr>
+        <w:pStyle w:val="Normal"/>
+        <w:ind w:start="576"/>
+        <w:rPr/>
+      </w:pPr>
+      <w:r>
+        <w:rPr>
+          <w:rFonts w:ascii="Courier New" w:hAnsi="Courier New"/>
+          <w:sz w:val="18"/>
+        </w:rPr>
+        <w:t xml:space="preserve">    </w:t>
+      </w:r>
+      <w:r>
+        <w:rPr>
+          <w:rFonts w:ascii="Courier New" w:hAnsi="Courier New"/>
+          <w:sz w:val="18"/>
+        </w:rPr>
+        <w:t>standardise all features (so each one has equal weight)</w:t>
+      </w:r>
+    </w:p>
+    <w:p>
+      <w:pPr>
+        <w:pStyle w:val="Normal"/>
+        <w:ind w:start="576"/>
+        <w:rPr/>
+      </w:pPr>
+      <w:r>
+        <w:rPr>
+          <w:rFonts w:ascii="Courier New" w:hAnsi="Courier New"/>
+          <w:sz w:val="18"/>
+        </w:rPr>
+        <w:t xml:space="preserve">    </w:t>
+      </w:r>
+      <w:r>
+        <w:rPr>
+          <w:rFonts w:ascii="Courier New" w:hAnsi="Courier New"/>
+          <w:sz w:val="18"/>
+        </w:rPr>
+        <w:t>run KMeans with k=4 to assign each session to one of 4 clusters</w:t>
+      </w:r>
+    </w:p>
+    <w:p>
+      <w:pPr>
+        <w:pStyle w:val="Normal"/>
+        <w:ind w:start="576"/>
+        <w:rPr/>
+      </w:pPr>
+      <w:r>
+        <w:rPr/>
+      </w:r>
+    </w:p>
+    <w:p>
+      <w:pPr>
+        <w:pStyle w:val="Normal"/>
+        <w:ind w:start="576"/>
+        <w:rPr/>
+      </w:pPr>
+      <w:r>
+        <w:rPr>
+          <w:rFonts w:ascii="Courier New" w:hAnsi="Courier New"/>
+          <w:sz w:val="18"/>
+        </w:rPr>
+        <w:t xml:space="preserve">    </w:t>
+      </w:r>
+      <w:r>
+        <w:rPr>
+          <w:rFonts w:ascii="Courier New" w:hAnsi="Courier New"/>
+          <w:sz w:val="18"/>
+        </w:rPr>
+        <w:t>FOR each cluster:</w:t>
+      </w:r>
+    </w:p>
+    <w:p>
+      <w:pPr>
+        <w:pStyle w:val="Normal"/>
+        <w:ind w:start="576"/>
+        <w:rPr/>
+      </w:pPr>
+      <w:r>
+        <w:rPr>
+          <w:rFonts w:ascii="Courier New" w:hAnsi="Courier New"/>
+          <w:sz w:val="18"/>
+        </w:rPr>
+        <w:t xml:space="preserve">        </w:t>
+      </w:r>
+      <w:r>
+        <w:rPr>
+          <w:rFonts w:ascii="Courier New" w:hAnsi="Courier New"/>
+          <w:sz w:val="18"/>
+        </w:rPr>
+        <w:t>calculate average of each feature</w:t>
+      </w:r>
+    </w:p>
+    <w:p>
+      <w:pPr>
+        <w:pStyle w:val="Normal"/>
+        <w:ind w:start="576"/>
+        <w:rPr/>
+      </w:pPr>
+      <w:r>
+        <w:rPr>
+          <w:rFonts w:ascii="Courier New" w:hAnsi="Courier New"/>
+          <w:sz w:val="18"/>
+        </w:rPr>
+        <w:t xml:space="preserve">        </w:t>
+      </w:r>
+      <w:r>
+        <w:rPr>
+          <w:rFonts w:ascii="Courier New" w:hAnsi="Courier New"/>
+          <w:sz w:val="18"/>
+        </w:rPr>
+        <w:t>name the cluster based on its dominant feature:</w:t>
+      </w:r>
+    </w:p>
+    <w:p>
+      <w:pPr>
+        <w:pStyle w:val="Normal"/>
+        <w:ind w:start="576"/>
+        <w:rPr/>
+      </w:pPr>
+      <w:r>
+        <w:rPr>
+          <w:rFonts w:ascii="Courier New" w:hAnsi="Courier New"/>
+          <w:sz w:val="18"/>
+        </w:rPr>
+        <w:t xml:space="preserve">            </w:t>
+      </w:r>
+      <w:r>
+        <w:rPr>
+          <w:rFonts w:ascii="Courier New" w:hAnsi="Courier New"/>
+          <w:sz w:val="18"/>
+        </w:rPr>
+        <w:t>strength_rate &gt; 50% → "Strength / Lifting"</w:t>
+      </w:r>
+    </w:p>
+    <w:p>
+      <w:pPr>
+        <w:pStyle w:val="Normal"/>
+        <w:ind w:start="576"/>
+        <w:rPr/>
+      </w:pPr>
+      <w:r>
+        <w:rPr>
+          <w:rFonts w:ascii="Courier New" w:hAnsi="Courier New"/>
+          <w:sz w:val="18"/>
+        </w:rPr>
+        <w:t xml:space="preserve">            </w:t>
+      </w:r>
+      <w:r>
+        <w:rPr>
+          <w:rFonts w:ascii="Courier New" w:hAnsi="Courier New"/>
+          <w:sz w:val="18"/>
+        </w:rPr>
+        <w:t>amrap_rate    &gt; 30% → "AMRAP Metcon"</w:t>
+      </w:r>
+    </w:p>
+    <w:p>
+      <w:pPr>
+        <w:pStyle w:val="Normal"/>
+        <w:ind w:start="576"/>
+        <w:rPr/>
+      </w:pPr>
+      <w:r>
+        <w:rPr>
+          <w:rFonts w:ascii="Courier New" w:hAnsi="Courier New"/>
+          <w:sz w:val="18"/>
+        </w:rPr>
+        <w:t xml:space="preserve">            </w:t>
+      </w:r>
+      <w:r>
+        <w:rPr>
+          <w:rFonts w:ascii="Courier New" w:hAnsi="Courier New"/>
+          <w:sz w:val="18"/>
+        </w:rPr>
+        <w:t>timed_rate    &gt; 30% → "Timed Metcon"</w:t>
+      </w:r>
+    </w:p>
+    <w:p>
+      <w:pPr>
+        <w:pStyle w:val="Normal"/>
+        <w:ind w:start="576"/>
+        <w:rPr/>
+      </w:pPr>
+      <w:r>
+        <w:rPr>
+          <w:rFonts w:ascii="Courier New" w:hAnsi="Courier New"/>
+          <w:sz w:val="18"/>
+        </w:rPr>
+        <w:t xml:space="preserve">            </w:t>
+      </w:r>
+      <w:r>
+        <w:rPr>
+          <w:rFonts w:ascii="Courier New" w:hAnsi="Courier New"/>
+          <w:sz w:val="18"/>
+        </w:rPr>
+        <w:t>otherwise          → "Accessory / Mixed"</w:t>
+      </w:r>
+    </w:p>
+    <w:p>
+      <w:pPr>
+        <w:pStyle w:val="Normal"/>
+        <w:ind w:start="576"/>
+        <w:rPr/>
+      </w:pPr>
+      <w:r>
+        <w:rPr/>
+      </w:r>
+    </w:p>
+    <w:p>
+      <w:pPr>
+        <w:pStyle w:val="Normal"/>
+        <w:ind w:start="576"/>
+        <w:rPr/>
+      </w:pPr>
+      <w:r>
+        <w:rPr>
+          <w:rFonts w:ascii="Courier New" w:hAnsi="Courier New"/>
+          <w:sz w:val="18"/>
+        </w:rPr>
+        <w:t xml:space="preserve">    </w:t>
+      </w:r>
+      <w:r>
+        <w:rPr>
+          <w:rFonts w:ascii="Courier New" w:hAnsi="Courier New"/>
+          <w:sz w:val="18"/>
+        </w:rPr>
+        <w:t>RETURN (df_with_cluster_labels, profiles_summary, bar_chart)</w:t>
+      </w:r>
+    </w:p>
+    <w:p>
+      <w:pPr>
+        <w:pStyle w:val="Heading2"/>
+        <w:rPr/>
+      </w:pPr>
+      <w:r>
+        <w:rPr/>
+        <w:t>detect_anomalies() — Isolation Forest</w:t>
+      </w:r>
+    </w:p>
+    <w:p>
+      <w:pPr>
+        <w:pStyle w:val="Normal"/>
+        <w:rPr/>
+      </w:pPr>
+      <w:r>
+        <w:rPr/>
+        <w:t>Isolation Forest works by asking: "how easy is it to isolate this point from the rest?" Unusual points are easier to isolate (they need fewer random splits to be separated from the crowd). These are flagged as anomalies.</w:t>
+      </w:r>
+    </w:p>
+    <w:p>
+      <w:pPr>
+        <w:pStyle w:val="Normal"/>
+        <w:ind w:start="576"/>
+        <w:rPr/>
+      </w:pPr>
+      <w:r>
+        <w:rPr>
+          <w:rFonts w:ascii="Courier New" w:hAnsi="Courier New"/>
+          <w:sz w:val="18"/>
+        </w:rPr>
+        <w:t>FUNCTION detect_anomalies(df, contamination=0.08):</w:t>
+      </w:r>
+    </w:p>
+    <w:p>
+      <w:pPr>
+        <w:pStyle w:val="Normal"/>
+        <w:ind w:start="576"/>
+        <w:rPr/>
+      </w:pPr>
+      <w:r>
+        <w:rPr>
+          <w:rFonts w:ascii="Courier New" w:hAnsi="Courier New"/>
+          <w:sz w:val="18"/>
+        </w:rPr>
+        <w:t xml:space="preserve">    </w:t>
+      </w:r>
+      <w:r>
+        <w:rPr>
+          <w:rFonts w:ascii="Courier New" w:hAnsi="Courier New"/>
+          <w:sz w:val="18"/>
+        </w:rPr>
+        <w:t>filter to strength sessions that have a numeric score_load</w:t>
+      </w:r>
+    </w:p>
+    <w:p>
+      <w:pPr>
+        <w:pStyle w:val="Normal"/>
+        <w:ind w:start="576"/>
+        <w:rPr/>
+      </w:pPr>
+      <w:r>
+        <w:rPr>
+          <w:rFonts w:ascii="Courier New" w:hAnsi="Courier New"/>
+          <w:sz w:val="18"/>
+        </w:rPr>
+        <w:t xml:space="preserve">    </w:t>
+      </w:r>
+      <w:r>
+        <w:rPr>
+          <w:rFonts w:ascii="Courier New" w:hAnsi="Courier New"/>
+          <w:sz w:val="18"/>
+        </w:rPr>
+        <w:t>build feature table:</w:t>
+      </w:r>
+    </w:p>
+    <w:p>
+      <w:pPr>
+        <w:pStyle w:val="Normal"/>
+        <w:ind w:start="576"/>
+        <w:rPr/>
+      </w:pPr>
+      <w:r>
+        <w:rPr>
+          <w:rFonts w:ascii="Courier New" w:hAnsi="Courier New"/>
+          <w:sz w:val="18"/>
+        </w:rPr>
+        <w:t xml:space="preserve">        </w:t>
+      </w:r>
+      <w:r>
+        <w:rPr>
+          <w:rFonts w:ascii="Courier New" w:hAnsi="Courier New"/>
+          <w:sz w:val="18"/>
+        </w:rPr>
+        <w:t>load         (weight lifted)</w:t>
+      </w:r>
+    </w:p>
+    <w:p>
+      <w:pPr>
+        <w:pStyle w:val="Normal"/>
+        <w:ind w:start="576"/>
+        <w:rPr/>
+      </w:pPr>
+      <w:r>
+        <w:rPr>
+          <w:rFonts w:ascii="Courier New" w:hAnsi="Courier New"/>
+          <w:sz w:val="18"/>
+        </w:rPr>
+        <w:t xml:space="preserve">        </w:t>
+      </w:r>
+      <w:r>
+        <w:rPr>
+          <w:rFonts w:ascii="Courier New" w:hAnsi="Courier New"/>
+          <w:sz w:val="18"/>
+        </w:rPr>
+        <w:t>day_of_week  (0=Monday … 6=Sunday)</w:t>
+      </w:r>
+    </w:p>
+    <w:p>
+      <w:pPr>
+        <w:pStyle w:val="Normal"/>
+        <w:ind w:start="576"/>
+        <w:rPr/>
+      </w:pPr>
+      <w:r>
+        <w:rPr>
+          <w:rFonts w:ascii="Courier New" w:hAnsi="Courier New"/>
+          <w:sz w:val="18"/>
+        </w:rPr>
+        <w:t xml:space="preserve">        </w:t>
+      </w:r>
+      <w:r>
+        <w:rPr>
+          <w:rFonts w:ascii="Courier New" w:hAnsi="Courier New"/>
+          <w:sz w:val="18"/>
+        </w:rPr>
+        <w:t>days_since   (days since previous session)</w:t>
+      </w:r>
+    </w:p>
+    <w:p>
+      <w:pPr>
+        <w:pStyle w:val="Normal"/>
+        <w:ind w:start="576"/>
+        <w:rPr/>
+      </w:pPr>
+      <w:r>
+        <w:rPr/>
+      </w:r>
+    </w:p>
+    <w:p>
+      <w:pPr>
+        <w:pStyle w:val="Normal"/>
+        <w:ind w:start="576"/>
+        <w:rPr/>
+      </w:pPr>
+      <w:r>
+        <w:rPr>
+          <w:rFonts w:ascii="Courier New" w:hAnsi="Courier New"/>
+          <w:sz w:val="18"/>
+        </w:rPr>
+        <w:t xml:space="preserve">    </w:t>
+      </w:r>
+      <w:r>
+        <w:rPr>
+          <w:rFonts w:ascii="Courier New" w:hAnsi="Courier New"/>
+          <w:sz w:val="18"/>
+        </w:rPr>
+        <w:t>train Isolation Forest:</w:t>
+      </w:r>
+    </w:p>
+    <w:p>
+      <w:pPr>
+        <w:pStyle w:val="Normal"/>
+        <w:ind w:start="576"/>
+        <w:rPr/>
+      </w:pPr>
+      <w:r>
+        <w:rPr>
+          <w:rFonts w:ascii="Courier New" w:hAnsi="Courier New"/>
+          <w:sz w:val="18"/>
+        </w:rPr>
+        <w:t xml:space="preserve">        </w:t>
+      </w:r>
+      <w:r>
+        <w:rPr>
+          <w:rFonts w:ascii="Courier New" w:hAnsi="Courier New"/>
+          <w:sz w:val="18"/>
+        </w:rPr>
+        <w:t>contamination=0.08 means "expect ~8% of sessions to be anomalies"</w:t>
+      </w:r>
+    </w:p>
+    <w:p>
+      <w:pPr>
+        <w:pStyle w:val="Normal"/>
+        <w:ind w:start="576"/>
+        <w:rPr/>
+      </w:pPr>
+      <w:r>
+        <w:rPr>
+          <w:rFonts w:ascii="Courier New" w:hAnsi="Courier New"/>
+          <w:sz w:val="18"/>
+        </w:rPr>
+        <w:t xml:space="preserve">        </w:t>
+      </w:r>
+      <w:r>
+        <w:rPr>
+          <w:rFonts w:ascii="Courier New" w:hAnsi="Courier New"/>
+          <w:sz w:val="18"/>
+        </w:rPr>
+        <w:t>each session gets labelled +1 (normal) or -1 (anomaly)</w:t>
+      </w:r>
+    </w:p>
+    <w:p>
+      <w:pPr>
+        <w:pStyle w:val="Normal"/>
+        <w:ind w:start="576"/>
+        <w:rPr/>
+      </w:pPr>
+      <w:r>
+        <w:rPr/>
+      </w:r>
+    </w:p>
+    <w:p>
+      <w:pPr>
+        <w:pStyle w:val="Normal"/>
+        <w:ind w:start="576"/>
+        <w:rPr/>
+      </w:pPr>
+      <w:r>
+        <w:rPr>
+          <w:rFonts w:ascii="Courier New" w:hAnsi="Courier New"/>
+          <w:sz w:val="18"/>
+        </w:rPr>
+        <w:t xml:space="preserve">    </w:t>
+      </w:r>
+      <w:r>
+        <w:rPr>
+          <w:rFonts w:ascii="Courier New" w:hAnsi="Courier New"/>
+          <w:sz w:val="18"/>
+        </w:rPr>
+        <w:t>draw scatter plot:</w:t>
+      </w:r>
+    </w:p>
+    <w:p>
+      <w:pPr>
+        <w:pStyle w:val="Normal"/>
+        <w:ind w:start="576"/>
+        <w:rPr/>
+      </w:pPr>
+      <w:r>
+        <w:rPr>
+          <w:rFonts w:ascii="Courier New" w:hAnsi="Courier New"/>
+          <w:sz w:val="18"/>
+        </w:rPr>
+        <w:t xml:space="preserve">        </w:t>
+      </w:r>
+      <w:r>
+        <w:rPr>
+          <w:rFonts w:ascii="Courier New" w:hAnsi="Courier New"/>
+          <w:sz w:val="18"/>
+        </w:rPr>
+        <w:t>blue dots = normal sessions</w:t>
+      </w:r>
+    </w:p>
+    <w:p>
+      <w:pPr>
+        <w:pStyle w:val="Normal"/>
+        <w:ind w:start="576"/>
+        <w:rPr/>
+      </w:pPr>
+      <w:r>
+        <w:rPr>
+          <w:rFonts w:ascii="Courier New" w:hAnsi="Courier New"/>
+          <w:sz w:val="18"/>
+        </w:rPr>
+        <w:t xml:space="preserve">        </w:t>
+      </w:r>
+      <w:r>
+        <w:rPr>
+          <w:rFonts w:ascii="Courier New" w:hAnsi="Courier New"/>
+          <w:sz w:val="18"/>
+        </w:rPr>
+        <w:t>red X     = anomaly sessions</w:t>
+      </w:r>
+    </w:p>
+    <w:p>
+      <w:pPr>
+        <w:pStyle w:val="Normal"/>
+        <w:ind w:start="576"/>
+        <w:rPr/>
+      </w:pPr>
+      <w:r>
+        <w:rPr/>
+      </w:r>
+    </w:p>
+    <w:p>
+      <w:pPr>
+        <w:pStyle w:val="Normal"/>
+        <w:ind w:start="576"/>
+        <w:rPr/>
+      </w:pPr>
+      <w:r>
+        <w:rPr>
+          <w:rFonts w:ascii="Courier New" w:hAnsi="Courier New"/>
+          <w:sz w:val="18"/>
+        </w:rPr>
+        <w:t xml:space="preserve">    </w:t>
+      </w:r>
+      <w:r>
+        <w:rPr>
+          <w:rFonts w:ascii="Courier New" w:hAnsi="Courier New"/>
+          <w:sz w:val="18"/>
+        </w:rPr>
+        <w:t>RETURN (anomalies_dataframe, figure)</w:t>
+      </w:r>
+    </w:p>
+    <w:p>
+      <w:pPr>
+        <w:pStyle w:val="Heading2"/>
+        <w:rPr/>
+      </w:pPr>
+      <w:r>
+        <w:rPr/>
+        <w:t xml:space="preserve">_detect_block_start() — Finding </w:t>
+      </w:r>
+      <w:r>
+        <w:rPr/>
+        <w:t>My</w:t>
+      </w:r>
+      <w:r>
+        <w:rPr/>
+        <w:t xml:space="preserve"> Current Training Block</w:t>
+      </w:r>
+    </w:p>
+    <w:p>
+      <w:pPr>
+        <w:pStyle w:val="Normal"/>
+        <w:rPr/>
+      </w:pPr>
+      <w:r>
+        <w:rPr/>
+        <w:t>Before forecasting a PR, the model needs to understand whether I am in an active improvement phase or on a plateau. This function analyses my history of personal bests to find where the current "training block" started.</w:t>
+      </w:r>
+    </w:p>
+    <w:p>
+      <w:pPr>
+        <w:pStyle w:val="Normal"/>
+        <w:rPr/>
+      </w:pPr>
+      <w:r>
+        <w:rPr/>
+      </w:r>
+    </w:p>
+    <w:p>
+      <w:pPr>
+        <w:pStyle w:val="Normal"/>
+        <w:rPr/>
+      </w:pPr>
+      <w:r>
+        <w:rPr/>
+        <w:t xml:space="preserve">A new block starts whenever there's a long plateau — 6 or more consecutive sessions with no improvement in </w:t>
       </w:r>
       <w:r>
         <w:rPr/>
@@ -3014,7 +4972,394 @@
       </w:r>
       <w:r>
         <w:rPr/>
-        <w:t xml:space="preserve"> PRs on a timeline.</w:t>
+        <w:t xml:space="preserve"> running best. The idea is that after a plateau, a new training cycle begins and the old data becomes less relevant for predicting </w:t>
+      </w:r>
+      <w:r>
+        <w:rPr/>
+        <w:t>my</w:t>
+      </w:r>
+      <w:r>
+        <w:rPr/>
+        <w:t xml:space="preserve"> trajectory. </w:t>
+      </w:r>
+    </w:p>
+    <w:p>
+      <w:pPr>
+        <w:pStyle w:val="Normal"/>
+        <w:ind w:start="576"/>
+        <w:rPr/>
+      </w:pPr>
+      <w:r>
+        <w:rPr>
+          <w:rFonts w:ascii="Courier New" w:hAnsi="Courier New"/>
+          <w:sz w:val="18"/>
+        </w:rPr>
+        <w:t>FUNCTION _detect_block_start(running_best_series):</w:t>
+      </w:r>
+    </w:p>
+    <w:p>
+      <w:pPr>
+        <w:pStyle w:val="Normal"/>
+        <w:ind w:start="576"/>
+        <w:rPr/>
+      </w:pPr>
+      <w:r>
+        <w:rPr>
+          <w:rFonts w:ascii="Courier New" w:hAnsi="Courier New"/>
+          <w:sz w:val="18"/>
+        </w:rPr>
+        <w:t xml:space="preserve">    </w:t>
+      </w:r>
+      <w:r>
+        <w:rPr>
+          <w:rFonts w:ascii="Courier New" w:hAnsi="Courier New"/>
+          <w:sz w:val="18"/>
+        </w:rPr>
+        <w:t>n = total number of sessions</w:t>
+      </w:r>
+    </w:p>
+    <w:p>
+      <w:pPr>
+        <w:pStyle w:val="Normal"/>
+        <w:ind w:start="576"/>
+        <w:rPr/>
+      </w:pPr>
+      <w:r>
+        <w:rPr>
+          <w:rFonts w:ascii="Courier New" w:hAnsi="Courier New"/>
+          <w:sz w:val="18"/>
+        </w:rPr>
+        <w:t xml:space="preserve">    </w:t>
+      </w:r>
+      <w:r>
+        <w:rPr>
+          <w:rFonts w:ascii="Courier New" w:hAnsi="Courier New"/>
+          <w:sz w:val="18"/>
+        </w:rPr>
+        <w:t>IF n is very small (≤ 6): RETURN (start=0, is_plateau=False)</w:t>
+      </w:r>
+    </w:p>
+    <w:p>
+      <w:pPr>
+        <w:pStyle w:val="Normal"/>
+        <w:ind w:start="576"/>
+        <w:rPr/>
+      </w:pPr>
+      <w:r>
+        <w:rPr/>
+      </w:r>
+    </w:p>
+    <w:p>
+      <w:pPr>
+        <w:pStyle w:val="Normal"/>
+        <w:ind w:start="576"/>
+        <w:rPr/>
+      </w:pPr>
+      <w:r>
+        <w:rPr>
+          <w:rFonts w:ascii="Courier New" w:hAnsi="Courier New"/>
+          <w:sz w:val="18"/>
+        </w:rPr>
+        <w:t xml:space="preserve">    </w:t>
+      </w:r>
+      <w:r>
+        <w:rPr>
+          <w:rFonts w:ascii="Courier New" w:hAnsi="Courier New"/>
+          <w:sz w:val="18"/>
+        </w:rPr>
+        <w:t>find all positions where the running best actually improved</w:t>
+      </w:r>
+    </w:p>
+    <w:p>
+      <w:pPr>
+        <w:pStyle w:val="Normal"/>
+        <w:ind w:start="576"/>
+        <w:rPr/>
+      </w:pPr>
+      <w:r>
+        <w:rPr>
+          <w:rFonts w:ascii="Courier New" w:hAnsi="Courier New"/>
+          <w:sz w:val="18"/>
+        </w:rPr>
+        <w:t xml:space="preserve">    </w:t>
+      </w:r>
+      <w:r>
+        <w:rPr>
+          <w:rFonts w:ascii="Courier New" w:hAnsi="Courier New"/>
+          <w:sz w:val="18"/>
+        </w:rPr>
+        <w:t>-- these are the "progress points"</w:t>
+      </w:r>
+    </w:p>
+    <w:p>
+      <w:pPr>
+        <w:pStyle w:val="Normal"/>
+        <w:ind w:start="576"/>
+        <w:rPr/>
+      </w:pPr>
+      <w:r>
+        <w:rPr/>
+      </w:r>
+    </w:p>
+    <w:p>
+      <w:pPr>
+        <w:pStyle w:val="Normal"/>
+        <w:ind w:start="576"/>
+        <w:rPr/>
+      </w:pPr>
+      <w:r>
+        <w:rPr>
+          <w:rFonts w:ascii="Courier New" w:hAnsi="Courier New"/>
+          <w:sz w:val="18"/>
+        </w:rPr>
+        <w:t xml:space="preserve">    </w:t>
+      </w:r>
+      <w:r>
+        <w:rPr>
+          <w:rFonts w:ascii="Courier New" w:hAnsi="Courier New"/>
+          <w:sz w:val="18"/>
+        </w:rPr>
+        <w:t>tail_gap = sessions since the last progress point</w:t>
+      </w:r>
+    </w:p>
+    <w:p>
+      <w:pPr>
+        <w:pStyle w:val="Normal"/>
+        <w:ind w:start="576"/>
+        <w:rPr/>
+      </w:pPr>
+      <w:r>
+        <w:rPr>
+          <w:rFonts w:ascii="Courier New" w:hAnsi="Courier New"/>
+          <w:sz w:val="18"/>
+        </w:rPr>
+        <w:t xml:space="preserve">    </w:t>
+      </w:r>
+      <w:r>
+        <w:rPr>
+          <w:rFonts w:ascii="Courier New" w:hAnsi="Courier New"/>
+          <w:sz w:val="18"/>
+        </w:rPr>
+        <w:t>is_plateau = True IF tail_gap &gt;= 6 (no improvement in last 6 sessions)</w:t>
+      </w:r>
+    </w:p>
+    <w:p>
+      <w:pPr>
+        <w:pStyle w:val="Normal"/>
+        <w:ind w:start="576"/>
+        <w:rPr/>
+      </w:pPr>
+      <w:r>
+        <w:rPr/>
+      </w:r>
+    </w:p>
+    <w:p>
+      <w:pPr>
+        <w:pStyle w:val="Normal"/>
+        <w:ind w:start="576"/>
+        <w:rPr/>
+      </w:pPr>
+      <w:r>
+        <w:rPr>
+          <w:rFonts w:ascii="Courier New" w:hAnsi="Courier New"/>
+          <w:sz w:val="18"/>
+        </w:rPr>
+        <w:t xml:space="preserve">    </w:t>
+      </w:r>
+      <w:r>
+        <w:rPr>
+          <w:rFonts w:ascii="Courier New" w:hAnsi="Courier New"/>
+          <w:sz w:val="18"/>
+        </w:rPr>
+        <w:t>IF currently in a plateau:</w:t>
+      </w:r>
+    </w:p>
+    <w:p>
+      <w:pPr>
+        <w:pStyle w:val="Normal"/>
+        <w:ind w:start="576"/>
+        <w:rPr/>
+      </w:pPr>
+      <w:r>
+        <w:rPr>
+          <w:rFonts w:ascii="Courier New" w:hAnsi="Courier New"/>
+          <w:sz w:val="18"/>
+        </w:rPr>
+        <w:t xml:space="preserve">        </w:t>
+      </w:r>
+      <w:r>
+        <w:rPr>
+          <w:rFonts w:ascii="Courier New" w:hAnsi="Courier New"/>
+          <w:sz w:val="18"/>
+        </w:rPr>
+        <w:t>block_start = the last progress point</w:t>
+      </w:r>
+    </w:p>
+    <w:p>
+      <w:pPr>
+        <w:pStyle w:val="Normal"/>
+        <w:ind w:start="576"/>
+        <w:rPr/>
+      </w:pPr>
+      <w:r>
+        <w:rPr>
+          <w:rFonts w:ascii="Courier New" w:hAnsi="Courier New"/>
+          <w:sz w:val="18"/>
+        </w:rPr>
+        <w:t xml:space="preserve">        </w:t>
+      </w:r>
+      <w:r>
+        <w:rPr>
+          <w:rFonts w:ascii="Courier New" w:hAnsi="Courier New"/>
+          <w:sz w:val="18"/>
+        </w:rPr>
+        <w:t>RETURN (block_start, is_plateau=True)</w:t>
+      </w:r>
+    </w:p>
+    <w:p>
+      <w:pPr>
+        <w:pStyle w:val="Normal"/>
+        <w:ind w:start="576"/>
+        <w:rPr/>
+      </w:pPr>
+      <w:r>
+        <w:rPr/>
+      </w:r>
+    </w:p>
+    <w:p>
+      <w:pPr>
+        <w:pStyle w:val="Normal"/>
+        <w:ind w:start="576"/>
+        <w:rPr/>
+      </w:pPr>
+      <w:r>
+        <w:rPr>
+          <w:rFonts w:ascii="Courier New" w:hAnsi="Courier New"/>
+          <w:sz w:val="18"/>
+        </w:rPr>
+        <w:t xml:space="preserve">    </w:t>
+      </w:r>
+      <w:r>
+        <w:rPr>
+          <w:rFonts w:ascii="Courier New" w:hAnsi="Courier New"/>
+          <w:sz w:val="18"/>
+        </w:rPr>
+        <w:t>IF currently improving:</w:t>
+      </w:r>
+    </w:p>
+    <w:p>
+      <w:pPr>
+        <w:pStyle w:val="Normal"/>
+        <w:ind w:start="576"/>
+        <w:rPr/>
+      </w:pPr>
+      <w:r>
+        <w:rPr>
+          <w:rFonts w:ascii="Courier New" w:hAnsi="Courier New"/>
+          <w:sz w:val="18"/>
+        </w:rPr>
+        <w:t xml:space="preserve">        </w:t>
+      </w:r>
+      <w:r>
+        <w:rPr>
+          <w:rFonts w:ascii="Courier New" w:hAnsi="Courier New"/>
+          <w:sz w:val="18"/>
+        </w:rPr>
+        <w:t>scan backwards through progress points</w:t>
+      </w:r>
+    </w:p>
+    <w:p>
+      <w:pPr>
+        <w:pStyle w:val="Normal"/>
+        <w:ind w:start="576"/>
+        <w:rPr/>
+      </w:pPr>
+      <w:r>
+        <w:rPr>
+          <w:rFonts w:ascii="Courier New" w:hAnsi="Courier New"/>
+          <w:sz w:val="18"/>
+        </w:rPr>
+        <w:t xml:space="preserve">        </w:t>
+      </w:r>
+      <w:r>
+        <w:rPr>
+          <w:rFonts w:ascii="Courier New" w:hAnsi="Courier New"/>
+          <w:sz w:val="18"/>
+        </w:rPr>
+        <w:t>look for a gap of &gt;= 6 between consecutive progress points</w:t>
+      </w:r>
+    </w:p>
+    <w:p>
+      <w:pPr>
+        <w:pStyle w:val="Normal"/>
+        <w:ind w:start="576"/>
+        <w:rPr/>
+      </w:pPr>
+      <w:r>
+        <w:rPr>
+          <w:rFonts w:ascii="Courier New" w:hAnsi="Courier New"/>
+          <w:sz w:val="18"/>
+        </w:rPr>
+        <w:t xml:space="preserve">        </w:t>
+      </w:r>
+      <w:r>
+        <w:rPr>
+          <w:rFonts w:ascii="Courier New" w:hAnsi="Courier New"/>
+          <w:sz w:val="18"/>
+        </w:rPr>
+        <w:t>RETURN the position after that gap (= start of current block)</w:t>
+      </w:r>
+    </w:p>
+    <w:p>
+      <w:pPr>
+        <w:pStyle w:val="Normal"/>
+        <w:ind w:start="576"/>
+        <w:rPr/>
+      </w:pPr>
+      <w:r>
+        <w:rPr/>
+      </w:r>
+    </w:p>
+    <w:p>
+      <w:pPr>
+        <w:pStyle w:val="Normal"/>
+        <w:ind w:start="576"/>
+        <w:rPr/>
+      </w:pPr>
+      <w:r>
+        <w:rPr>
+          <w:rFonts w:ascii="Courier New" w:hAnsi="Courier New"/>
+          <w:sz w:val="18"/>
+        </w:rPr>
+        <w:t xml:space="preserve">    </w:t>
+      </w:r>
+      <w:r>
+        <w:rPr>
+          <w:rFonts w:ascii="Courier New" w:hAnsi="Courier New"/>
+          <w:sz w:val="18"/>
+        </w:rPr>
+        <w:t>IF no gaps found: whole history is one block</w:t>
+      </w:r>
+    </w:p>
+    <w:p>
+      <w:pPr>
+        <w:pStyle w:val="Normal"/>
+        <w:ind w:start="576"/>
+        <w:rPr/>
+      </w:pPr>
+      <w:r>
+        <w:rPr>
+          <w:rFonts w:ascii="Courier New" w:hAnsi="Courier New"/>
+          <w:sz w:val="18"/>
+        </w:rPr>
+        <w:t xml:space="preserve">        </w:t>
+      </w:r>
+      <w:r>
+        <w:rPr>
+          <w:rFonts w:ascii="Courier New" w:hAnsi="Courier New"/>
+          <w:sz w:val="18"/>
+        </w:rPr>
+        <w:t>RETURN (start=0, is_plateau=False)</w:t>
       </w:r>
     </w:p>
     <w:p>
@@ -3024,514 +5369,44 @@
       </w:pPr>
       <w:r>
         <w:rPr/>
-        <w:t>rx_rate_over_time()</w:t>
-      </w:r>
-    </w:p>
-    <w:p>
-      <w:pPr>
-        <w:pStyle w:val="Normal"/>
-        <w:ind w:start="576"/>
-        <w:rPr/>
-      </w:pPr>
-      <w:r>
-        <w:rPr>
-          <w:rFonts w:ascii="Courier New" w:hAnsi="Courier New"/>
-          <w:sz w:val="18"/>
-        </w:rPr>
-        <w:t>FUNCTION rx_rate_over_time(df):</w:t>
-      </w:r>
-    </w:p>
-    <w:p>
-      <w:pPr>
-        <w:pStyle w:val="Normal"/>
-        <w:ind w:start="576"/>
-        <w:rPr/>
-      </w:pPr>
-      <w:r>
-        <w:rPr>
-          <w:rFonts w:ascii="Courier New" w:hAnsi="Courier New"/>
-          <w:sz w:val="18"/>
-        </w:rPr>
-        <w:t xml:space="preserve">    </w:t>
-      </w:r>
-      <w:r>
-        <w:rPr>
-          <w:rFonts w:ascii="Courier New" w:hAnsi="Courier New"/>
-          <w:sz w:val="18"/>
-        </w:rPr>
-        <w:t>group by month</w:t>
-      </w:r>
-    </w:p>
-    <w:p>
-      <w:pPr>
-        <w:pStyle w:val="Normal"/>
-        <w:ind w:start="576"/>
-        <w:rPr/>
-      </w:pPr>
-      <w:r>
-        <w:rPr>
-          <w:rFonts w:ascii="Courier New" w:hAnsi="Courier New"/>
-          <w:sz w:val="18"/>
-        </w:rPr>
-        <w:t xml:space="preserve">    </w:t>
-      </w:r>
-      <w:r>
-        <w:rPr>
-          <w:rFonts w:ascii="Courier New" w:hAnsi="Courier New"/>
-          <w:sz w:val="18"/>
-        </w:rPr>
-        <w:t>FOR each month: rx_rate = (sessions marked RX / total sessions) × 100</w:t>
-      </w:r>
-    </w:p>
-    <w:p>
-      <w:pPr>
-        <w:pStyle w:val="Normal"/>
-        <w:ind w:start="576"/>
-        <w:rPr/>
-      </w:pPr>
-      <w:r>
-        <w:rPr>
-          <w:rFonts w:ascii="Courier New" w:hAnsi="Courier New"/>
-          <w:sz w:val="18"/>
-        </w:rPr>
-        <w:t xml:space="preserve">    </w:t>
-      </w:r>
-      <w:r>
-        <w:rPr>
-          <w:rFonts w:ascii="Courier New" w:hAnsi="Courier New"/>
-          <w:sz w:val="18"/>
-        </w:rPr>
-        <w:t>calculate 3-month rolling average of rx_rate</w:t>
-      </w:r>
-    </w:p>
-    <w:p>
-      <w:pPr>
-        <w:pStyle w:val="Normal"/>
-        <w:ind w:start="576"/>
-        <w:rPr/>
-      </w:pPr>
-      <w:r>
-        <w:rPr>
-          <w:rFonts w:ascii="Courier New" w:hAnsi="Courier New"/>
-          <w:sz w:val="18"/>
-        </w:rPr>
-        <w:t xml:space="preserve">    </w:t>
-      </w:r>
-      <w:r>
-        <w:rPr>
-          <w:rFonts w:ascii="Courier New" w:hAnsi="Courier New"/>
-          <w:sz w:val="18"/>
-        </w:rPr>
-        <w:t>draw line chart with:</w:t>
-      </w:r>
-    </w:p>
-    <w:p>
-      <w:pPr>
-        <w:pStyle w:val="Normal"/>
-        <w:ind w:start="576"/>
-        <w:rPr/>
-      </w:pPr>
-      <w:r>
-        <w:rPr>
-          <w:rFonts w:ascii="Courier New" w:hAnsi="Courier New"/>
-          <w:sz w:val="18"/>
-        </w:rPr>
-        <w:t xml:space="preserve">        </w:t>
-      </w:r>
-      <w:r>
-        <w:rPr>
-          <w:rFonts w:ascii="Courier New" w:hAnsi="Courier New"/>
-          <w:sz w:val="18"/>
-        </w:rPr>
-        <w:t>blue line + fill = monthly RX rate</w:t>
-      </w:r>
-    </w:p>
-    <w:p>
-      <w:pPr>
-        <w:pStyle w:val="Normal"/>
-        <w:ind w:start="576"/>
-        <w:rPr/>
-      </w:pPr>
-      <w:r>
-        <w:rPr>
-          <w:rFonts w:ascii="Courier New" w:hAnsi="Courier New"/>
-          <w:sz w:val="18"/>
-        </w:rPr>
-        <w:t xml:space="preserve">        </w:t>
-      </w:r>
-      <w:r>
-        <w:rPr>
-          <w:rFonts w:ascii="Courier New" w:hAnsi="Courier New"/>
-          <w:sz w:val="18"/>
-        </w:rPr>
-        <w:t>green line       = 3-month trend</w:t>
-      </w:r>
-    </w:p>
-    <w:p>
-      <w:pPr>
-        <w:pStyle w:val="Normal"/>
-        <w:ind w:start="576"/>
-        <w:rPr/>
-      </w:pPr>
-      <w:r>
-        <w:rPr>
-          <w:rFonts w:ascii="Courier New" w:hAnsi="Courier New"/>
-          <w:sz w:val="18"/>
-        </w:rPr>
-        <w:t xml:space="preserve">        </w:t>
-      </w:r>
-      <w:r>
-        <w:rPr>
-          <w:rFonts w:ascii="Courier New" w:hAnsi="Courier New"/>
-          <w:sz w:val="18"/>
-        </w:rPr>
-        <w:t>dashed line at 50% for reference</w:t>
-      </w:r>
-    </w:p>
-    <w:p>
-      <w:pPr>
-        <w:pStyle w:val="Normal"/>
-        <w:ind w:start="576"/>
-        <w:rPr/>
-      </w:pPr>
-      <w:r>
-        <w:rPr>
-          <w:rFonts w:ascii="Courier New" w:hAnsi="Courier New"/>
-          <w:sz w:val="18"/>
-        </w:rPr>
-        <w:t xml:space="preserve">        </w:t>
-      </w:r>
-      <w:r>
-        <w:rPr>
-          <w:rFonts w:ascii="Courier New" w:hAnsi="Courier New"/>
-          <w:sz w:val="18"/>
-        </w:rPr>
-        <w:t>red shading on any gaps &gt; 30 days</w:t>
-      </w:r>
-    </w:p>
-    <w:p>
-      <w:pPr>
-        <w:pStyle w:val="Normal"/>
-        <w:ind w:start="576"/>
-        <w:rPr/>
-      </w:pPr>
-      <w:r>
-        <w:rPr>
-          <w:rFonts w:ascii="Courier New" w:hAnsi="Courier New"/>
-          <w:sz w:val="18"/>
-        </w:rPr>
-        <w:t xml:space="preserve">    </w:t>
-      </w:r>
-      <w:r>
-        <w:rPr>
-          <w:rFonts w:ascii="Courier New" w:hAnsi="Courier New"/>
-          <w:sz w:val="18"/>
-        </w:rPr>
-        <w:t>RETURN figure</w:t>
-      </w:r>
-    </w:p>
-    <w:p>
-      <w:pPr>
-        <w:pStyle w:val="Heading2"/>
-        <w:rPr/>
-      </w:pPr>
-      <w:r>
-        <w:rPr/>
-        <w:t>strength_progression()</w:t>
-      </w:r>
-    </w:p>
-    <w:p>
-      <w:pPr>
-        <w:pStyle w:val="Normal"/>
-        <w:ind w:start="576"/>
-        <w:rPr/>
-      </w:pPr>
-      <w:r>
-        <w:rPr>
-          <w:rFonts w:ascii="Courier New" w:hAnsi="Courier New"/>
-          <w:sz w:val="18"/>
-        </w:rPr>
-        <w:t>FUNCTION strength_progression(df, top_n=6):</w:t>
-      </w:r>
-    </w:p>
-    <w:p>
-      <w:pPr>
-        <w:pStyle w:val="Normal"/>
-        <w:ind w:start="576"/>
-        <w:rPr/>
-      </w:pPr>
-      <w:r>
-        <w:rPr>
-          <w:rFonts w:ascii="Courier New" w:hAnsi="Courier New"/>
-          <w:sz w:val="18"/>
-        </w:rPr>
-        <w:t xml:space="preserve">    </w:t>
-      </w:r>
-      <w:r>
-        <w:rPr>
-          <w:rFonts w:ascii="Courier New" w:hAnsi="Courier New"/>
-          <w:sz w:val="18"/>
-        </w:rPr>
-        <w:t>filter to Load sessions that have a barbell lift name</w:t>
-      </w:r>
-    </w:p>
-    <w:p>
-      <w:pPr>
-        <w:pStyle w:val="Normal"/>
-        <w:ind w:start="576"/>
-        <w:rPr/>
-      </w:pPr>
-      <w:r>
-        <w:rPr>
-          <w:rFonts w:ascii="Courier New" w:hAnsi="Courier New"/>
-          <w:sz w:val="18"/>
-        </w:rPr>
-        <w:t xml:space="preserve">    </w:t>
-      </w:r>
-      <w:r>
-        <w:rPr>
-          <w:rFonts w:ascii="Courier New" w:hAnsi="Courier New"/>
-          <w:sz w:val="18"/>
-        </w:rPr>
-        <w:t>find the 6 most frequently logged lifts</w:t>
-      </w:r>
-    </w:p>
-    <w:p>
-      <w:pPr>
-        <w:pStyle w:val="Normal"/>
-        <w:ind w:start="576"/>
-        <w:rPr/>
-      </w:pPr>
-      <w:r>
-        <w:rPr>
-          <w:rFonts w:ascii="Courier New" w:hAnsi="Courier New"/>
-          <w:sz w:val="18"/>
-        </w:rPr>
-        <w:t xml:space="preserve">    </w:t>
-      </w:r>
-      <w:r>
-        <w:rPr>
-          <w:rFonts w:ascii="Courier New" w:hAnsi="Courier New"/>
-          <w:sz w:val="18"/>
-        </w:rPr>
-        <w:t>create a 2-row × 3-column grid of charts (one per lift)</w:t>
-      </w:r>
-    </w:p>
-    <w:p>
-      <w:pPr>
-        <w:pStyle w:val="Normal"/>
-        <w:ind w:start="576"/>
-        <w:rPr/>
-      </w:pPr>
-      <w:r>
-        <w:rPr>
-          <w:rFonts w:ascii="Courier New" w:hAnsi="Courier New"/>
-          <w:sz w:val="18"/>
-        </w:rPr>
-        <w:t xml:space="preserve">    </w:t>
-      </w:r>
-      <w:r>
-        <w:rPr>
-          <w:rFonts w:ascii="Courier New" w:hAnsi="Courier New"/>
-          <w:sz w:val="18"/>
-        </w:rPr>
-        <w:t>FOR each lift:</w:t>
-      </w:r>
-    </w:p>
-    <w:p>
-      <w:pPr>
-        <w:pStyle w:val="Normal"/>
-        <w:ind w:start="576"/>
-        <w:rPr/>
-      </w:pPr>
-      <w:r>
-        <w:rPr>
-          <w:rFonts w:ascii="Courier New" w:hAnsi="Courier New"/>
-          <w:sz w:val="18"/>
-        </w:rPr>
-        <w:t xml:space="preserve">        </w:t>
-      </w:r>
-      <w:r>
-        <w:rPr>
-          <w:rFonts w:ascii="Courier New" w:hAnsi="Courier New"/>
-          <w:sz w:val="18"/>
-        </w:rPr>
-        <w:t>sort sessions by date</w:t>
-      </w:r>
-    </w:p>
-    <w:p>
-      <w:pPr>
-        <w:pStyle w:val="Normal"/>
-        <w:ind w:start="576"/>
-        <w:rPr/>
-      </w:pPr>
-      <w:r>
-        <w:rPr>
-          <w:rFonts w:ascii="Courier New" w:hAnsi="Courier New"/>
-          <w:sz w:val="18"/>
-        </w:rPr>
-        <w:t xml:space="preserve">        </w:t>
-      </w:r>
-      <w:r>
-        <w:rPr>
-          <w:rFonts w:ascii="Courier New" w:hAnsi="Courier New"/>
-          <w:sz w:val="18"/>
-        </w:rPr>
-        <w:t>running_max = the highest weight lifted up to each point in time</w:t>
-      </w:r>
-    </w:p>
-    <w:p>
-      <w:pPr>
-        <w:pStyle w:val="Normal"/>
-        <w:ind w:start="576"/>
-        <w:rPr/>
-      </w:pPr>
-      <w:r>
-        <w:rPr>
-          <w:rFonts w:ascii="Courier New" w:hAnsi="Courier New"/>
-          <w:sz w:val="18"/>
-        </w:rPr>
-        <w:t xml:space="preserve">        </w:t>
-      </w:r>
-      <w:r>
-        <w:rPr>
-          <w:rFonts w:ascii="Courier New" w:hAnsi="Courier New"/>
-          <w:sz w:val="18"/>
-        </w:rPr>
-        <w:t>prs = sessions where is_pr is True</w:t>
-      </w:r>
-    </w:p>
-    <w:p>
-      <w:pPr>
-        <w:pStyle w:val="Normal"/>
-        <w:ind w:start="576"/>
-        <w:rPr/>
-      </w:pPr>
-      <w:r>
-        <w:rPr>
-          <w:rFonts w:ascii="Courier New" w:hAnsi="Courier New"/>
-          <w:sz w:val="18"/>
-        </w:rPr>
-        <w:t xml:space="preserve">        </w:t>
-      </w:r>
-      <w:r>
-        <w:rPr>
-          <w:rFonts w:ascii="Courier New" w:hAnsi="Courier New"/>
-          <w:sz w:val="18"/>
-        </w:rPr>
-        <w:t>draw:</w:t>
-      </w:r>
-    </w:p>
-    <w:p>
-      <w:pPr>
-        <w:pStyle w:val="Normal"/>
-        <w:ind w:start="576"/>
-        <w:rPr/>
-      </w:pPr>
-      <w:r>
-        <w:rPr>
-          <w:rFonts w:ascii="Courier New" w:hAnsi="Courier New"/>
-          <w:sz w:val="18"/>
-        </w:rPr>
-        <w:t xml:space="preserve">            </w:t>
-      </w:r>
-      <w:r>
-        <w:rPr>
-          <w:rFonts w:ascii="Courier New" w:hAnsi="Courier New"/>
-          <w:sz w:val="18"/>
-        </w:rPr>
-        <w:t>blue dots  = every attempt</w:t>
-      </w:r>
-    </w:p>
-    <w:p>
-      <w:pPr>
-        <w:pStyle w:val="Normal"/>
-        <w:ind w:start="576"/>
-        <w:rPr/>
-      </w:pPr>
-      <w:r>
-        <w:rPr>
-          <w:rFonts w:ascii="Courier New" w:hAnsi="Courier New"/>
-          <w:sz w:val="18"/>
-        </w:rPr>
-        <w:t xml:space="preserve">            </w:t>
-      </w:r>
-      <w:r>
-        <w:rPr>
-          <w:rFonts w:ascii="Courier New" w:hAnsi="Courier New"/>
-          <w:sz w:val="18"/>
-        </w:rPr>
-        <w:t>green line = running all-time best (running_max)</w:t>
-      </w:r>
-    </w:p>
-    <w:p>
-      <w:pPr>
-        <w:pStyle w:val="Normal"/>
-        <w:ind w:start="576"/>
-        <w:rPr/>
-      </w:pPr>
-      <w:r>
-        <w:rPr>
-          <w:rFonts w:ascii="Courier New" w:hAnsi="Courier New"/>
-          <w:sz w:val="18"/>
-        </w:rPr>
-        <w:t xml:space="preserve">            </w:t>
-      </w:r>
-      <w:r>
-        <w:rPr>
-          <w:rFonts w:ascii="Courier New" w:hAnsi="Courier New"/>
-          <w:sz w:val="18"/>
-        </w:rPr>
-        <w:t>amber star = PR attempts</w:t>
-      </w:r>
-    </w:p>
-    <w:p>
-      <w:pPr>
-        <w:pStyle w:val="Normal"/>
-        <w:ind w:start="576"/>
-        <w:rPr/>
-      </w:pPr>
-      <w:r>
-        <w:rPr>
-          <w:rFonts w:ascii="Courier New" w:hAnsi="Courier New"/>
-          <w:sz w:val="18"/>
-        </w:rPr>
-        <w:t xml:space="preserve">    </w:t>
-      </w:r>
-      <w:r>
-        <w:rPr>
-          <w:rFonts w:ascii="Courier New" w:hAnsi="Courier New"/>
-          <w:sz w:val="18"/>
-        </w:rPr>
-        <w:t>RETURN figure</w:t>
-      </w:r>
-    </w:p>
-    <w:p>
-      <w:pPr>
-        <w:pStyle w:val="Heading2"/>
-        <w:rPr/>
-      </w:pPr>
-      <w:r>
-        <w:rPr/>
-        <w:t>_extract_weights_claude() — the AI-powered weight extractor</w:t>
-      </w:r>
-    </w:p>
-    <w:p>
-      <w:pPr>
-        <w:pStyle w:val="Normal"/>
-        <w:rPr/>
-      </w:pPr>
-      <w:r>
-        <w:rPr/>
-        <w:t xml:space="preserve">This is where AI is used inside the analysis layer. When a session is logged as SCALED, </w:t>
-      </w:r>
-      <w:r>
-        <w:rPr/>
-        <w:t>I wrote</w:t>
-      </w:r>
-      <w:r>
-        <w:rPr/>
-        <w:t xml:space="preserve"> in </w:t>
+        <w:t>forecast_prs() — Block-Aware Recency-Weighted Forecasting</w:t>
+      </w:r>
+    </w:p>
+    <w:p>
+      <w:pPr>
+        <w:pStyle w:val="Normal"/>
+        <w:rPr/>
+      </w:pPr>
+      <w:r>
+        <w:rPr/>
+        <w:t>This is the most sophisticated function in the project. It predicts when I'll hit my next PR by fitting a trend line to my progress — but only on data from the current training block, and with more recent sessions weighted more heavily.</w:t>
+      </w:r>
+    </w:p>
+    <w:p>
+      <w:pPr>
+        <w:pStyle w:val="Normal"/>
+        <w:rPr/>
+      </w:pPr>
+      <w:r>
+        <w:rPr/>
+      </w:r>
+    </w:p>
+    <w:p>
+      <w:pPr>
+        <w:pStyle w:val="Normal"/>
+        <w:rPr/>
+      </w:pPr>
+      <w:r>
+        <w:rPr/>
+        <w:t xml:space="preserve">Why block-aware? Fitting a straight line across my whole history gives a misleading flat slope if </w:t>
+      </w:r>
+      <w:r>
+        <w:rPr/>
+        <w:t>I</w:t>
+      </w:r>
+      <w:r>
+        <w:rPr/>
+        <w:t xml:space="preserve"> had a long plateau in the middle. By fitting only the current block, the slope reflects </w:t>
       </w:r>
       <w:r>
         <w:rPr/>
@@ -3539,1859 +5414,7 @@
       </w:r>
       <w:r>
         <w:rPr/>
-        <w:t xml:space="preserve"> notes what weight you actually used. This function sends those notes to Claude Haiku (a fast, cheap model) and asks it to extract the weight — handling both explicit mentions ("95 lbs") and implicit ones ("used the 95", "went with 65").</w:t>
-      </w:r>
-    </w:p>
-    <w:p>
-      <w:pPr>
-        <w:pStyle w:val="Normal"/>
-        <w:ind w:start="576"/>
-        <w:rPr/>
-      </w:pPr>
-      <w:r>
-        <w:rPr>
-          <w:rFonts w:ascii="Courier New" w:hAnsi="Courier New"/>
-          <w:sz w:val="18"/>
-        </w:rPr>
-        <w:t>FUNCTION _extract_weights_claude(notes_list):</w:t>
-      </w:r>
-    </w:p>
-    <w:p>
-      <w:pPr>
-        <w:pStyle w:val="Normal"/>
-        <w:ind w:start="576"/>
-        <w:rPr/>
-      </w:pPr>
-      <w:r>
-        <w:rPr>
-          <w:rFonts w:ascii="Courier New" w:hAnsi="Courier New"/>
-          <w:sz w:val="18"/>
-        </w:rPr>
-        <w:t xml:space="preserve">    </w:t>
-      </w:r>
-      <w:r>
-        <w:rPr>
-          <w:rFonts w:ascii="Courier New" w:hAnsi="Courier New"/>
-          <w:sz w:val="18"/>
-        </w:rPr>
-        <w:t>results = empty list</w:t>
-      </w:r>
-    </w:p>
-    <w:p>
-      <w:pPr>
-        <w:pStyle w:val="Normal"/>
-        <w:ind w:start="576"/>
-        <w:rPr/>
-      </w:pPr>
-      <w:r>
-        <w:rPr>
-          <w:rFonts w:ascii="Courier New" w:hAnsi="Courier New"/>
-          <w:sz w:val="18"/>
-        </w:rPr>
-        <w:t xml:space="preserve">    </w:t>
-      </w:r>
-      <w:r>
-        <w:rPr>
-          <w:rFonts w:ascii="Courier New" w:hAnsi="Courier New"/>
-          <w:sz w:val="18"/>
-        </w:rPr>
-        <w:t>PROCESS notes in batches of 100:</w:t>
-      </w:r>
-    </w:p>
-    <w:p>
-      <w:pPr>
-        <w:pStyle w:val="Normal"/>
-        <w:ind w:start="576"/>
-        <w:rPr/>
-      </w:pPr>
-      <w:r>
-        <w:rPr>
-          <w:rFonts w:ascii="Courier New" w:hAnsi="Courier New"/>
-          <w:sz w:val="18"/>
-        </w:rPr>
-        <w:t xml:space="preserve">        </w:t>
-      </w:r>
-      <w:r>
-        <w:rPr>
-          <w:rFonts w:ascii="Courier New" w:hAnsi="Courier New"/>
-          <w:sz w:val="18"/>
-        </w:rPr>
-        <w:t>format the batch as a numbered list of notes</w:t>
-      </w:r>
-    </w:p>
-    <w:p>
-      <w:pPr>
-        <w:pStyle w:val="Normal"/>
-        <w:ind w:start="576"/>
-        <w:rPr/>
-      </w:pPr>
-      <w:r>
-        <w:rPr>
-          <w:rFonts w:ascii="Courier New" w:hAnsi="Courier New"/>
-          <w:sz w:val="18"/>
-        </w:rPr>
-        <w:t xml:space="preserve">        </w:t>
-      </w:r>
-      <w:r>
-        <w:rPr>
-          <w:rFonts w:ascii="Courier New" w:hAnsi="Courier New"/>
-          <w:sz w:val="18"/>
-        </w:rPr>
-        <w:t>send to Claude Haiku with this instruction:</w:t>
-      </w:r>
-    </w:p>
-    <w:p>
-      <w:pPr>
-        <w:pStyle w:val="Normal"/>
-        <w:ind w:start="576"/>
-        <w:rPr/>
-      </w:pPr>
-      <w:r>
-        <w:rPr>
-          <w:rFonts w:ascii="Courier New" w:hAnsi="Courier New"/>
-          <w:sz w:val="18"/>
-        </w:rPr>
-        <w:t xml:space="preserve">            </w:t>
-      </w:r>
-      <w:r>
-        <w:rPr>
-          <w:rFonts w:ascii="Courier New" w:hAnsi="Courier New"/>
-          <w:sz w:val="18"/>
-        </w:rPr>
-        <w:t>"Return a JSON array of exactly N values.</w:t>
-      </w:r>
-    </w:p>
-    <w:p>
-      <w:pPr>
-        <w:pStyle w:val="Normal"/>
-        <w:ind w:start="576"/>
-        <w:rPr/>
-      </w:pPr>
-      <w:r>
-        <w:rPr>
-          <w:rFonts w:ascii="Courier New" w:hAnsi="Courier New"/>
-          <w:sz w:val="18"/>
-        </w:rPr>
-        <w:t xml:space="preserve">             </w:t>
-      </w:r>
-      <w:r>
-        <w:rPr>
-          <w:rFonts w:ascii="Courier New" w:hAnsi="Courier New"/>
-          <w:sz w:val="18"/>
-        </w:rPr>
-        <w:t>Each value is a number (the weight in lbs) or null.</w:t>
-      </w:r>
-    </w:p>
-    <w:p>
-      <w:pPr>
-        <w:pStyle w:val="Normal"/>
-        <w:ind w:start="576"/>
-        <w:rPr/>
-      </w:pPr>
-      <w:r>
-        <w:rPr>
-          <w:rFonts w:ascii="Courier New" w:hAnsi="Courier New"/>
-          <w:sz w:val="18"/>
-        </w:rPr>
-        <w:t xml:space="preserve">             </w:t>
-      </w:r>
-      <w:r>
-        <w:rPr>
-          <w:rFonts w:ascii="Courier New" w:hAnsi="Courier New"/>
-          <w:sz w:val="18"/>
-        </w:rPr>
-        <w:t>Handle both explicit (95 lbs, 95#) and implicit</w:t>
-      </w:r>
-    </w:p>
-    <w:p>
-      <w:pPr>
-        <w:pStyle w:val="Normal"/>
-        <w:ind w:start="576"/>
-        <w:rPr/>
-      </w:pPr>
-      <w:r>
-        <w:rPr>
-          <w:rFonts w:ascii="Courier New" w:hAnsi="Courier New"/>
-          <w:sz w:val="18"/>
-        </w:rPr>
-        <w:t xml:space="preserve">             </w:t>
-      </w:r>
-      <w:r>
-        <w:rPr>
-          <w:rFonts w:ascii="Courier New" w:hAnsi="Courier New"/>
-          <w:sz w:val="18"/>
-        </w:rPr>
-        <w:t>(used the 95, went with 65) references."</w:t>
-      </w:r>
-    </w:p>
-    <w:p>
-      <w:pPr>
-        <w:pStyle w:val="Normal"/>
-        <w:ind w:start="576"/>
-        <w:rPr/>
-      </w:pPr>
-      <w:r>
-        <w:rPr>
-          <w:rFonts w:ascii="Courier New" w:hAnsi="Courier New"/>
-          <w:sz w:val="18"/>
-        </w:rPr>
-        <w:t xml:space="preserve">        </w:t>
-      </w:r>
-      <w:r>
-        <w:rPr>
-          <w:rFonts w:ascii="Courier New" w:hAnsi="Courier New"/>
-          <w:sz w:val="18"/>
-        </w:rPr>
-        <w:t>parse the JSON array from Claude's response</w:t>
-      </w:r>
-    </w:p>
-    <w:p>
-      <w:pPr>
-        <w:pStyle w:val="Normal"/>
-        <w:ind w:start="576"/>
-        <w:rPr/>
-      </w:pPr>
-      <w:r>
-        <w:rPr>
-          <w:rFonts w:ascii="Courier New" w:hAnsi="Courier New"/>
-          <w:sz w:val="18"/>
-        </w:rPr>
-        <w:t xml:space="preserve">        </w:t>
-      </w:r>
-      <w:r>
-        <w:rPr>
-          <w:rFonts w:ascii="Courier New" w:hAnsi="Courier New"/>
-          <w:sz w:val="18"/>
-        </w:rPr>
-        <w:t>IF parsing succeeds AND array has correct length:</w:t>
-      </w:r>
-    </w:p>
-    <w:p>
-      <w:pPr>
-        <w:pStyle w:val="Normal"/>
-        <w:ind w:start="576"/>
-        <w:rPr/>
-      </w:pPr>
-      <w:r>
-        <w:rPr>
-          <w:rFonts w:ascii="Courier New" w:hAnsi="Courier New"/>
-          <w:sz w:val="18"/>
-        </w:rPr>
-        <w:t xml:space="preserve">            </w:t>
-      </w:r>
-      <w:r>
-        <w:rPr>
-          <w:rFonts w:ascii="Courier New" w:hAnsi="Courier New"/>
-          <w:sz w:val="18"/>
-        </w:rPr>
-        <w:t>add results to list</w:t>
-      </w:r>
-    </w:p>
-    <w:p>
-      <w:pPr>
-        <w:pStyle w:val="Normal"/>
-        <w:ind w:start="576"/>
-        <w:rPr/>
-      </w:pPr>
-      <w:r>
-        <w:rPr>
-          <w:rFonts w:ascii="Courier New" w:hAnsi="Courier New"/>
-          <w:sz w:val="18"/>
-        </w:rPr>
-        <w:t xml:space="preserve">        </w:t>
-      </w:r>
-      <w:r>
-        <w:rPr>
-          <w:rFonts w:ascii="Courier New" w:hAnsi="Courier New"/>
-          <w:sz w:val="18"/>
-        </w:rPr>
-        <w:t>ELSE:</w:t>
-      </w:r>
-    </w:p>
-    <w:p>
-      <w:pPr>
-        <w:pStyle w:val="Normal"/>
-        <w:ind w:start="576"/>
-        <w:rPr/>
-      </w:pPr>
-      <w:r>
-        <w:rPr>
-          <w:rFonts w:ascii="Courier New" w:hAnsi="Courier New"/>
-          <w:sz w:val="18"/>
-        </w:rPr>
-        <w:t xml:space="preserve">            </w:t>
-      </w:r>
-      <w:r>
-        <w:rPr>
-          <w:rFonts w:ascii="Courier New" w:hAnsi="Courier New"/>
-          <w:sz w:val="18"/>
-        </w:rPr>
-        <w:t>add N nulls as fallback</w:t>
-      </w:r>
-    </w:p>
-    <w:p>
-      <w:pPr>
-        <w:pStyle w:val="Normal"/>
-        <w:ind w:start="576"/>
-        <w:rPr/>
-      </w:pPr>
-      <w:r>
-        <w:rPr>
-          <w:rFonts w:ascii="Courier New" w:hAnsi="Courier New"/>
-          <w:sz w:val="18"/>
-        </w:rPr>
-        <w:t xml:space="preserve">    </w:t>
-      </w:r>
-      <w:r>
-        <w:rPr>
-          <w:rFonts w:ascii="Courier New" w:hAnsi="Courier New"/>
-          <w:sz w:val="18"/>
-        </w:rPr>
-        <w:t>RETURN full results list</w:t>
-      </w:r>
-    </w:p>
-    <w:p>
-      <w:pPr>
-        <w:pStyle w:val="Heading2"/>
-        <w:rPr/>
-      </w:pPr>
-      <w:r>
-        <w:rPr/>
-        <w:t>scaling_ratio()</w:t>
-      </w:r>
-    </w:p>
-    <w:p>
-      <w:pPr>
-        <w:pStyle w:val="Normal"/>
-        <w:ind w:start="576"/>
-        <w:rPr/>
-      </w:pPr>
-      <w:r>
-        <w:rPr>
-          <w:rFonts w:ascii="Courier New" w:hAnsi="Courier New"/>
-          <w:sz w:val="18"/>
-        </w:rPr>
-        <w:t>FUNCTION scaling_ratio(df):</w:t>
-      </w:r>
-    </w:p>
-    <w:p>
-      <w:pPr>
-        <w:pStyle w:val="Normal"/>
-        <w:ind w:start="576"/>
-        <w:rPr/>
-      </w:pPr>
-      <w:r>
-        <w:rPr>
-          <w:rFonts w:ascii="Courier New" w:hAnsi="Courier New"/>
-          <w:sz w:val="18"/>
-        </w:rPr>
-        <w:t xml:space="preserve">    </w:t>
-      </w:r>
-      <w:r>
-        <w:rPr>
-          <w:rFonts w:ascii="Courier New" w:hAnsi="Courier New"/>
-          <w:sz w:val="18"/>
-        </w:rPr>
-        <w:t>filter to SCALED sessions only</w:t>
-      </w:r>
-    </w:p>
-    <w:p>
-      <w:pPr>
-        <w:pStyle w:val="Normal"/>
-        <w:ind w:start="576"/>
-        <w:rPr/>
-      </w:pPr>
-      <w:r>
-        <w:rPr>
-          <w:rFonts w:ascii="Courier New" w:hAnsi="Courier New"/>
-          <w:sz w:val="18"/>
-        </w:rPr>
-        <w:t xml:space="preserve">    </w:t>
-      </w:r>
-      <w:r>
-        <w:rPr>
-          <w:rFonts w:ascii="Courier New" w:hAnsi="Courier New"/>
-          <w:sz w:val="18"/>
-        </w:rPr>
-        <w:t>FOR each scaled session:</w:t>
-      </w:r>
-    </w:p>
-    <w:p>
-      <w:pPr>
-        <w:pStyle w:val="Normal"/>
-        <w:ind w:start="576"/>
-        <w:rPr/>
-      </w:pPr>
-      <w:r>
-        <w:rPr>
-          <w:rFonts w:ascii="Courier New" w:hAnsi="Courier New"/>
-          <w:sz w:val="18"/>
-        </w:rPr>
-        <w:t xml:space="preserve">        </w:t>
-      </w:r>
-      <w:r>
-        <w:rPr>
-          <w:rFonts w:ascii="Courier New" w:hAnsi="Courier New"/>
-          <w:sz w:val="18"/>
-        </w:rPr>
-        <w:t>rx_weight   = extract prescribed weight from description</w:t>
-      </w:r>
-    </w:p>
-    <w:p>
-      <w:pPr>
-        <w:pStyle w:val="Normal"/>
-        <w:ind w:start="576"/>
-        <w:rPr/>
-      </w:pPr>
-      <w:r>
-        <w:rPr>
-          <w:rFonts w:ascii="Courier New" w:hAnsi="Courier New"/>
-          <w:sz w:val="18"/>
-        </w:rPr>
-        <w:t xml:space="preserve">                      </w:t>
-      </w:r>
-      <w:r>
-        <w:rPr>
-          <w:rFonts w:ascii="Courier New" w:hAnsi="Courier New"/>
-          <w:sz w:val="18"/>
-        </w:rPr>
-        <w:t>(looks for patterns like "135/95 lbs" → takes 95)</w:t>
-      </w:r>
-    </w:p>
-    <w:p>
-      <w:pPr>
-        <w:pStyle w:val="Normal"/>
-        <w:ind w:start="576"/>
-        <w:rPr/>
-      </w:pPr>
-      <w:r>
-        <w:rPr>
-          <w:rFonts w:ascii="Courier New" w:hAnsi="Courier New"/>
-          <w:sz w:val="18"/>
-        </w:rPr>
-        <w:t xml:space="preserve">        </w:t>
-      </w:r>
-      <w:r>
-        <w:rPr>
-          <w:rFonts w:ascii="Courier New" w:hAnsi="Courier New"/>
-          <w:sz w:val="18"/>
-        </w:rPr>
-        <w:t>actual_weight = extracted by _extract_weights_claude() from notes</w:t>
-      </w:r>
-    </w:p>
-    <w:p>
-      <w:pPr>
-        <w:pStyle w:val="Normal"/>
-        <w:ind w:start="576"/>
-        <w:rPr/>
-      </w:pPr>
-      <w:r>
-        <w:rPr>
-          <w:rFonts w:ascii="Courier New" w:hAnsi="Courier New"/>
-          <w:sz w:val="18"/>
-        </w:rPr>
-        <w:t xml:space="preserve">        </w:t>
-      </w:r>
-      <w:r>
-        <w:rPr>
-          <w:rFonts w:ascii="Courier New" w:hAnsi="Courier New"/>
-          <w:sz w:val="18"/>
-        </w:rPr>
-        <w:t>ratio = actual_weight / rx_weight</w:t>
-      </w:r>
-    </w:p>
-    <w:p>
-      <w:pPr>
-        <w:pStyle w:val="Normal"/>
-        <w:ind w:start="576"/>
-        <w:rPr/>
-      </w:pPr>
-      <w:r>
-        <w:rPr>
-          <w:rFonts w:ascii="Courier New" w:hAnsi="Courier New"/>
-          <w:sz w:val="18"/>
-        </w:rPr>
-        <w:t xml:space="preserve">    </w:t>
-      </w:r>
-      <w:r>
-        <w:rPr>
-          <w:rFonts w:ascii="Courier New" w:hAnsi="Courier New"/>
-          <w:sz w:val="18"/>
-        </w:rPr>
-        <w:t>keep only rows where ratio is between 10% and 100%</w:t>
-      </w:r>
-    </w:p>
-    <w:p>
-      <w:pPr>
-        <w:pStyle w:val="Normal"/>
-        <w:ind w:start="576"/>
-        <w:rPr/>
-      </w:pPr>
-      <w:r>
-        <w:rPr>
-          <w:rFonts w:ascii="Courier New" w:hAnsi="Courier New"/>
-          <w:sz w:val="18"/>
-        </w:rPr>
-        <w:t xml:space="preserve">    </w:t>
-      </w:r>
-      <w:r>
-        <w:rPr>
-          <w:rFonts w:ascii="Courier New" w:hAnsi="Courier New"/>
-          <w:sz w:val="18"/>
-        </w:rPr>
-        <w:t>fit a linear trend line to ratio over time</w:t>
-      </w:r>
-    </w:p>
-    <w:p>
-      <w:pPr>
-        <w:pStyle w:val="Normal"/>
-        <w:ind w:start="576"/>
-        <w:rPr/>
-      </w:pPr>
-      <w:r>
-        <w:rPr>
-          <w:rFonts w:ascii="Courier New" w:hAnsi="Courier New"/>
-          <w:sz w:val="18"/>
-        </w:rPr>
-        <w:t xml:space="preserve">    </w:t>
-      </w:r>
-      <w:r>
-        <w:rPr>
-          <w:rFonts w:ascii="Courier New" w:hAnsi="Courier New"/>
-          <w:sz w:val="18"/>
-        </w:rPr>
-        <w:t>draw scatter plot + trend line</w:t>
-      </w:r>
-    </w:p>
-    <w:p>
-      <w:pPr>
-        <w:pStyle w:val="Normal"/>
-        <w:ind w:start="576"/>
-        <w:rPr/>
-      </w:pPr>
-      <w:r>
-        <w:rPr>
-          <w:rFonts w:ascii="Courier New" w:hAnsi="Courier New"/>
-          <w:sz w:val="18"/>
-        </w:rPr>
-        <w:t xml:space="preserve">    </w:t>
-      </w:r>
-      <w:r>
-        <w:rPr>
-          <w:rFonts w:ascii="Courier New" w:hAnsi="Courier New"/>
-          <w:sz w:val="18"/>
-        </w:rPr>
-        <w:t>RETURN (figure, stats_dict)</w:t>
-      </w:r>
-    </w:p>
-    <w:p>
-      <w:pPr>
-        <w:pStyle w:val="Normal"/>
-        <w:rPr/>
-      </w:pPr>
-      <w:r>
-        <w:rPr/>
-      </w:r>
-    </w:p>
-    <w:p>
-      <w:pPr>
-        <w:pStyle w:val="Heading1"/>
-        <w:rPr/>
-      </w:pPr>
-      <w:r>
-        <w:rPr/>
-        <w:t>6. analysis/ml_models.py — The Machine Learning Layer</w:t>
-      </w:r>
-    </w:p>
-    <w:p>
-      <w:pPr>
-        <w:pStyle w:val="Heading2"/>
-        <w:rPr/>
-      </w:pPr>
-      <w:r>
-        <w:rPr/>
-        <w:t>What it does</w:t>
-      </w:r>
-    </w:p>
-    <w:p>
-      <w:pPr>
-        <w:pStyle w:val="Normal"/>
-        <w:rPr/>
-      </w:pPr>
-      <w:r>
-        <w:rPr/>
-        <w:t xml:space="preserve">Applies three machine learning techniques to find patterns that would be hard to spot manually: grouping workouts into archetypes (clustering), spotting unusually strange sessions (anomaly detection), and forecasting when you'll hit </w:t>
-      </w:r>
-      <w:r>
-        <w:rPr/>
-        <w:t>my</w:t>
-      </w:r>
-      <w:r>
-        <w:rPr/>
-        <w:t xml:space="preserve"> next PR (regression).</w:t>
-      </w:r>
-    </w:p>
-    <w:p>
-      <w:pPr>
-        <w:pStyle w:val="Heading2"/>
-        <w:rPr/>
-      </w:pPr>
-      <w:r>
-        <w:rPr/>
-        <w:t>cluster_workouts() — KMeans Clustering</w:t>
-      </w:r>
-    </w:p>
-    <w:p>
-      <w:pPr>
-        <w:pStyle w:val="Normal"/>
-        <w:rPr/>
-      </w:pPr>
-      <w:r>
-        <w:rPr/>
-        <w:t>KMeans clustering finds groups of similar things. Here it groups your workouts into 4 "archetypes" based on their characteristics.</w:t>
-      </w:r>
-    </w:p>
-    <w:p>
-      <w:pPr>
-        <w:pStyle w:val="Normal"/>
-        <w:ind w:start="576"/>
-        <w:rPr/>
-      </w:pPr>
-      <w:r>
-        <w:rPr>
-          <w:rFonts w:ascii="Courier New" w:hAnsi="Courier New"/>
-          <w:sz w:val="18"/>
-        </w:rPr>
-        <w:t>FUNCTION cluster_workouts(df, k=4):</w:t>
-      </w:r>
-    </w:p>
-    <w:p>
-      <w:pPr>
-        <w:pStyle w:val="Normal"/>
-        <w:ind w:start="576"/>
-        <w:rPr/>
-      </w:pPr>
-      <w:r>
-        <w:rPr>
-          <w:rFonts w:ascii="Courier New" w:hAnsi="Courier New"/>
-          <w:sz w:val="18"/>
-        </w:rPr>
-        <w:t xml:space="preserve">    </w:t>
-      </w:r>
-      <w:r>
-        <w:rPr>
-          <w:rFonts w:ascii="Courier New" w:hAnsi="Courier New"/>
-          <w:sz w:val="18"/>
-        </w:rPr>
-        <w:t>build feature table with one row per session:</w:t>
-      </w:r>
-    </w:p>
-    <w:p>
-      <w:pPr>
-        <w:pStyle w:val="Normal"/>
-        <w:ind w:start="576"/>
-        <w:rPr/>
-      </w:pPr>
-      <w:r>
-        <w:rPr>
-          <w:rFonts w:ascii="Courier New" w:hAnsi="Courier New"/>
-          <w:sz w:val="18"/>
-        </w:rPr>
-        <w:t xml:space="preserve">        </w:t>
-      </w:r>
-      <w:r>
-        <w:rPr>
-          <w:rFonts w:ascii="Courier New" w:hAnsi="Courier New"/>
-          <w:sz w:val="18"/>
-        </w:rPr>
-        <w:t>is_rx       (1 if RX, 0 if scaled)</w:t>
-      </w:r>
-    </w:p>
-    <w:p>
-      <w:pPr>
-        <w:pStyle w:val="Normal"/>
-        <w:ind w:start="576"/>
-        <w:rPr/>
-      </w:pPr>
-      <w:r>
-        <w:rPr>
-          <w:rFonts w:ascii="Courier New" w:hAnsi="Courier New"/>
-          <w:sz w:val="18"/>
-        </w:rPr>
-        <w:t xml:space="preserve">        </w:t>
-      </w:r>
-      <w:r>
-        <w:rPr>
-          <w:rFonts w:ascii="Courier New" w:hAnsi="Courier New"/>
-          <w:sz w:val="18"/>
-        </w:rPr>
-        <w:t>is_strength (1 if score_type is Load)</w:t>
-      </w:r>
-    </w:p>
-    <w:p>
-      <w:pPr>
-        <w:pStyle w:val="Normal"/>
-        <w:ind w:start="576"/>
-        <w:rPr/>
-      </w:pPr>
-      <w:r>
-        <w:rPr>
-          <w:rFonts w:ascii="Courier New" w:hAnsi="Courier New"/>
-          <w:sz w:val="18"/>
-        </w:rPr>
-        <w:t xml:space="preserve">        </w:t>
-      </w:r>
-      <w:r>
-        <w:rPr>
-          <w:rFonts w:ascii="Courier New" w:hAnsi="Courier New"/>
-          <w:sz w:val="18"/>
-        </w:rPr>
-        <w:t>is_timed    (1 if score looks like MM:SS)</w:t>
-      </w:r>
-    </w:p>
-    <w:p>
-      <w:pPr>
-        <w:pStyle w:val="Normal"/>
-        <w:ind w:start="576"/>
-        <w:rPr/>
-      </w:pPr>
-      <w:r>
-        <w:rPr>
-          <w:rFonts w:ascii="Courier New" w:hAnsi="Courier New"/>
-          <w:sz w:val="18"/>
-        </w:rPr>
-        <w:t xml:space="preserve">        </w:t>
-      </w:r>
-      <w:r>
-        <w:rPr>
-          <w:rFonts w:ascii="Courier New" w:hAnsi="Courier New"/>
-          <w:sz w:val="18"/>
-        </w:rPr>
-        <w:t>is_amrap    (1 if score_type is Rounds+Reps)</w:t>
-      </w:r>
-    </w:p>
-    <w:p>
-      <w:pPr>
-        <w:pStyle w:val="Normal"/>
-        <w:ind w:start="576"/>
-        <w:rPr/>
-      </w:pPr>
-      <w:r>
-        <w:rPr>
-          <w:rFonts w:ascii="Courier New" w:hAnsi="Courier New"/>
-          <w:sz w:val="18"/>
-        </w:rPr>
-        <w:t xml:space="preserve">        </w:t>
-      </w:r>
-      <w:r>
-        <w:rPr>
-          <w:rFonts w:ascii="Courier New" w:hAnsi="Courier New"/>
-          <w:sz w:val="18"/>
-        </w:rPr>
-        <w:t>has_barbell (1 if a barbell lift is named)</w:t>
-      </w:r>
-    </w:p>
-    <w:p>
-      <w:pPr>
-        <w:pStyle w:val="Normal"/>
-        <w:ind w:start="576"/>
-        <w:rPr/>
-      </w:pPr>
-      <w:r>
-        <w:rPr>
-          <w:rFonts w:ascii="Courier New" w:hAnsi="Courier New"/>
-          <w:sz w:val="18"/>
-        </w:rPr>
-        <w:t xml:space="preserve">        </w:t>
-      </w:r>
-      <w:r>
-        <w:rPr>
-          <w:rFonts w:ascii="Courier New" w:hAnsi="Courier New"/>
-          <w:sz w:val="18"/>
-        </w:rPr>
-        <w:t>sentiment   (the sentiment score, 0 if missing)</w:t>
-      </w:r>
-    </w:p>
-    <w:p>
-      <w:pPr>
-        <w:pStyle w:val="Normal"/>
-        <w:ind w:start="576"/>
-        <w:rPr/>
-      </w:pPr>
-      <w:r>
-        <w:rPr>
-          <w:rFonts w:ascii="Courier New" w:hAnsi="Courier New"/>
-          <w:sz w:val="18"/>
-        </w:rPr>
-        <w:t xml:space="preserve">        </w:t>
-      </w:r>
-      <w:r>
-        <w:rPr>
-          <w:rFonts w:ascii="Courier New" w:hAnsi="Courier New"/>
-          <w:sz w:val="18"/>
-        </w:rPr>
-        <w:t>is_pr       (1 if it was a PR)</w:t>
-      </w:r>
-    </w:p>
-    <w:p>
-      <w:pPr>
-        <w:pStyle w:val="Normal"/>
-        <w:ind w:start="576"/>
-        <w:rPr/>
-      </w:pPr>
-      <w:r>
-        <w:rPr/>
-      </w:r>
-    </w:p>
-    <w:p>
-      <w:pPr>
-        <w:pStyle w:val="Normal"/>
-        <w:ind w:start="576"/>
-        <w:rPr/>
-      </w:pPr>
-      <w:r>
-        <w:rPr>
-          <w:rFonts w:ascii="Courier New" w:hAnsi="Courier New"/>
-          <w:sz w:val="18"/>
-        </w:rPr>
-        <w:t xml:space="preserve">    </w:t>
-      </w:r>
-      <w:r>
-        <w:rPr>
-          <w:rFonts w:ascii="Courier New" w:hAnsi="Courier New"/>
-          <w:sz w:val="18"/>
-        </w:rPr>
-        <w:t>standardise all features (so each one has equal weight)</w:t>
-      </w:r>
-    </w:p>
-    <w:p>
-      <w:pPr>
-        <w:pStyle w:val="Normal"/>
-        <w:ind w:start="576"/>
-        <w:rPr/>
-      </w:pPr>
-      <w:r>
-        <w:rPr>
-          <w:rFonts w:ascii="Courier New" w:hAnsi="Courier New"/>
-          <w:sz w:val="18"/>
-        </w:rPr>
-        <w:t xml:space="preserve">    </w:t>
-      </w:r>
-      <w:r>
-        <w:rPr>
-          <w:rFonts w:ascii="Courier New" w:hAnsi="Courier New"/>
-          <w:sz w:val="18"/>
-        </w:rPr>
-        <w:t>run KMeans with k=4 to assign each session to one of 4 clusters</w:t>
-      </w:r>
-    </w:p>
-    <w:p>
-      <w:pPr>
-        <w:pStyle w:val="Normal"/>
-        <w:ind w:start="576"/>
-        <w:rPr/>
-      </w:pPr>
-      <w:r>
-        <w:rPr/>
-      </w:r>
-    </w:p>
-    <w:p>
-      <w:pPr>
-        <w:pStyle w:val="Normal"/>
-        <w:ind w:start="576"/>
-        <w:rPr/>
-      </w:pPr>
-      <w:r>
-        <w:rPr>
-          <w:rFonts w:ascii="Courier New" w:hAnsi="Courier New"/>
-          <w:sz w:val="18"/>
-        </w:rPr>
-        <w:t xml:space="preserve">    </w:t>
-      </w:r>
-      <w:r>
-        <w:rPr>
-          <w:rFonts w:ascii="Courier New" w:hAnsi="Courier New"/>
-          <w:sz w:val="18"/>
-        </w:rPr>
-        <w:t>FOR each cluster:</w:t>
-      </w:r>
-    </w:p>
-    <w:p>
-      <w:pPr>
-        <w:pStyle w:val="Normal"/>
-        <w:ind w:start="576"/>
-        <w:rPr/>
-      </w:pPr>
-      <w:r>
-        <w:rPr>
-          <w:rFonts w:ascii="Courier New" w:hAnsi="Courier New"/>
-          <w:sz w:val="18"/>
-        </w:rPr>
-        <w:t xml:space="preserve">        </w:t>
-      </w:r>
-      <w:r>
-        <w:rPr>
-          <w:rFonts w:ascii="Courier New" w:hAnsi="Courier New"/>
-          <w:sz w:val="18"/>
-        </w:rPr>
-        <w:t>calculate average of each feature</w:t>
-      </w:r>
-    </w:p>
-    <w:p>
-      <w:pPr>
-        <w:pStyle w:val="Normal"/>
-        <w:ind w:start="576"/>
-        <w:rPr/>
-      </w:pPr>
-      <w:r>
-        <w:rPr>
-          <w:rFonts w:ascii="Courier New" w:hAnsi="Courier New"/>
-          <w:sz w:val="18"/>
-        </w:rPr>
-        <w:t xml:space="preserve">        </w:t>
-      </w:r>
-      <w:r>
-        <w:rPr>
-          <w:rFonts w:ascii="Courier New" w:hAnsi="Courier New"/>
-          <w:sz w:val="18"/>
-        </w:rPr>
-        <w:t>name the cluster based on its dominant feature:</w:t>
-      </w:r>
-    </w:p>
-    <w:p>
-      <w:pPr>
-        <w:pStyle w:val="Normal"/>
-        <w:ind w:start="576"/>
-        <w:rPr/>
-      </w:pPr>
-      <w:r>
-        <w:rPr>
-          <w:rFonts w:ascii="Courier New" w:hAnsi="Courier New"/>
-          <w:sz w:val="18"/>
-        </w:rPr>
-        <w:t xml:space="preserve">            </w:t>
-      </w:r>
-      <w:r>
-        <w:rPr>
-          <w:rFonts w:ascii="Courier New" w:hAnsi="Courier New"/>
-          <w:sz w:val="18"/>
-        </w:rPr>
-        <w:t>strength_rate &gt; 50% → "Strength / Lifting"</w:t>
-      </w:r>
-    </w:p>
-    <w:p>
-      <w:pPr>
-        <w:pStyle w:val="Normal"/>
-        <w:ind w:start="576"/>
-        <w:rPr/>
-      </w:pPr>
-      <w:r>
-        <w:rPr>
-          <w:rFonts w:ascii="Courier New" w:hAnsi="Courier New"/>
-          <w:sz w:val="18"/>
-        </w:rPr>
-        <w:t xml:space="preserve">            </w:t>
-      </w:r>
-      <w:r>
-        <w:rPr>
-          <w:rFonts w:ascii="Courier New" w:hAnsi="Courier New"/>
-          <w:sz w:val="18"/>
-        </w:rPr>
-        <w:t>amrap_rate    &gt; 30% → "AMRAP Metcon"</w:t>
-      </w:r>
-    </w:p>
-    <w:p>
-      <w:pPr>
-        <w:pStyle w:val="Normal"/>
-        <w:ind w:start="576"/>
-        <w:rPr/>
-      </w:pPr>
-      <w:r>
-        <w:rPr>
-          <w:rFonts w:ascii="Courier New" w:hAnsi="Courier New"/>
-          <w:sz w:val="18"/>
-        </w:rPr>
-        <w:t xml:space="preserve">            </w:t>
-      </w:r>
-      <w:r>
-        <w:rPr>
-          <w:rFonts w:ascii="Courier New" w:hAnsi="Courier New"/>
-          <w:sz w:val="18"/>
-        </w:rPr>
-        <w:t>timed_rate    &gt; 30% → "Timed Metcon"</w:t>
-      </w:r>
-    </w:p>
-    <w:p>
-      <w:pPr>
-        <w:pStyle w:val="Normal"/>
-        <w:ind w:start="576"/>
-        <w:rPr/>
-      </w:pPr>
-      <w:r>
-        <w:rPr>
-          <w:rFonts w:ascii="Courier New" w:hAnsi="Courier New"/>
-          <w:sz w:val="18"/>
-        </w:rPr>
-        <w:t xml:space="preserve">            </w:t>
-      </w:r>
-      <w:r>
-        <w:rPr>
-          <w:rFonts w:ascii="Courier New" w:hAnsi="Courier New"/>
-          <w:sz w:val="18"/>
-        </w:rPr>
-        <w:t>otherwise          → "Accessory / Mixed"</w:t>
-      </w:r>
-    </w:p>
-    <w:p>
-      <w:pPr>
-        <w:pStyle w:val="Normal"/>
-        <w:ind w:start="576"/>
-        <w:rPr/>
-      </w:pPr>
-      <w:r>
-        <w:rPr/>
-      </w:r>
-    </w:p>
-    <w:p>
-      <w:pPr>
-        <w:pStyle w:val="Normal"/>
-        <w:ind w:start="576"/>
-        <w:rPr/>
-      </w:pPr>
-      <w:r>
-        <w:rPr>
-          <w:rFonts w:ascii="Courier New" w:hAnsi="Courier New"/>
-          <w:sz w:val="18"/>
-        </w:rPr>
-        <w:t xml:space="preserve">    </w:t>
-      </w:r>
-      <w:r>
-        <w:rPr>
-          <w:rFonts w:ascii="Courier New" w:hAnsi="Courier New"/>
-          <w:sz w:val="18"/>
-        </w:rPr>
-        <w:t>RETURN (df_with_cluster_labels, profiles_summary, bar_chart)</w:t>
-      </w:r>
-    </w:p>
-    <w:p>
-      <w:pPr>
-        <w:pStyle w:val="Heading2"/>
-        <w:rPr/>
-      </w:pPr>
-      <w:r>
-        <w:rPr/>
-        <w:t>detect_anomalies() — Isolation Forest</w:t>
-      </w:r>
-    </w:p>
-    <w:p>
-      <w:pPr>
-        <w:pStyle w:val="Normal"/>
-        <w:rPr/>
-      </w:pPr>
-      <w:r>
-        <w:rPr/>
-        <w:t>Isolation Forest works by asking: "how easy is it to isolate this point from the rest?" Unusual points are easier to isolate (they need fewer random splits to be separated from the crowd). These are flagged as anomalies.</w:t>
-      </w:r>
-    </w:p>
-    <w:p>
-      <w:pPr>
-        <w:pStyle w:val="Normal"/>
-        <w:ind w:start="576"/>
-        <w:rPr/>
-      </w:pPr>
-      <w:r>
-        <w:rPr>
-          <w:rFonts w:ascii="Courier New" w:hAnsi="Courier New"/>
-          <w:sz w:val="18"/>
-        </w:rPr>
-        <w:t>FUNCTION detect_anomalies(df, contamination=0.08):</w:t>
-      </w:r>
-    </w:p>
-    <w:p>
-      <w:pPr>
-        <w:pStyle w:val="Normal"/>
-        <w:ind w:start="576"/>
-        <w:rPr/>
-      </w:pPr>
-      <w:r>
-        <w:rPr>
-          <w:rFonts w:ascii="Courier New" w:hAnsi="Courier New"/>
-          <w:sz w:val="18"/>
-        </w:rPr>
-        <w:t xml:space="preserve">    </w:t>
-      </w:r>
-      <w:r>
-        <w:rPr>
-          <w:rFonts w:ascii="Courier New" w:hAnsi="Courier New"/>
-          <w:sz w:val="18"/>
-        </w:rPr>
-        <w:t>filter to strength sessions that have a numeric score_load</w:t>
-      </w:r>
-    </w:p>
-    <w:p>
-      <w:pPr>
-        <w:pStyle w:val="Normal"/>
-        <w:ind w:start="576"/>
-        <w:rPr/>
-      </w:pPr>
-      <w:r>
-        <w:rPr>
-          <w:rFonts w:ascii="Courier New" w:hAnsi="Courier New"/>
-          <w:sz w:val="18"/>
-        </w:rPr>
-        <w:t xml:space="preserve">    </w:t>
-      </w:r>
-      <w:r>
-        <w:rPr>
-          <w:rFonts w:ascii="Courier New" w:hAnsi="Courier New"/>
-          <w:sz w:val="18"/>
-        </w:rPr>
-        <w:t>build feature table:</w:t>
-      </w:r>
-    </w:p>
-    <w:p>
-      <w:pPr>
-        <w:pStyle w:val="Normal"/>
-        <w:ind w:start="576"/>
-        <w:rPr/>
-      </w:pPr>
-      <w:r>
-        <w:rPr>
-          <w:rFonts w:ascii="Courier New" w:hAnsi="Courier New"/>
-          <w:sz w:val="18"/>
-        </w:rPr>
-        <w:t xml:space="preserve">        </w:t>
-      </w:r>
-      <w:r>
-        <w:rPr>
-          <w:rFonts w:ascii="Courier New" w:hAnsi="Courier New"/>
-          <w:sz w:val="18"/>
-        </w:rPr>
-        <w:t>load         (weight lifted)</w:t>
-      </w:r>
-    </w:p>
-    <w:p>
-      <w:pPr>
-        <w:pStyle w:val="Normal"/>
-        <w:ind w:start="576"/>
-        <w:rPr/>
-      </w:pPr>
-      <w:r>
-        <w:rPr>
-          <w:rFonts w:ascii="Courier New" w:hAnsi="Courier New"/>
-          <w:sz w:val="18"/>
-        </w:rPr>
-        <w:t xml:space="preserve">        </w:t>
-      </w:r>
-      <w:r>
-        <w:rPr>
-          <w:rFonts w:ascii="Courier New" w:hAnsi="Courier New"/>
-          <w:sz w:val="18"/>
-        </w:rPr>
-        <w:t>day_of_week  (0=Monday … 6=Sunday)</w:t>
-      </w:r>
-    </w:p>
-    <w:p>
-      <w:pPr>
-        <w:pStyle w:val="Normal"/>
-        <w:ind w:start="576"/>
-        <w:rPr/>
-      </w:pPr>
-      <w:r>
-        <w:rPr>
-          <w:rFonts w:ascii="Courier New" w:hAnsi="Courier New"/>
-          <w:sz w:val="18"/>
-        </w:rPr>
-        <w:t xml:space="preserve">        </w:t>
-      </w:r>
-      <w:r>
-        <w:rPr>
-          <w:rFonts w:ascii="Courier New" w:hAnsi="Courier New"/>
-          <w:sz w:val="18"/>
-        </w:rPr>
-        <w:t>days_since   (days since previous session)</w:t>
-      </w:r>
-    </w:p>
-    <w:p>
-      <w:pPr>
-        <w:pStyle w:val="Normal"/>
-        <w:ind w:start="576"/>
-        <w:rPr/>
-      </w:pPr>
-      <w:r>
-        <w:rPr/>
-      </w:r>
-    </w:p>
-    <w:p>
-      <w:pPr>
-        <w:pStyle w:val="Normal"/>
-        <w:ind w:start="576"/>
-        <w:rPr/>
-      </w:pPr>
-      <w:r>
-        <w:rPr>
-          <w:rFonts w:ascii="Courier New" w:hAnsi="Courier New"/>
-          <w:sz w:val="18"/>
-        </w:rPr>
-        <w:t xml:space="preserve">    </w:t>
-      </w:r>
-      <w:r>
-        <w:rPr>
-          <w:rFonts w:ascii="Courier New" w:hAnsi="Courier New"/>
-          <w:sz w:val="18"/>
-        </w:rPr>
-        <w:t>train Isolation Forest:</w:t>
-      </w:r>
-    </w:p>
-    <w:p>
-      <w:pPr>
-        <w:pStyle w:val="Normal"/>
-        <w:ind w:start="576"/>
-        <w:rPr/>
-      </w:pPr>
-      <w:r>
-        <w:rPr>
-          <w:rFonts w:ascii="Courier New" w:hAnsi="Courier New"/>
-          <w:sz w:val="18"/>
-        </w:rPr>
-        <w:t xml:space="preserve">        </w:t>
-      </w:r>
-      <w:r>
-        <w:rPr>
-          <w:rFonts w:ascii="Courier New" w:hAnsi="Courier New"/>
-          <w:sz w:val="18"/>
-        </w:rPr>
-        <w:t>contamination=0.08 means "expect ~8% of sessions to be anomalies"</w:t>
-      </w:r>
-    </w:p>
-    <w:p>
-      <w:pPr>
-        <w:pStyle w:val="Normal"/>
-        <w:ind w:start="576"/>
-        <w:rPr/>
-      </w:pPr>
-      <w:r>
-        <w:rPr>
-          <w:rFonts w:ascii="Courier New" w:hAnsi="Courier New"/>
-          <w:sz w:val="18"/>
-        </w:rPr>
-        <w:t xml:space="preserve">        </w:t>
-      </w:r>
-      <w:r>
-        <w:rPr>
-          <w:rFonts w:ascii="Courier New" w:hAnsi="Courier New"/>
-          <w:sz w:val="18"/>
-        </w:rPr>
-        <w:t>each session gets labelled +1 (normal) or -1 (anomaly)</w:t>
-      </w:r>
-    </w:p>
-    <w:p>
-      <w:pPr>
-        <w:pStyle w:val="Normal"/>
-        <w:ind w:start="576"/>
-        <w:rPr/>
-      </w:pPr>
-      <w:r>
-        <w:rPr/>
-      </w:r>
-    </w:p>
-    <w:p>
-      <w:pPr>
-        <w:pStyle w:val="Normal"/>
-        <w:ind w:start="576"/>
-        <w:rPr/>
-      </w:pPr>
-      <w:r>
-        <w:rPr>
-          <w:rFonts w:ascii="Courier New" w:hAnsi="Courier New"/>
-          <w:sz w:val="18"/>
-        </w:rPr>
-        <w:t xml:space="preserve">    </w:t>
-      </w:r>
-      <w:r>
-        <w:rPr>
-          <w:rFonts w:ascii="Courier New" w:hAnsi="Courier New"/>
-          <w:sz w:val="18"/>
-        </w:rPr>
-        <w:t>draw scatter plot:</w:t>
-      </w:r>
-    </w:p>
-    <w:p>
-      <w:pPr>
-        <w:pStyle w:val="Normal"/>
-        <w:ind w:start="576"/>
-        <w:rPr/>
-      </w:pPr>
-      <w:r>
-        <w:rPr>
-          <w:rFonts w:ascii="Courier New" w:hAnsi="Courier New"/>
-          <w:sz w:val="18"/>
-        </w:rPr>
-        <w:t xml:space="preserve">        </w:t>
-      </w:r>
-      <w:r>
-        <w:rPr>
-          <w:rFonts w:ascii="Courier New" w:hAnsi="Courier New"/>
-          <w:sz w:val="18"/>
-        </w:rPr>
-        <w:t>blue dots = normal sessions</w:t>
-      </w:r>
-    </w:p>
-    <w:p>
-      <w:pPr>
-        <w:pStyle w:val="Normal"/>
-        <w:ind w:start="576"/>
-        <w:rPr/>
-      </w:pPr>
-      <w:r>
-        <w:rPr>
-          <w:rFonts w:ascii="Courier New" w:hAnsi="Courier New"/>
-          <w:sz w:val="18"/>
-        </w:rPr>
-        <w:t xml:space="preserve">        </w:t>
-      </w:r>
-      <w:r>
-        <w:rPr>
-          <w:rFonts w:ascii="Courier New" w:hAnsi="Courier New"/>
-          <w:sz w:val="18"/>
-        </w:rPr>
-        <w:t>red X     = anomaly sessions</w:t>
-      </w:r>
-    </w:p>
-    <w:p>
-      <w:pPr>
-        <w:pStyle w:val="Normal"/>
-        <w:ind w:start="576"/>
-        <w:rPr/>
-      </w:pPr>
-      <w:r>
-        <w:rPr/>
-      </w:r>
-    </w:p>
-    <w:p>
-      <w:pPr>
-        <w:pStyle w:val="Normal"/>
-        <w:ind w:start="576"/>
-        <w:rPr/>
-      </w:pPr>
-      <w:r>
-        <w:rPr>
-          <w:rFonts w:ascii="Courier New" w:hAnsi="Courier New"/>
-          <w:sz w:val="18"/>
-        </w:rPr>
-        <w:t xml:space="preserve">    </w:t>
-      </w:r>
-      <w:r>
-        <w:rPr>
-          <w:rFonts w:ascii="Courier New" w:hAnsi="Courier New"/>
-          <w:sz w:val="18"/>
-        </w:rPr>
-        <w:t>RETURN (anomalies_dataframe, figure)</w:t>
-      </w:r>
-    </w:p>
-    <w:p>
-      <w:pPr>
-        <w:pStyle w:val="Heading2"/>
-        <w:rPr/>
-      </w:pPr>
-      <w:r>
-        <w:rPr/>
-        <w:t>_detect_block_start() — Finding Your Current Training Block</w:t>
-      </w:r>
-    </w:p>
-    <w:p>
-      <w:pPr>
-        <w:pStyle w:val="Normal"/>
-        <w:rPr/>
-      </w:pPr>
-      <w:r>
-        <w:rPr/>
-        <w:t xml:space="preserve">Before forecasting a PR, the model needs to understand whether </w:t>
-      </w:r>
-      <w:r>
-        <w:rPr/>
-        <w:t>I am</w:t>
-      </w:r>
-      <w:r>
-        <w:rPr/>
-        <w:t xml:space="preserve"> in an active improvement phase or on a plateau. This function analyses </w:t>
-      </w:r>
-      <w:r>
-        <w:rPr/>
-        <w:t>my</w:t>
-      </w:r>
-      <w:r>
-        <w:rPr/>
-        <w:t xml:space="preserve"> history of personal bests to find where the current "training block" started.</w:t>
-      </w:r>
-    </w:p>
-    <w:p>
-      <w:pPr>
-        <w:pStyle w:val="Normal"/>
-        <w:rPr/>
-      </w:pPr>
-      <w:r>
-        <w:rPr/>
-      </w:r>
-    </w:p>
-    <w:p>
-      <w:pPr>
-        <w:pStyle w:val="Normal"/>
-        <w:rPr/>
-      </w:pPr>
-      <w:r>
-        <w:rPr/>
-        <w:t xml:space="preserve">A new block starts whenever there's a long plateau — 6 or more consecutive sessions with no improvement in your running best. The idea is that after a plateau, a new training cycle begins and the old data becomes less relevant for predicting your trajectory. </w:t>
-      </w:r>
-    </w:p>
-    <w:p>
-      <w:pPr>
-        <w:pStyle w:val="Normal"/>
-        <w:ind w:start="576"/>
-        <w:rPr/>
-      </w:pPr>
-      <w:r>
-        <w:rPr>
-          <w:rFonts w:ascii="Courier New" w:hAnsi="Courier New"/>
-          <w:sz w:val="18"/>
-        </w:rPr>
-        <w:t>FUNCTION _detect_block_start(running_best_series):</w:t>
-      </w:r>
-    </w:p>
-    <w:p>
-      <w:pPr>
-        <w:pStyle w:val="Normal"/>
-        <w:ind w:start="576"/>
-        <w:rPr/>
-      </w:pPr>
-      <w:r>
-        <w:rPr>
-          <w:rFonts w:ascii="Courier New" w:hAnsi="Courier New"/>
-          <w:sz w:val="18"/>
-        </w:rPr>
-        <w:t xml:space="preserve">    </w:t>
-      </w:r>
-      <w:r>
-        <w:rPr>
-          <w:rFonts w:ascii="Courier New" w:hAnsi="Courier New"/>
-          <w:sz w:val="18"/>
-        </w:rPr>
-        <w:t>n = total number of sessions</w:t>
-      </w:r>
-    </w:p>
-    <w:p>
-      <w:pPr>
-        <w:pStyle w:val="Normal"/>
-        <w:ind w:start="576"/>
-        <w:rPr/>
-      </w:pPr>
-      <w:r>
-        <w:rPr>
-          <w:rFonts w:ascii="Courier New" w:hAnsi="Courier New"/>
-          <w:sz w:val="18"/>
-        </w:rPr>
-        <w:t xml:space="preserve">    </w:t>
-      </w:r>
-      <w:r>
-        <w:rPr>
-          <w:rFonts w:ascii="Courier New" w:hAnsi="Courier New"/>
-          <w:sz w:val="18"/>
-        </w:rPr>
-        <w:t>IF n is very small (≤ 6): RETURN (start=0, is_plateau=False)</w:t>
-      </w:r>
-    </w:p>
-    <w:p>
-      <w:pPr>
-        <w:pStyle w:val="Normal"/>
-        <w:ind w:start="576"/>
-        <w:rPr/>
-      </w:pPr>
-      <w:r>
-        <w:rPr/>
-      </w:r>
-    </w:p>
-    <w:p>
-      <w:pPr>
-        <w:pStyle w:val="Normal"/>
-        <w:ind w:start="576"/>
-        <w:rPr/>
-      </w:pPr>
-      <w:r>
-        <w:rPr>
-          <w:rFonts w:ascii="Courier New" w:hAnsi="Courier New"/>
-          <w:sz w:val="18"/>
-        </w:rPr>
-        <w:t xml:space="preserve">    </w:t>
-      </w:r>
-      <w:r>
-        <w:rPr>
-          <w:rFonts w:ascii="Courier New" w:hAnsi="Courier New"/>
-          <w:sz w:val="18"/>
-        </w:rPr>
-        <w:t>find all positions where the running best actually improved</w:t>
-      </w:r>
-    </w:p>
-    <w:p>
-      <w:pPr>
-        <w:pStyle w:val="Normal"/>
-        <w:ind w:start="576"/>
-        <w:rPr/>
-      </w:pPr>
-      <w:r>
-        <w:rPr>
-          <w:rFonts w:ascii="Courier New" w:hAnsi="Courier New"/>
-          <w:sz w:val="18"/>
-        </w:rPr>
-        <w:t xml:space="preserve">    </w:t>
-      </w:r>
-      <w:r>
-        <w:rPr>
-          <w:rFonts w:ascii="Courier New" w:hAnsi="Courier New"/>
-          <w:sz w:val="18"/>
-        </w:rPr>
-        <w:t>-- these are the "progress points"</w:t>
-      </w:r>
-    </w:p>
-    <w:p>
-      <w:pPr>
-        <w:pStyle w:val="Normal"/>
-        <w:ind w:start="576"/>
-        <w:rPr/>
-      </w:pPr>
-      <w:r>
-        <w:rPr/>
-      </w:r>
-    </w:p>
-    <w:p>
-      <w:pPr>
-        <w:pStyle w:val="Normal"/>
-        <w:ind w:start="576"/>
-        <w:rPr/>
-      </w:pPr>
-      <w:r>
-        <w:rPr>
-          <w:rFonts w:ascii="Courier New" w:hAnsi="Courier New"/>
-          <w:sz w:val="18"/>
-        </w:rPr>
-        <w:t xml:space="preserve">    </w:t>
-      </w:r>
-      <w:r>
-        <w:rPr>
-          <w:rFonts w:ascii="Courier New" w:hAnsi="Courier New"/>
-          <w:sz w:val="18"/>
-        </w:rPr>
-        <w:t>tail_gap = sessions since the last progress point</w:t>
-      </w:r>
-    </w:p>
-    <w:p>
-      <w:pPr>
-        <w:pStyle w:val="Normal"/>
-        <w:ind w:start="576"/>
-        <w:rPr/>
-      </w:pPr>
-      <w:r>
-        <w:rPr>
-          <w:rFonts w:ascii="Courier New" w:hAnsi="Courier New"/>
-          <w:sz w:val="18"/>
-        </w:rPr>
-        <w:t xml:space="preserve">    </w:t>
-      </w:r>
-      <w:r>
-        <w:rPr>
-          <w:rFonts w:ascii="Courier New" w:hAnsi="Courier New"/>
-          <w:sz w:val="18"/>
-        </w:rPr>
-        <w:t>is_plateau = True IF tail_gap &gt;= 6 (no improvement in last 6 sessions)</w:t>
-      </w:r>
-    </w:p>
-    <w:p>
-      <w:pPr>
-        <w:pStyle w:val="Normal"/>
-        <w:ind w:start="576"/>
-        <w:rPr/>
-      </w:pPr>
-      <w:r>
-        <w:rPr/>
-      </w:r>
-    </w:p>
-    <w:p>
-      <w:pPr>
-        <w:pStyle w:val="Normal"/>
-        <w:ind w:start="576"/>
-        <w:rPr/>
-      </w:pPr>
-      <w:r>
-        <w:rPr>
-          <w:rFonts w:ascii="Courier New" w:hAnsi="Courier New"/>
-          <w:sz w:val="18"/>
-        </w:rPr>
-        <w:t xml:space="preserve">    </w:t>
-      </w:r>
-      <w:r>
-        <w:rPr>
-          <w:rFonts w:ascii="Courier New" w:hAnsi="Courier New"/>
-          <w:sz w:val="18"/>
-        </w:rPr>
-        <w:t>IF currently in a plateau:</w:t>
-      </w:r>
-    </w:p>
-    <w:p>
-      <w:pPr>
-        <w:pStyle w:val="Normal"/>
-        <w:ind w:start="576"/>
-        <w:rPr/>
-      </w:pPr>
-      <w:r>
-        <w:rPr>
-          <w:rFonts w:ascii="Courier New" w:hAnsi="Courier New"/>
-          <w:sz w:val="18"/>
-        </w:rPr>
-        <w:t xml:space="preserve">        </w:t>
-      </w:r>
-      <w:r>
-        <w:rPr>
-          <w:rFonts w:ascii="Courier New" w:hAnsi="Courier New"/>
-          <w:sz w:val="18"/>
-        </w:rPr>
-        <w:t>block_start = the last progress point</w:t>
-      </w:r>
-    </w:p>
-    <w:p>
-      <w:pPr>
-        <w:pStyle w:val="Normal"/>
-        <w:ind w:start="576"/>
-        <w:rPr/>
-      </w:pPr>
-      <w:r>
-        <w:rPr>
-          <w:rFonts w:ascii="Courier New" w:hAnsi="Courier New"/>
-          <w:sz w:val="18"/>
-        </w:rPr>
-        <w:t xml:space="preserve">        </w:t>
-      </w:r>
-      <w:r>
-        <w:rPr>
-          <w:rFonts w:ascii="Courier New" w:hAnsi="Courier New"/>
-          <w:sz w:val="18"/>
-        </w:rPr>
-        <w:t>RETURN (block_start, is_plateau=True)</w:t>
-      </w:r>
-    </w:p>
-    <w:p>
-      <w:pPr>
-        <w:pStyle w:val="Normal"/>
-        <w:ind w:start="576"/>
-        <w:rPr/>
-      </w:pPr>
-      <w:r>
-        <w:rPr/>
-      </w:r>
-    </w:p>
-    <w:p>
-      <w:pPr>
-        <w:pStyle w:val="Normal"/>
-        <w:ind w:start="576"/>
-        <w:rPr/>
-      </w:pPr>
-      <w:r>
-        <w:rPr>
-          <w:rFonts w:ascii="Courier New" w:hAnsi="Courier New"/>
-          <w:sz w:val="18"/>
-        </w:rPr>
-        <w:t xml:space="preserve">    </w:t>
-      </w:r>
-      <w:r>
-        <w:rPr>
-          <w:rFonts w:ascii="Courier New" w:hAnsi="Courier New"/>
-          <w:sz w:val="18"/>
-        </w:rPr>
-        <w:t>IF currently improving:</w:t>
-      </w:r>
-    </w:p>
-    <w:p>
-      <w:pPr>
-        <w:pStyle w:val="Normal"/>
-        <w:ind w:start="576"/>
-        <w:rPr/>
-      </w:pPr>
-      <w:r>
-        <w:rPr>
-          <w:rFonts w:ascii="Courier New" w:hAnsi="Courier New"/>
-          <w:sz w:val="18"/>
-        </w:rPr>
-        <w:t xml:space="preserve">        </w:t>
-      </w:r>
-      <w:r>
-        <w:rPr>
-          <w:rFonts w:ascii="Courier New" w:hAnsi="Courier New"/>
-          <w:sz w:val="18"/>
-        </w:rPr>
-        <w:t>scan backwards through progress points</w:t>
-      </w:r>
-    </w:p>
-    <w:p>
-      <w:pPr>
-        <w:pStyle w:val="Normal"/>
-        <w:ind w:start="576"/>
-        <w:rPr/>
-      </w:pPr>
-      <w:r>
-        <w:rPr>
-          <w:rFonts w:ascii="Courier New" w:hAnsi="Courier New"/>
-          <w:sz w:val="18"/>
-        </w:rPr>
-        <w:t xml:space="preserve">        </w:t>
-      </w:r>
-      <w:r>
-        <w:rPr>
-          <w:rFonts w:ascii="Courier New" w:hAnsi="Courier New"/>
-          <w:sz w:val="18"/>
-        </w:rPr>
-        <w:t>look for a gap of &gt;= 6 between consecutive progress points</w:t>
-      </w:r>
-    </w:p>
-    <w:p>
-      <w:pPr>
-        <w:pStyle w:val="Normal"/>
-        <w:ind w:start="576"/>
-        <w:rPr/>
-      </w:pPr>
-      <w:r>
-        <w:rPr>
-          <w:rFonts w:ascii="Courier New" w:hAnsi="Courier New"/>
-          <w:sz w:val="18"/>
-        </w:rPr>
-        <w:t xml:space="preserve">        </w:t>
-      </w:r>
-      <w:r>
-        <w:rPr>
-          <w:rFonts w:ascii="Courier New" w:hAnsi="Courier New"/>
-          <w:sz w:val="18"/>
-        </w:rPr>
-        <w:t>RETURN the position after that gap (= start of current block)</w:t>
-      </w:r>
-    </w:p>
-    <w:p>
-      <w:pPr>
-        <w:pStyle w:val="Normal"/>
-        <w:ind w:start="576"/>
-        <w:rPr/>
-      </w:pPr>
-      <w:r>
-        <w:rPr/>
-      </w:r>
-    </w:p>
-    <w:p>
-      <w:pPr>
-        <w:pStyle w:val="Normal"/>
-        <w:ind w:start="576"/>
-        <w:rPr/>
-      </w:pPr>
-      <w:r>
-        <w:rPr>
-          <w:rFonts w:ascii="Courier New" w:hAnsi="Courier New"/>
-          <w:sz w:val="18"/>
-        </w:rPr>
-        <w:t xml:space="preserve">    </w:t>
-      </w:r>
-      <w:r>
-        <w:rPr>
-          <w:rFonts w:ascii="Courier New" w:hAnsi="Courier New"/>
-          <w:sz w:val="18"/>
-        </w:rPr>
-        <w:t>IF no gaps found: whole history is one block</w:t>
-      </w:r>
-    </w:p>
-    <w:p>
-      <w:pPr>
-        <w:pStyle w:val="Normal"/>
-        <w:ind w:start="576"/>
-        <w:rPr/>
-      </w:pPr>
-      <w:r>
-        <w:rPr>
-          <w:rFonts w:ascii="Courier New" w:hAnsi="Courier New"/>
-          <w:sz w:val="18"/>
-        </w:rPr>
-        <w:t xml:space="preserve">        </w:t>
-      </w:r>
-      <w:r>
-        <w:rPr>
-          <w:rFonts w:ascii="Courier New" w:hAnsi="Courier New"/>
-          <w:sz w:val="18"/>
-        </w:rPr>
-        <w:t>RETURN (start=0, is_plateau=False)</w:t>
-      </w:r>
-    </w:p>
-    <w:p>
-      <w:pPr>
-        <w:pStyle w:val="Heading2"/>
-        <w:rPr/>
-      </w:pPr>
-      <w:r>
-        <w:rPr/>
-        <w:t>forecast_prs() — Block-Aware Recency-Weighted Forecasting</w:t>
-      </w:r>
-    </w:p>
-    <w:p>
-      <w:pPr>
-        <w:pStyle w:val="Normal"/>
-        <w:rPr/>
-      </w:pPr>
-      <w:r>
-        <w:rPr/>
-        <w:t xml:space="preserve">This is the most sophisticated function in the project. It predicts when </w:t>
-      </w:r>
-      <w:r>
-        <w:rPr/>
-        <w:t>I</w:t>
-      </w:r>
-      <w:r>
-        <w:rPr/>
-        <w:t xml:space="preserve">'ll hit </w:t>
-      </w:r>
-      <w:r>
-        <w:rPr/>
-        <w:t>my</w:t>
-      </w:r>
-      <w:r>
-        <w:rPr/>
-        <w:t xml:space="preserve"> next PR by fitting a trend line to </w:t>
-      </w:r>
-      <w:r>
-        <w:rPr/>
-        <w:t>my</w:t>
-      </w:r>
-      <w:r>
-        <w:rPr/>
-        <w:t xml:space="preserve"> progress — but only on data from the current training block, and with more recent sessions weighted more heavily.</w:t>
-      </w:r>
-    </w:p>
-    <w:p>
-      <w:pPr>
-        <w:pStyle w:val="Normal"/>
-        <w:rPr/>
-      </w:pPr>
-      <w:r>
-        <w:rPr/>
-      </w:r>
-    </w:p>
-    <w:p>
-      <w:pPr>
-        <w:pStyle w:val="Normal"/>
-        <w:rPr/>
-      </w:pPr>
-      <w:r>
-        <w:rPr/>
-        <w:t xml:space="preserve">Why block-aware? Fitting a straight line across </w:t>
-      </w:r>
-      <w:r>
-        <w:rPr/>
-        <w:t>my</w:t>
-      </w:r>
-      <w:r>
-        <w:rPr/>
-        <w:t xml:space="preserve"> whole history gives a misleading flat slope if you had a long plateau in the middle. By fitting only the current block, the slope reflects your current trajectory.</w:t>
+        <w:t xml:space="preserve"> current trajectory.</w:t>
       </w:r>
     </w:p>
     <w:p>
@@ -7335,7 +7358,15 @@
       </w:pPr>
       <w:r>
         <w:rPr/>
-        <w:t>To make this concrete, here is what happens when you ask "How consistent have I been training?"</w:t>
+        <w:t xml:space="preserve">To make this concrete, here is what happens when </w:t>
+      </w:r>
+      <w:r>
+        <w:rPr/>
+        <w:t>I</w:t>
+      </w:r>
+      <w:r>
+        <w:rPr/>
+        <w:t xml:space="preserve"> ask "How consistent have I been training?"</w:t>
       </w:r>
     </w:p>
     <w:p>
@@ -7495,15 +7526,7 @@
       </w:pPr>
       <w:r>
         <w:rPr/>
-        <w:t xml:space="preserve">This is the entry point — the file </w:t>
-      </w:r>
-      <w:r>
-        <w:rPr/>
-        <w:t>I</w:t>
-      </w:r>
-      <w:r>
-        <w:rPr/>
-        <w:t xml:space="preserve"> run to start the app. It creates the web interface using Streamlit, handles the chat UI, and wires the user's messages to the agent.</w:t>
+        <w:t>This is the entry point — the file I run to start the app. It creates the web interface using Streamlit, handles the chat UI, and wires the user's messages to the agent.</w:t>
       </w:r>
     </w:p>
     <w:p>
@@ -8334,7 +8357,15 @@
       </w:pPr>
       <w:r>
         <w:rPr/>
-        <w:t>Here is a complete trace of what happens when you type "When is my next PR on Back Squat likely?" into the chat after having already asked one question (so there is existing history).</w:t>
+        <w:t xml:space="preserve">Here is a complete trace of what happens when </w:t>
+      </w:r>
+      <w:r>
+        <w:rPr/>
+        <w:t>I</w:t>
+      </w:r>
+      <w:r>
+        <w:rPr/>
+        <w:t xml:space="preserve"> type "When is my next PR on Back Squat likely?" into the chat after having already asked one question (so there is existing history).</w:t>
       </w:r>
     </w:p>
     <w:p>
@@ -9188,7 +9219,27 @@
       </w:r>
       <w:r>
         <w:rPr/>
-        <w:t xml:space="preserve"> — the service that gives you access to Claude. You send messages and tool definitions; Claude sends back either tool call requests or a final text answer.</w:t>
+        <w:t xml:space="preserve"> — the service that gives </w:t>
+      </w:r>
+      <w:r>
+        <w:rPr/>
+        <w:t>me</w:t>
+      </w:r>
+      <w:r>
+        <w:rPr/>
+        <w:t xml:space="preserve"> access to Claude. </w:t>
+      </w:r>
+      <w:r>
+        <w:rPr/>
+        <w:t>I</w:t>
+      </w:r>
+      <w:r>
+        <w:rPr/>
+        <w:t xml:space="preserve"> send messages and tool definitions; Claude sends back either tool call requests or a final text answer. </w:t>
+      </w:r>
+      <w:r>
+        <w:rPr/>
+        <w:t>My API key is not working currently ($).</w:t>
       </w:r>
     </w:p>
     <w:p>
@@ -9338,7 +9389,23 @@
       </w:r>
       <w:r>
         <w:rPr/>
-        <w:t xml:space="preserve"> — a machine learning algorithm that automatically groups similar items together. You tell it how many groups (k) you want; it figures out which items belong together.</w:t>
+        <w:t xml:space="preserve"> — a machine learning algorithm that automatically groups similar items together. </w:t>
+      </w:r>
+      <w:r>
+        <w:rPr/>
+        <w:t>I</w:t>
+      </w:r>
+      <w:r>
+        <w:rPr/>
+        <w:t xml:space="preserve"> tell it how many groups (k) </w:t>
+      </w:r>
+      <w:r>
+        <w:rPr/>
+        <w:t>I</w:t>
+      </w:r>
+      <w:r>
+        <w:rPr/>
+        <w:t xml:space="preserve"> want; it figures out which items belong together.</w:t>
       </w:r>
     </w:p>
     <w:p>
@@ -9442,7 +9509,15 @@
       </w:r>
       <w:r>
         <w:rPr/>
-        <w:t xml:space="preserve"> — completing the workout at the weight and standards written in the programming. SCALED means you modified it (lighter weight, shorter distance, etc.).</w:t>
+        <w:t xml:space="preserve"> — completing the workout at the weight and standards written in the programming. SCALED means </w:t>
+      </w:r>
+      <w:r>
+        <w:rPr/>
+        <w:t>I</w:t>
+      </w:r>
+      <w:r>
+        <w:rPr/>
+        <w:t xml:space="preserve"> modified it (lighter weight, shorter distance, etc.).</w:t>
       </w:r>
     </w:p>
     <w:sectPr>
@@ -9487,6 +9562,7 @@
         </w:tabs>
         <w:ind w:start="1080" w:hanging="360"/>
       </w:pPr>
+      <w:rPr/>
     </w:lvl>
     <w:lvl w:ilvl="2">
       <w:start w:val="1"/>
@@ -9499,6 +9575,7 @@
         </w:tabs>
         <w:ind w:start="1440" w:hanging="360"/>
       </w:pPr>
+      <w:rPr/>
     </w:lvl>
     <w:lvl w:ilvl="3">
       <w:start w:val="1"/>
@@ -9511,6 +9588,7 @@
         </w:tabs>
         <w:ind w:start="1800" w:hanging="360"/>
       </w:pPr>
+      <w:rPr/>
     </w:lvl>
     <w:lvl w:ilvl="4">
       <w:start w:val="1"/>
@@ -9523,6 +9601,7 @@
         </w:tabs>
         <w:ind w:start="2160" w:hanging="360"/>
       </w:pPr>
+      <w:rPr/>
     </w:lvl>
     <w:lvl w:ilvl="5">
       <w:start w:val="1"/>
@@ -9535,6 +9614,7 @@
         </w:tabs>
         <w:ind w:start="2520" w:hanging="360"/>
       </w:pPr>
+      <w:rPr/>
     </w:lvl>
     <w:lvl w:ilvl="6">
       <w:start w:val="1"/>
@@ -9547,6 +9627,7 @@
         </w:tabs>
         <w:ind w:start="2880" w:hanging="360"/>
       </w:pPr>
+      <w:rPr/>
     </w:lvl>
     <w:lvl w:ilvl="7">
       <w:start w:val="1"/>
@@ -9559,6 +9640,7 @@
         </w:tabs>
         <w:ind w:start="3240" w:hanging="360"/>
       </w:pPr>
+      <w:rPr/>
     </w:lvl>
     <w:lvl w:ilvl="8">
       <w:start w:val="1"/>
@@ -9571,6 +9653,7 @@
         </w:tabs>
         <w:ind w:start="3600" w:hanging="360"/>
       </w:pPr>
+      <w:rPr/>
     </w:lvl>
   </w:abstractNum>
   <w:abstractNum w:abstractNumId="2">
@@ -9600,6 +9683,7 @@
         </w:tabs>
         <w:ind w:start="1080" w:hanging="360"/>
       </w:pPr>
+      <w:rPr/>
     </w:lvl>
     <w:lvl w:ilvl="2">
       <w:start w:val="1"/>
@@ -9612,6 +9696,7 @@
         </w:tabs>
         <w:ind w:start="1440" w:hanging="360"/>
       </w:pPr>
+      <w:rPr/>
     </w:lvl>
     <w:lvl w:ilvl="3">
       <w:start w:val="1"/>
@@ -9624,6 +9709,7 @@
         </w:tabs>
         <w:ind w:start="1800" w:hanging="360"/>
       </w:pPr>
+      <w:rPr/>
     </w:lvl>
     <w:lvl w:ilvl="4">
       <w:start w:val="1"/>
@@ -9636,6 +9722,7 @@
         </w:tabs>
         <w:ind w:start="2160" w:hanging="360"/>
       </w:pPr>
+      <w:rPr/>
     </w:lvl>
     <w:lvl w:ilvl="5">
       <w:start w:val="1"/>
@@ -9648,6 +9735,7 @@
         </w:tabs>
         <w:ind w:start="2520" w:hanging="360"/>
       </w:pPr>
+      <w:rPr/>
     </w:lvl>
     <w:lvl w:ilvl="6">
       <w:start w:val="1"/>
@@ -9660,6 +9748,7 @@
         </w:tabs>
         <w:ind w:start="2880" w:hanging="360"/>
       </w:pPr>
+      <w:rPr/>
     </w:lvl>
     <w:lvl w:ilvl="7">
       <w:start w:val="1"/>
@@ -9672,6 +9761,7 @@
         </w:tabs>
         <w:ind w:start="3240" w:hanging="360"/>
       </w:pPr>
+      <w:rPr/>
     </w:lvl>
     <w:lvl w:ilvl="8">
       <w:start w:val="1"/>
@@ -9684,6 +9774,7 @@
         </w:tabs>
         <w:ind w:start="3600" w:hanging="360"/>
       </w:pPr>
+      <w:rPr/>
     </w:lvl>
   </w:abstractNum>
   <w:abstractNum w:abstractNumId="3">
@@ -9713,6 +9804,7 @@
         </w:tabs>
         <w:ind w:start="1080" w:hanging="360"/>
       </w:pPr>
+      <w:rPr/>
     </w:lvl>
     <w:lvl w:ilvl="2">
       <w:start w:val="1"/>
@@ -9725,6 +9817,7 @@
         </w:tabs>
         <w:ind w:start="1440" w:hanging="360"/>
       </w:pPr>
+      <w:rPr/>
     </w:lvl>
     <w:lvl w:ilvl="3">
       <w:start w:val="1"/>
@@ -9737,6 +9830,7 @@
         </w:tabs>
         <w:ind w:start="1800" w:hanging="360"/>
       </w:pPr>
+      <w:rPr/>
     </w:lvl>
     <w:lvl w:ilvl="4">
       <w:start w:val="1"/>
@@ -9749,6 +9843,7 @@
         </w:tabs>
         <w:ind w:start="2160" w:hanging="360"/>
       </w:pPr>
+      <w:rPr/>
     </w:lvl>
     <w:lvl w:ilvl="5">
       <w:start w:val="1"/>
@@ -9761,6 +9856,7 @@
         </w:tabs>
         <w:ind w:start="2520" w:hanging="360"/>
       </w:pPr>
+      <w:rPr/>
     </w:lvl>
     <w:lvl w:ilvl="6">
       <w:start w:val="1"/>
@@ -9773,6 +9869,7 @@
         </w:tabs>
         <w:ind w:start="2880" w:hanging="360"/>
       </w:pPr>
+      <w:rPr/>
     </w:lvl>
     <w:lvl w:ilvl="7">
       <w:start w:val="1"/>
@@ -9785,6 +9882,7 @@
         </w:tabs>
         <w:ind w:start="3240" w:hanging="360"/>
       </w:pPr>
+      <w:rPr/>
     </w:lvl>
     <w:lvl w:ilvl="8">
       <w:start w:val="1"/>
@@ -9797,6 +9895,7 @@
         </w:tabs>
         <w:ind w:start="3600" w:hanging="360"/>
       </w:pPr>
+      <w:rPr/>
     </w:lvl>
   </w:abstractNum>
   <w:abstractNum w:abstractNumId="4">
@@ -9824,6 +9923,7 @@
         </w:tabs>
         <w:ind w:start="1080" w:hanging="360"/>
       </w:pPr>
+      <w:rPr/>
     </w:lvl>
     <w:lvl w:ilvl="2">
       <w:start w:val="1"/>
@@ -9836,6 +9936,7 @@
         </w:tabs>
         <w:ind w:start="1440" w:hanging="360"/>
       </w:pPr>
+      <w:rPr/>
     </w:lvl>
     <w:lvl w:ilvl="3">
       <w:start w:val="1"/>
@@ -9848,6 +9949,7 @@
         </w:tabs>
         <w:ind w:start="1800" w:hanging="360"/>
       </w:pPr>
+      <w:rPr/>
     </w:lvl>
     <w:lvl w:ilvl="4">
       <w:start w:val="1"/>
@@ -9860,6 +9962,7 @@
         </w:tabs>
         <w:ind w:start="2160" w:hanging="360"/>
       </w:pPr>
+      <w:rPr/>
     </w:lvl>
     <w:lvl w:ilvl="5">
       <w:start w:val="1"/>
@@ -9872,6 +9975,7 @@
         </w:tabs>
         <w:ind w:start="2520" w:hanging="360"/>
       </w:pPr>
+      <w:rPr/>
     </w:lvl>
     <w:lvl w:ilvl="6">
       <w:start w:val="1"/>
@@ -9884,6 +9988,7 @@
         </w:tabs>
         <w:ind w:start="2880" w:hanging="360"/>
       </w:pPr>
+      <w:rPr/>
     </w:lvl>
     <w:lvl w:ilvl="7">
       <w:start w:val="1"/>
@@ -9896,6 +10001,7 @@
         </w:tabs>
         <w:ind w:start="3240" w:hanging="360"/>
       </w:pPr>
+      <w:rPr/>
     </w:lvl>
     <w:lvl w:ilvl="8">
       <w:start w:val="1"/>
@@ -9908,6 +10014,7 @@
         </w:tabs>
         <w:ind w:start="3600" w:hanging="360"/>
       </w:pPr>
+      <w:rPr/>
     </w:lvl>
   </w:abstractNum>
   <w:abstractNum w:abstractNumId="5">
@@ -9935,6 +10042,7 @@
         </w:tabs>
         <w:ind w:start="1080" w:hanging="360"/>
       </w:pPr>
+      <w:rPr/>
     </w:lvl>
     <w:lvl w:ilvl="2">
       <w:start w:val="1"/>
@@ -9947,6 +10055,7 @@
         </w:tabs>
         <w:ind w:start="1440" w:hanging="360"/>
       </w:pPr>
+      <w:rPr/>
     </w:lvl>
     <w:lvl w:ilvl="3">
       <w:start w:val="1"/>
@@ -9959,6 +10068,7 @@
         </w:tabs>
         <w:ind w:start="1800" w:hanging="360"/>
       </w:pPr>
+      <w:rPr/>
     </w:lvl>
     <w:lvl w:ilvl="4">
       <w:start w:val="1"/>
@@ -9971,6 +10081,7 @@
         </w:tabs>
         <w:ind w:start="2160" w:hanging="360"/>
       </w:pPr>
+      <w:rPr/>
     </w:lvl>
     <w:lvl w:ilvl="5">
       <w:start w:val="1"/>
@@ -9983,6 +10094,7 @@
         </w:tabs>
         <w:ind w:start="2520" w:hanging="360"/>
       </w:pPr>
+      <w:rPr/>
     </w:lvl>
     <w:lvl w:ilvl="6">
       <w:start w:val="1"/>
@@ -9995,6 +10107,7 @@
         </w:tabs>
         <w:ind w:start="2880" w:hanging="360"/>
       </w:pPr>
+      <w:rPr/>
     </w:lvl>
     <w:lvl w:ilvl="7">
       <w:start w:val="1"/>
@@ -10007,6 +10120,7 @@
         </w:tabs>
         <w:ind w:start="3240" w:hanging="360"/>
       </w:pPr>
+      <w:rPr/>
     </w:lvl>
     <w:lvl w:ilvl="8">
       <w:start w:val="1"/>
@@ -10019,6 +10133,7 @@
         </w:tabs>
         <w:ind w:start="3600" w:hanging="360"/>
       </w:pPr>
+      <w:rPr/>
     </w:lvl>
   </w:abstractNum>
   <w:abstractNum w:abstractNumId="6">
@@ -10046,6 +10161,7 @@
         </w:tabs>
         <w:ind w:start="1080" w:hanging="360"/>
       </w:pPr>
+      <w:rPr/>
     </w:lvl>
     <w:lvl w:ilvl="2">
       <w:start w:val="1"/>
@@ -10058,6 +10174,7 @@
         </w:tabs>
         <w:ind w:start="1440" w:hanging="360"/>
       </w:pPr>
+      <w:rPr/>
     </w:lvl>
     <w:lvl w:ilvl="3">
       <w:start w:val="1"/>
@@ -10070,6 +10187,7 @@
         </w:tabs>
         <w:ind w:start="1800" w:hanging="360"/>
       </w:pPr>
+      <w:rPr/>
     </w:lvl>
     <w:lvl w:ilvl="4">
       <w:start w:val="1"/>
@@ -10082,6 +10200,7 @@
         </w:tabs>
         <w:ind w:start="2160" w:hanging="360"/>
       </w:pPr>
+      <w:rPr/>
     </w:lvl>
     <w:lvl w:ilvl="5">
       <w:start w:val="1"/>
@@ -10094,6 +10213,7 @@
         </w:tabs>
         <w:ind w:start="2520" w:hanging="360"/>
       </w:pPr>
+      <w:rPr/>
     </w:lvl>
     <w:lvl w:ilvl="6">
       <w:start w:val="1"/>
@@ -10106,6 +10226,7 @@
         </w:tabs>
         <w:ind w:start="2880" w:hanging="360"/>
       </w:pPr>
+      <w:rPr/>
     </w:lvl>
     <w:lvl w:ilvl="7">
       <w:start w:val="1"/>
@@ -10118,6 +10239,7 @@
         </w:tabs>
         <w:ind w:start="3240" w:hanging="360"/>
       </w:pPr>
+      <w:rPr/>
     </w:lvl>
     <w:lvl w:ilvl="8">
       <w:start w:val="1"/>
@@ -10130,6 +10252,7 @@
         </w:tabs>
         <w:ind w:start="3600" w:hanging="360"/>
       </w:pPr>
+      <w:rPr/>
     </w:lvl>
   </w:abstractNum>
   <w:abstractNum w:abstractNumId="7">
@@ -10280,7 +10403,7 @@
   <w:docDefaults>
     <w:rPrDefault>
       <w:rPr>
-        <w:rFonts w:ascii="Cambria" w:hAnsi="Cambria" w:eastAsia="ＭＳ 明朝" w:cs="" w:asciiTheme="minorHAnsi" w:cstheme="minorBidi" w:eastAsiaTheme="minorEastAsia" w:hAnsiTheme="minorHAnsi"/>
+        <w:rFonts w:ascii="Cambria" w:hAnsi="Cambria" w:eastAsia="" w:cs="" w:asciiTheme="minorHAnsi" w:cstheme="minorBidi" w:eastAsiaTheme="minorEastAsia" w:hAnsiTheme="minorHAnsi"/>
         <w:sz w:val="22"/>
         <w:szCs w:val="22"/>
         <w:lang w:val="en-US" w:eastAsia="en-US" w:bidi="ar-SA"/>
@@ -10437,12 +10560,13 @@
     <w:rsid w:val="00fc693f"/>
     <w:pPr>
       <w:widowControl/>
+      <w:suppressAutoHyphens w:val="true"/>
       <w:bidi w:val="0"/>
       <w:spacing w:lineRule="auto" w:line="276" w:before="0" w:after="200"/>
       <w:jc w:val="start"/>
     </w:pPr>
     <w:rPr>
-      <w:rFonts w:ascii="Cambria" w:hAnsi="Cambria" w:eastAsia="ＭＳ 明朝" w:cs="" w:asciiTheme="minorHAnsi" w:cstheme="minorBidi" w:eastAsiaTheme="minorEastAsia" w:hAnsiTheme="minorHAnsi"/>
+      <w:rFonts w:ascii="Cambria" w:hAnsi="Cambria" w:eastAsia="" w:cs="" w:asciiTheme="minorHAnsi" w:cstheme="minorBidi" w:eastAsiaTheme="minorEastAsia" w:hAnsiTheme="minorHAnsi"/>
       <w:color w:val="auto"/>
       <w:kern w:val="0"/>
       <w:sz w:val="22"/>
@@ -10465,7 +10589,7 @@
       <w:outlineLvl w:val="0"/>
     </w:pPr>
     <w:rPr>
-      <w:rFonts w:ascii="Calibri" w:hAnsi="Calibri" w:eastAsia="ＭＳ ゴシック" w:cs="" w:asciiTheme="majorHAnsi" w:cstheme="majorBidi" w:eastAsiaTheme="majorEastAsia" w:hAnsiTheme="majorHAnsi"/>
+      <w:rFonts w:ascii="Calibri" w:hAnsi="Calibri" w:eastAsia="" w:cs="" w:asciiTheme="majorHAnsi" w:cstheme="majorBidi" w:eastAsiaTheme="majorEastAsia" w:hAnsiTheme="majorHAnsi"/>
       <w:b/>
       <w:bCs/>
       <w:color w:themeColor="accent1" w:themeShade="bf" w:val="365F91"/>
@@ -10489,7 +10613,7 @@
       <w:outlineLvl w:val="1"/>
     </w:pPr>
     <w:rPr>
-      <w:rFonts w:ascii="Calibri" w:hAnsi="Calibri" w:eastAsia="ＭＳ ゴシック" w:cs="" w:asciiTheme="majorHAnsi" w:cstheme="majorBidi" w:eastAsiaTheme="majorEastAsia" w:hAnsiTheme="majorHAnsi"/>
+      <w:rFonts w:ascii="Calibri" w:hAnsi="Calibri" w:eastAsia="" w:cs="" w:asciiTheme="majorHAnsi" w:cstheme="majorBidi" w:eastAsiaTheme="majorEastAsia" w:hAnsiTheme="majorHAnsi"/>
       <w:b/>
       <w:bCs/>
       <w:color w:themeColor="accent1" w:val="4F81BD"/>
@@ -10513,7 +10637,7 @@
       <w:outlineLvl w:val="2"/>
     </w:pPr>
     <w:rPr>
-      <w:rFonts w:ascii="Calibri" w:hAnsi="Calibri" w:eastAsia="ＭＳ ゴシック" w:cs="" w:asciiTheme="majorHAnsi" w:cstheme="majorBidi" w:eastAsiaTheme="majorEastAsia" w:hAnsiTheme="majorHAnsi"/>
+      <w:rFonts w:ascii="Calibri" w:hAnsi="Calibri" w:eastAsia="" w:cs="" w:asciiTheme="majorHAnsi" w:cstheme="majorBidi" w:eastAsiaTheme="majorEastAsia" w:hAnsiTheme="majorHAnsi"/>
       <w:b/>
       <w:bCs/>
       <w:color w:themeColor="accent1" w:val="4F81BD"/>
@@ -10536,7 +10660,7 @@
       <w:outlineLvl w:val="3"/>
     </w:pPr>
     <w:rPr>
-      <w:rFonts w:ascii="Calibri" w:hAnsi="Calibri" w:eastAsia="ＭＳ ゴシック" w:cs="" w:asciiTheme="majorHAnsi" w:cstheme="majorBidi" w:eastAsiaTheme="majorEastAsia" w:hAnsiTheme="majorHAnsi"/>
+      <w:rFonts w:ascii="Calibri" w:hAnsi="Calibri" w:eastAsia="" w:cs="" w:asciiTheme="majorHAnsi" w:cstheme="majorBidi" w:eastAsiaTheme="majorEastAsia" w:hAnsiTheme="majorHAnsi"/>
       <w:b/>
       <w:bCs/>
       <w:i/>
@@ -10561,7 +10685,7 @@
       <w:outlineLvl w:val="4"/>
     </w:pPr>
     <w:rPr>
-      <w:rFonts w:ascii="Calibri" w:hAnsi="Calibri" w:eastAsia="ＭＳ ゴシック" w:cs="" w:asciiTheme="majorHAnsi" w:cstheme="majorBidi" w:eastAsiaTheme="majorEastAsia" w:hAnsiTheme="majorHAnsi"/>
+      <w:rFonts w:ascii="Calibri" w:hAnsi="Calibri" w:eastAsia="" w:cs="" w:asciiTheme="majorHAnsi" w:cstheme="majorBidi" w:eastAsiaTheme="majorEastAsia" w:hAnsiTheme="majorHAnsi"/>
       <w:color w:themeColor="accent1" w:themeShade="7f" w:val="243F60"/>
     </w:rPr>
   </w:style>
@@ -10582,7 +10706,7 @@
       <w:outlineLvl w:val="5"/>
     </w:pPr>
     <w:rPr>
-      <w:rFonts w:ascii="Calibri" w:hAnsi="Calibri" w:eastAsia="ＭＳ ゴシック" w:cs="" w:asciiTheme="majorHAnsi" w:cstheme="majorBidi" w:eastAsiaTheme="majorEastAsia" w:hAnsiTheme="majorHAnsi"/>
+      <w:rFonts w:ascii="Calibri" w:hAnsi="Calibri" w:eastAsia="" w:cs="" w:asciiTheme="majorHAnsi" w:cstheme="majorBidi" w:eastAsiaTheme="majorEastAsia" w:hAnsiTheme="majorHAnsi"/>
       <w:i/>
       <w:iCs/>
       <w:color w:themeColor="accent1" w:themeShade="7f" w:val="243F60"/>
@@ -10605,7 +10729,7 @@
       <w:outlineLvl w:val="6"/>
     </w:pPr>
     <w:rPr>
-      <w:rFonts w:ascii="Calibri" w:hAnsi="Calibri" w:eastAsia="ＭＳ ゴシック" w:cs="" w:asciiTheme="majorHAnsi" w:cstheme="majorBidi" w:eastAsiaTheme="majorEastAsia" w:hAnsiTheme="majorHAnsi"/>
+      <w:rFonts w:ascii="Calibri" w:hAnsi="Calibri" w:eastAsia="" w:cs="" w:asciiTheme="majorHAnsi" w:cstheme="majorBidi" w:eastAsiaTheme="majorEastAsia" w:hAnsiTheme="majorHAnsi"/>
       <w:i/>
       <w:iCs/>
       <w:color w:themeColor="text1" w:themeTint="bf" w:val="404040"/>
@@ -10628,7 +10752,7 @@
       <w:outlineLvl w:val="7"/>
     </w:pPr>
     <w:rPr>
-      <w:rFonts w:ascii="Calibri" w:hAnsi="Calibri" w:eastAsia="ＭＳ ゴシック" w:cs="" w:asciiTheme="majorHAnsi" w:cstheme="majorBidi" w:eastAsiaTheme="majorEastAsia" w:hAnsiTheme="majorHAnsi"/>
+      <w:rFonts w:ascii="Calibri" w:hAnsi="Calibri" w:eastAsia="" w:cs="" w:asciiTheme="majorHAnsi" w:cstheme="majorBidi" w:eastAsiaTheme="majorEastAsia" w:hAnsiTheme="majorHAnsi"/>
       <w:color w:themeColor="accent1" w:val="4F81BD"/>
       <w:sz w:val="20"/>
       <w:szCs w:val="20"/>
@@ -10651,7 +10775,7 @@
       <w:outlineLvl w:val="8"/>
     </w:pPr>
     <w:rPr>
-      <w:rFonts w:ascii="Calibri" w:hAnsi="Calibri" w:eastAsia="ＭＳ ゴシック" w:cs="" w:asciiTheme="majorHAnsi" w:cstheme="majorBidi" w:eastAsiaTheme="majorEastAsia" w:hAnsiTheme="majorHAnsi"/>
+      <w:rFonts w:ascii="Calibri" w:hAnsi="Calibri" w:eastAsia="" w:cs="" w:asciiTheme="majorHAnsi" w:cstheme="majorBidi" w:eastAsiaTheme="majorEastAsia" w:hAnsiTheme="majorHAnsi"/>
       <w:i/>
       <w:iCs/>
       <w:color w:themeColor="text1" w:themeTint="bf" w:val="404040"/>
@@ -10693,7 +10817,7 @@
     <w:qFormat/>
     <w:rsid w:val="00fc693f"/>
     <w:rPr>
-      <w:rFonts w:ascii="Calibri" w:hAnsi="Calibri" w:eastAsia="ＭＳ ゴシック" w:cs="" w:asciiTheme="majorHAnsi" w:cstheme="majorBidi" w:eastAsiaTheme="majorEastAsia" w:hAnsiTheme="majorHAnsi"/>
+      <w:rFonts w:ascii="Calibri" w:hAnsi="Calibri" w:eastAsia="" w:cs="" w:asciiTheme="majorHAnsi" w:cstheme="majorBidi" w:eastAsiaTheme="majorEastAsia" w:hAnsiTheme="majorHAnsi"/>
       <w:b/>
       <w:bCs/>
       <w:color w:themeColor="accent1" w:themeShade="bf" w:val="365F91"/>
@@ -10709,7 +10833,7 @@
     <w:qFormat/>
     <w:rsid w:val="00fc693f"/>
     <w:rPr>
-      <w:rFonts w:ascii="Calibri" w:hAnsi="Calibri" w:eastAsia="ＭＳ ゴシック" w:cs="" w:asciiTheme="majorHAnsi" w:cstheme="majorBidi" w:eastAsiaTheme="majorEastAsia" w:hAnsiTheme="majorHAnsi"/>
+      <w:rFonts w:ascii="Calibri" w:hAnsi="Calibri" w:eastAsia="" w:cs="" w:asciiTheme="majorHAnsi" w:cstheme="majorBidi" w:eastAsiaTheme="majorEastAsia" w:hAnsiTheme="majorHAnsi"/>
       <w:b/>
       <w:bCs/>
       <w:color w:themeColor="accent1" w:val="4F81BD"/>
@@ -10725,7 +10849,7 @@
     <w:qFormat/>
     <w:rsid w:val="00fc693f"/>
     <w:rPr>
-      <w:rFonts w:ascii="Calibri" w:hAnsi="Calibri" w:eastAsia="ＭＳ ゴシック" w:cs="" w:asciiTheme="majorHAnsi" w:cstheme="majorBidi" w:eastAsiaTheme="majorEastAsia" w:hAnsiTheme="majorHAnsi"/>
+      <w:rFonts w:ascii="Calibri" w:hAnsi="Calibri" w:eastAsia="" w:cs="" w:asciiTheme="majorHAnsi" w:cstheme="majorBidi" w:eastAsiaTheme="majorEastAsia" w:hAnsiTheme="majorHAnsi"/>
       <w:b/>
       <w:bCs/>
       <w:color w:themeColor="accent1" w:val="4F81BD"/>
@@ -10739,7 +10863,7 @@
     <w:qFormat/>
     <w:rsid w:val="00fc693f"/>
     <w:rPr>
-      <w:rFonts w:ascii="Calibri" w:hAnsi="Calibri" w:eastAsia="ＭＳ ゴシック" w:cs="" w:asciiTheme="majorHAnsi" w:cstheme="majorBidi" w:eastAsiaTheme="majorEastAsia" w:hAnsiTheme="majorHAnsi"/>
+      <w:rFonts w:ascii="Calibri" w:hAnsi="Calibri" w:eastAsia="" w:cs="" w:asciiTheme="majorHAnsi" w:cstheme="majorBidi" w:eastAsiaTheme="majorEastAsia" w:hAnsiTheme="majorHAnsi"/>
       <w:color w:themeColor="text2" w:themeShade="bf" w:val="17365D"/>
       <w:spacing w:val="5"/>
       <w:kern w:val="2"/>
@@ -10755,7 +10879,7 @@
     <w:qFormat/>
     <w:rsid w:val="00fc693f"/>
     <w:rPr>
-      <w:rFonts w:ascii="Calibri" w:hAnsi="Calibri" w:eastAsia="ＭＳ ゴシック" w:cs="" w:asciiTheme="majorHAnsi" w:cstheme="majorBidi" w:eastAsiaTheme="majorEastAsia" w:hAnsiTheme="majorHAnsi"/>
+      <w:rFonts w:ascii="Calibri" w:hAnsi="Calibri" w:eastAsia="" w:cs="" w:asciiTheme="majorHAnsi" w:cstheme="majorBidi" w:eastAsiaTheme="majorEastAsia" w:hAnsiTheme="majorHAnsi"/>
       <w:i/>
       <w:iCs/>
       <w:color w:themeColor="accent1" w:val="4F81BD"/>
@@ -10828,7 +10952,7 @@
     <w:qFormat/>
     <w:rsid w:val="00fc693f"/>
     <w:rPr>
-      <w:rFonts w:ascii="Calibri" w:hAnsi="Calibri" w:eastAsia="ＭＳ ゴシック" w:cs="" w:asciiTheme="majorHAnsi" w:cstheme="majorBidi" w:eastAsiaTheme="majorEastAsia" w:hAnsiTheme="majorHAnsi"/>
+      <w:rFonts w:ascii="Calibri" w:hAnsi="Calibri" w:eastAsia="" w:cs="" w:asciiTheme="majorHAnsi" w:cstheme="majorBidi" w:eastAsiaTheme="majorEastAsia" w:hAnsiTheme="majorHAnsi"/>
       <w:b/>
       <w:bCs/>
       <w:i/>
@@ -10845,7 +10969,7 @@
     <w:qFormat/>
     <w:rsid w:val="00fc693f"/>
     <w:rPr>
-      <w:rFonts w:ascii="Calibri" w:hAnsi="Calibri" w:eastAsia="ＭＳ ゴシック" w:cs="" w:asciiTheme="majorHAnsi" w:cstheme="majorBidi" w:eastAsiaTheme="majorEastAsia" w:hAnsiTheme="majorHAnsi"/>
+      <w:rFonts w:ascii="Calibri" w:hAnsi="Calibri" w:eastAsia="" w:cs="" w:asciiTheme="majorHAnsi" w:cstheme="majorBidi" w:eastAsiaTheme="majorEastAsia" w:hAnsiTheme="majorHAnsi"/>
       <w:color w:themeColor="accent1" w:themeShade="7f" w:val="243F60"/>
     </w:rPr>
   </w:style>
@@ -10858,7 +10982,7 @@
     <w:qFormat/>
     <w:rsid w:val="00fc693f"/>
     <w:rPr>
-      <w:rFonts w:ascii="Calibri" w:hAnsi="Calibri" w:eastAsia="ＭＳ ゴシック" w:cs="" w:asciiTheme="majorHAnsi" w:cstheme="majorBidi" w:eastAsiaTheme="majorEastAsia" w:hAnsiTheme="majorHAnsi"/>
+      <w:rFonts w:ascii="Calibri" w:hAnsi="Calibri" w:eastAsia="" w:cs="" w:asciiTheme="majorHAnsi" w:cstheme="majorBidi" w:eastAsiaTheme="majorEastAsia" w:hAnsiTheme="majorHAnsi"/>
       <w:i/>
       <w:iCs/>
       <w:color w:themeColor="accent1" w:themeShade="7f" w:val="243F60"/>
@@ -10873,7 +10997,7 @@
     <w:qFormat/>
     <w:rsid w:val="00fc693f"/>
     <w:rPr>
-      <w:rFonts w:ascii="Calibri" w:hAnsi="Calibri" w:eastAsia="ＭＳ ゴシック" w:cs="" w:asciiTheme="majorHAnsi" w:cstheme="majorBidi" w:eastAsiaTheme="majorEastAsia" w:hAnsiTheme="majorHAnsi"/>
+      <w:rFonts w:ascii="Calibri" w:hAnsi="Calibri" w:eastAsia="" w:cs="" w:asciiTheme="majorHAnsi" w:cstheme="majorBidi" w:eastAsiaTheme="majorEastAsia" w:hAnsiTheme="majorHAnsi"/>
       <w:i/>
       <w:iCs/>
       <w:color w:themeColor="text1" w:themeTint="bf" w:val="404040"/>
@@ -10888,7 +11012,7 @@
     <w:qFormat/>
     <w:rsid w:val="00fc693f"/>
     <w:rPr>
-      <w:rFonts w:ascii="Calibri" w:hAnsi="Calibri" w:eastAsia="ＭＳ ゴシック" w:cs="" w:asciiTheme="majorHAnsi" w:cstheme="majorBidi" w:eastAsiaTheme="majorEastAsia" w:hAnsiTheme="majorHAnsi"/>
+      <w:rFonts w:ascii="Calibri" w:hAnsi="Calibri" w:eastAsia="" w:cs="" w:asciiTheme="majorHAnsi" w:cstheme="majorBidi" w:eastAsiaTheme="majorEastAsia" w:hAnsiTheme="majorHAnsi"/>
       <w:color w:themeColor="accent1" w:val="4F81BD"/>
       <w:sz w:val="20"/>
       <w:szCs w:val="20"/>
@@ -10903,7 +11027,7 @@
     <w:qFormat/>
     <w:rsid w:val="00fc693f"/>
     <w:rPr>
-      <w:rFonts w:ascii="Calibri" w:hAnsi="Calibri" w:eastAsia="ＭＳ ゴシック" w:cs="" w:asciiTheme="majorHAnsi" w:cstheme="majorBidi" w:eastAsiaTheme="majorEastAsia" w:hAnsiTheme="majorHAnsi"/>
+      <w:rFonts w:ascii="Calibri" w:hAnsi="Calibri" w:eastAsia="" w:cs="" w:asciiTheme="majorHAnsi" w:cstheme="majorBidi" w:eastAsiaTheme="majorEastAsia" w:hAnsiTheme="majorHAnsi"/>
       <w:i/>
       <w:iCs/>
       <w:color w:themeColor="text1" w:themeTint="bf" w:val="404040"/>
@@ -11133,12 +11257,13 @@
     <w:rsid w:val="00fc693f"/>
     <w:pPr>
       <w:widowControl/>
+      <w:suppressAutoHyphens w:val="true"/>
       <w:bidi w:val="0"/>
       <w:spacing w:lineRule="auto" w:line="240" w:before="0" w:after="0"/>
       <w:jc w:val="start"/>
     </w:pPr>
     <w:rPr>
-      <w:rFonts w:ascii="Cambria" w:hAnsi="Cambria" w:eastAsia="ＭＳ 明朝" w:cs="" w:asciiTheme="minorHAnsi" w:cstheme="minorBidi" w:eastAsiaTheme="minorEastAsia" w:hAnsiTheme="minorHAnsi"/>
+      <w:rFonts w:ascii="Cambria" w:hAnsi="Cambria" w:eastAsia="" w:cs="" w:asciiTheme="minorHAnsi" w:cstheme="minorBidi" w:eastAsiaTheme="minorEastAsia" w:hAnsiTheme="minorHAnsi"/>
       <w:color w:val="auto"/>
       <w:kern w:val="0"/>
       <w:sz w:val="22"/>
@@ -11162,7 +11287,7 @@
       <w:contextualSpacing/>
     </w:pPr>
     <w:rPr>
-      <w:rFonts w:ascii="Calibri" w:hAnsi="Calibri" w:eastAsia="ＭＳ ゴシック" w:cs="" w:asciiTheme="majorHAnsi" w:cstheme="majorBidi" w:eastAsiaTheme="majorEastAsia" w:hAnsiTheme="majorHAnsi"/>
+      <w:rFonts w:ascii="Calibri" w:hAnsi="Calibri" w:eastAsia="" w:cs="" w:asciiTheme="majorHAnsi" w:cstheme="majorBidi" w:eastAsiaTheme="majorEastAsia" w:hAnsiTheme="majorHAnsi"/>
       <w:color w:themeColor="text2" w:themeShade="bf" w:val="17365D"/>
       <w:spacing w:val="5"/>
       <w:kern w:val="2"/>
@@ -11180,7 +11305,7 @@
     <w:rsid w:val="00fc693f"/>
     <w:pPr/>
     <w:rPr>
-      <w:rFonts w:ascii="Calibri" w:hAnsi="Calibri" w:eastAsia="ＭＳ ゴシック" w:cs="" w:asciiTheme="majorHAnsi" w:cstheme="majorBidi" w:eastAsiaTheme="majorEastAsia" w:hAnsiTheme="majorHAnsi"/>
+      <w:rFonts w:ascii="Calibri" w:hAnsi="Calibri" w:eastAsia="" w:cs="" w:asciiTheme="majorHAnsi" w:cstheme="majorBidi" w:eastAsiaTheme="majorEastAsia" w:hAnsiTheme="majorHAnsi"/>
       <w:i/>
       <w:iCs/>
       <w:color w:themeColor="accent1" w:val="4F81BD"/>
@@ -11413,12 +11538,13 @@
         <w:tab w:val="left" w:pos="3456" w:leader="none"/>
         <w:tab w:val="left" w:pos="4032" w:leader="none"/>
       </w:tabs>
+      <w:suppressAutoHyphens w:val="true"/>
       <w:bidi w:val="0"/>
       <w:spacing w:lineRule="auto" w:line="276" w:before="0" w:after="200"/>
       <w:jc w:val="start"/>
     </w:pPr>
     <w:rPr>
-      <w:rFonts w:ascii="Courier" w:hAnsi="Courier" w:eastAsia="ＭＳ 明朝" w:cs="" w:cstheme="minorBidi" w:eastAsiaTheme="minorEastAsia"/>
+      <w:rFonts w:ascii="Courier" w:hAnsi="Courier" w:eastAsia="" w:cs="" w:cstheme="minorBidi" w:eastAsiaTheme="minorEastAsia"/>
       <w:color w:val="auto"/>
       <w:kern w:val="0"/>
       <w:sz w:val="20"/>
@@ -14616,7 +14742,6 @@
       <w:pPr>
         <w:spacing w:before="0" w:after="0" w:line="240" w:lineRule="auto"/>
       </w:pPr>
-      <w:rPr/>
       <w:tblPr/>
       <w:tcPr>
         <w:tcBorders>
@@ -14762,7 +14887,6 @@
       <w:pPr>
         <w:spacing w:before="0" w:after="0" w:line="240" w:lineRule="auto"/>
       </w:pPr>
-      <w:rPr/>
       <w:tblPr/>
       <w:tcPr>
         <w:tcBorders>
@@ -14908,7 +15032,6 @@
       <w:pPr>
         <w:spacing w:before="0" w:after="0" w:line="240" w:lineRule="auto"/>
       </w:pPr>
-      <w:rPr/>
       <w:tblPr/>
       <w:tcPr>
         <w:tcBorders>
@@ -15054,7 +15177,6 @@
       <w:pPr>
         <w:spacing w:before="0" w:after="0" w:line="240" w:lineRule="auto"/>
       </w:pPr>
-      <w:rPr/>
       <w:tblPr/>
       <w:tcPr>
         <w:tcBorders>
@@ -15200,7 +15322,6 @@
       <w:pPr>
         <w:spacing w:before="0" w:after="0" w:line="240" w:lineRule="auto"/>
       </w:pPr>
-      <w:rPr/>
       <w:tblPr/>
       <w:tcPr>
         <w:tcBorders>
@@ -15346,7 +15467,6 @@
       <w:pPr>
         <w:spacing w:before="0" w:after="0" w:line="240" w:lineRule="auto"/>
       </w:pPr>
-      <w:rPr/>
       <w:tblPr/>
       <w:tcPr>
         <w:tcBorders>
@@ -15492,7 +15612,6 @@
       <w:pPr>
         <w:spacing w:before="0" w:after="0" w:line="240" w:lineRule="auto"/>
       </w:pPr>
-      <w:rPr/>
       <w:tblPr/>
       <w:tcPr>
         <w:tcBorders>
